--- a/flask_projects/Git and github.docx
+++ b/flask_projects/Git and github.docx
@@ -1,25 +1,19 @@
 
 <file path=word/document.xml><?xml version="1.0" encoding="utf-8"?>
-<w:document xmlns:mc="http://schemas.openxmlformats.org/markup-compatibility/2006" xmlns:o="urn:schemas-microsoft-com:office:office" xmlns:r="http://schemas.openxmlformats.org/officeDocument/2006/relationships" xmlns:m="http://schemas.openxmlformats.org/officeDocument/2006/math" xmlns:v="urn:schemas-microsoft-com:vml" xmlns:wp="http://schemas.openxmlformats.org/drawingml/2006/wordprocessingDrawing" xmlns:w10="urn:schemas-microsoft-com:office:word" xmlns:w="http://schemas.openxmlformats.org/wordprocessingml/2006/main" xmlns:wne="http://schemas.microsoft.com/office/word/2006/wordml" xmlns:sl="http://schemas.openxmlformats.org/schemaLibrary/2006/main" xmlns:a="http://schemas.openxmlformats.org/drawingml/2006/main" xmlns:pic="http://schemas.openxmlformats.org/drawingml/2006/picture" xmlns:c="http://schemas.openxmlformats.org/drawingml/2006/chart" xmlns:lc="http://schemas.openxmlformats.org/drawingml/2006/lockedCanvas" xmlns:dgm="http://schemas.openxmlformats.org/drawingml/2006/diagram" xmlns:wps="http://schemas.microsoft.com/office/word/2010/wordprocessingShape" xmlns:wpg="http://schemas.microsoft.com/office/word/2010/wordprocessingGroup" xmlns:w14="http://schemas.microsoft.com/office/word/2010/wordml" xmlns:w15="http://schemas.microsoft.com/office/word/2012/wordml" xmlns:w16="http://schemas.microsoft.com/office/word/2018/wordml" xmlns:w16cex="http://schemas.microsoft.com/office/word/2018/wordml/cex" xmlns:w16cid="http://schemas.microsoft.com/office/word/2016/wordml/cid" xmlns="http://schemas.microsoft.com/office/tasks/2019/documenttasks" xmlns:cr="http://schemas.microsoft.com/office/comments/2020/reactions">
+<w:document xmlns:wpc="http://schemas.microsoft.com/office/word/2010/wordprocessingCanvas" xmlns:mc="http://schemas.openxmlformats.org/markup-compatibility/2006" xmlns:o="urn:schemas-microsoft-com:office:office" xmlns:r="http://schemas.openxmlformats.org/officeDocument/2006/relationships" xmlns:m="http://schemas.openxmlformats.org/officeDocument/2006/math" xmlns:v="urn:schemas-microsoft-com:vml" xmlns:wp14="http://schemas.microsoft.com/office/word/2010/wordprocessingDrawing" xmlns:wp="http://schemas.openxmlformats.org/drawingml/2006/wordprocessingDrawing" xmlns:w="http://schemas.openxmlformats.org/wordprocessingml/2006/main" xmlns:w14="http://schemas.microsoft.com/office/word/2010/wordml" xmlns:w10="urn:schemas-microsoft-com:office:word" xmlns:w15="http://schemas.microsoft.com/office/word/2012/wordml" xmlns:wpg="http://schemas.microsoft.com/office/word/2010/wordprocessingGroup" xmlns:wpi="http://schemas.microsoft.com/office/word/2010/wordprocessingInk" xmlns:wne="http://schemas.microsoft.com/office/word/2006/wordml" xmlns:wps="http://schemas.microsoft.com/office/word/2010/wordprocessingShape" xmlns:wpsCustomData="http://www.wps.cn/officeDocument/2013/wpsCustomData" mc:Ignorable="w14 w15 wp14">
   <w:body>
     <w:p>
       <w:pPr>
-        <w:spacing w:before="240" w:line="16.363636363636363" w:lineRule="auto"/>
+        <w:spacing w:before="240" w:line="16" w:lineRule="auto"/>
         <w:rPr>
           <w:sz w:val="24"/>
           <w:szCs w:val="24"/>
         </w:rPr>
       </w:pPr>
-      <w:r>
-        <w:rPr>
-          <w:rtl w:val="0"/>
-        </w:rPr>
-      </w:r>
-    </w:p>
-    <w:p>
-      <w:pPr>
-        <w:spacing w:before="240" w:line="16.363636363636363" w:lineRule="auto"/>
-        <w:rPr/>
+    </w:p>
+    <w:p>
+      <w:pPr>
+        <w:spacing w:before="240" w:line="16" w:lineRule="auto"/>
       </w:pPr>
       <w:r>
         <w:rPr>
@@ -27,13 +21,826 @@
           <w:szCs w:val="24"/>
           <w:rtl w:val="0"/>
         </w:rPr>
-        <w:t xml:space="preserve">1. C</w:t>
-      </w:r>
-      <w:r>
-        <w:rPr>
-          <w:rtl w:val="0"/>
-        </w:rPr>
-        <w:t xml:space="preserve">reate a new GitHub repository.</w:t>
+        <w:t>1. C</w:t>
+      </w:r>
+      <w:r>
+        <w:rPr>
+          <w:rtl w:val="0"/>
+        </w:rPr>
+        <w:t>reate a new GitHub repository.</w:t>
+      </w:r>
+    </w:p>
+    <w:p>
+      <w:pPr>
+        <w:numPr>
+          <w:ilvl w:val="0"/>
+          <w:numId w:val="1"/>
+        </w:numPr>
+        <w:spacing w:before="240" w:after="0" w:afterAutospacing="0"/>
+        <w:ind w:left="720" w:hanging="360"/>
+      </w:pPr>
+      <w:r>
+        <w:rPr>
+          <w:rtl w:val="0"/>
+        </w:rPr>
+        <w:t>Clone the repository to your local machine using SSH (generate an SSH key if needed, add the public key to your GitHub account).</w:t>
+      </w:r>
+    </w:p>
+    <w:p>
+      <w:pPr>
+        <w:numPr>
+          <w:ilvl w:val="0"/>
+          <w:numId w:val="2"/>
+        </w:numPr>
+        <w:spacing w:before="0" w:beforeAutospacing="0" w:after="0" w:afterAutospacing="0"/>
+        <w:ind w:left="720" w:hanging="360"/>
+      </w:pPr>
+      <w:r>
+        <w:rPr>
+          <w:rtl w:val="0"/>
+        </w:rPr>
+        <w:t xml:space="preserve">Create a new branch named after your username (e.g., </w:t>
+      </w:r>
+      <w:r>
+        <w:rPr>
+          <w:rFonts w:ascii="Courier New" w:hAnsi="Courier New" w:eastAsia="Courier New" w:cs="Courier New"/>
+          <w:color w:val="188038"/>
+          <w:rtl w:val="0"/>
+        </w:rPr>
+        <w:t>Tutedude</w:t>
+      </w:r>
+      <w:r>
+        <w:rPr>
+          <w:rtl w:val="0"/>
+        </w:rPr>
+        <w:t>).</w:t>
+      </w:r>
+    </w:p>
+    <w:p>
+      <w:pPr>
+        <w:numPr>
+          <w:ilvl w:val="0"/>
+          <w:numId w:val="3"/>
+        </w:numPr>
+        <w:spacing w:before="0" w:beforeAutospacing="0" w:after="0" w:afterAutospacing="0"/>
+        <w:ind w:left="720" w:hanging="360"/>
+      </w:pPr>
+      <w:r>
+        <w:rPr>
+          <w:rtl w:val="0"/>
+        </w:rPr>
+        <w:t>Add your Flask project files to this branch.</w:t>
+      </w:r>
+    </w:p>
+    <w:p>
+      <w:pPr>
+        <w:numPr>
+          <w:ilvl w:val="0"/>
+          <w:numId w:val="4"/>
+        </w:numPr>
+        <w:spacing w:before="0" w:beforeAutospacing="0" w:after="240"/>
+        <w:ind w:left="720" w:hanging="360"/>
+      </w:pPr>
+      <w:r>
+        <w:rPr>
+          <w:rtl w:val="0"/>
+        </w:rPr>
+        <w:t xml:space="preserve">Commit the changes and merge the branch into the </w:t>
+      </w:r>
+      <w:r>
+        <w:rPr>
+          <w:rFonts w:ascii="Courier New" w:hAnsi="Courier New" w:eastAsia="Courier New" w:cs="Courier New"/>
+          <w:color w:val="188038"/>
+          <w:rtl w:val="0"/>
+        </w:rPr>
+        <w:t>main</w:t>
+      </w:r>
+      <w:r>
+        <w:rPr>
+          <w:rtl w:val="0"/>
+        </w:rPr>
+        <w:t xml:space="preserve"> branch.</w:t>
+      </w:r>
+    </w:p>
+    <w:p>
+      <w:pPr>
+        <w:spacing w:before="240" w:after="240"/>
+        <w:rPr>
+          <w:rFonts w:hint="default"/>
+          <w:lang w:val="en-US"/>
+        </w:rPr>
+      </w:pPr>
+      <w:r>
+        <w:rPr>
+          <w:rFonts w:hint="default"/>
+          <w:b/>
+          <w:bCs/>
+          <w:lang w:val="en-US"/>
+        </w:rPr>
+        <w:t>Solution:</w:t>
+      </w:r>
+    </w:p>
+    <w:p>
+      <w:pPr>
+        <w:spacing w:before="240" w:after="240"/>
+        <w:ind w:left="720" w:firstLine="0"/>
+        <w:rPr>
+          <w:rFonts w:hint="default"/>
+          <w:rtl w:val="0"/>
+          <w:lang w:val="en-US"/>
+        </w:rPr>
+      </w:pPr>
+      <w:r>
+        <w:rPr>
+          <w:rtl w:val="0"/>
+        </w:rPr>
+        <w:t>generate</w:t>
+      </w:r>
+      <w:r>
+        <w:rPr>
+          <w:rFonts w:hint="default"/>
+          <w:rtl w:val="0"/>
+          <w:lang w:val="en-US"/>
+        </w:rPr>
+        <w:t>d</w:t>
+      </w:r>
+      <w:r>
+        <w:rPr>
+          <w:rtl w:val="0"/>
+        </w:rPr>
+        <w:t xml:space="preserve"> an SSH</w:t>
+      </w:r>
+      <w:r>
+        <w:rPr>
+          <w:rFonts w:hint="default"/>
+          <w:rtl w:val="0"/>
+          <w:lang w:val="en-US"/>
+        </w:rPr>
+        <w:t xml:space="preserve"> using command</w:t>
+      </w:r>
+    </w:p>
+    <w:p>
+      <w:pPr>
+        <w:spacing w:before="240" w:after="240"/>
+        <w:ind w:left="720" w:firstLine="0"/>
+        <w:rPr>
+          <w:rFonts w:hint="default" w:ascii="Lucida Console" w:hAnsi="Lucida Console" w:eastAsia="Lucida Console"/>
+          <w:b/>
+          <w:bCs/>
+          <w:color w:val="auto"/>
+          <w:sz w:val="18"/>
+          <w:szCs w:val="24"/>
+        </w:rPr>
+      </w:pPr>
+      <w:r>
+        <w:rPr>
+          <w:rFonts w:hint="default" w:ascii="Lucida Console" w:hAnsi="Lucida Console" w:eastAsia="Lucida Console"/>
+          <w:b/>
+          <w:bCs/>
+          <w:color w:val="auto"/>
+          <w:sz w:val="18"/>
+          <w:szCs w:val="24"/>
+        </w:rPr>
+        <w:t>ssh-keygen -t ed25519 -C "</w:t>
+      </w:r>
+      <w:r>
+        <w:rPr>
+          <w:rFonts w:hint="default" w:ascii="Lucida Console" w:hAnsi="Lucida Console" w:eastAsia="Lucida Console"/>
+          <w:b/>
+          <w:bCs/>
+          <w:color w:val="auto"/>
+          <w:sz w:val="18"/>
+          <w:szCs w:val="24"/>
+          <w:lang w:val="en-US"/>
+        </w:rPr>
+        <w:t>&lt;my_emai_id&gt;</w:t>
+      </w:r>
+      <w:r>
+        <w:rPr>
+          <w:rFonts w:hint="default" w:ascii="Lucida Console" w:hAnsi="Lucida Console" w:eastAsia="Lucida Console"/>
+          <w:color w:val="auto"/>
+          <w:sz w:val="18"/>
+          <w:szCs w:val="24"/>
+          <w:lang w:val="en-US"/>
+        </w:rPr>
+        <w:t xml:space="preserve">” and copied key from location </w:t>
+      </w:r>
+      <w:r>
+        <w:rPr>
+          <w:rFonts w:hint="default" w:ascii="Lucida Console" w:hAnsi="Lucida Console" w:eastAsia="Lucida Console"/>
+          <w:b/>
+          <w:bCs/>
+          <w:color w:val="auto"/>
+          <w:sz w:val="18"/>
+          <w:szCs w:val="24"/>
+        </w:rPr>
+        <w:t>/c/Users/shara/.ssh/id_ed25519.pub</w:t>
+      </w:r>
+    </w:p>
+    <w:p>
+      <w:pPr>
+        <w:spacing w:before="240" w:after="240"/>
+        <w:ind w:left="720" w:firstLine="0"/>
+      </w:pPr>
+      <w:r>
+        <w:rPr>
+          <w:rFonts w:hint="default" w:ascii="Lucida Console" w:hAnsi="Lucida Console" w:eastAsia="Lucida Console"/>
+          <w:b w:val="0"/>
+          <w:bCs w:val="0"/>
+          <w:color w:val="auto"/>
+          <w:sz w:val="18"/>
+          <w:szCs w:val="24"/>
+          <w:rtl w:val="0"/>
+          <w:lang w:val="en-US"/>
+        </w:rPr>
+        <w:t>Pasted the copied key in key section by clicking on crate ssh key on git and ssh key was added in authenticated key list</w:t>
+      </w:r>
+      <w:r>
+        <w:drawing>
+          <wp:inline distT="0" distB="0" distL="114300" distR="114300">
+            <wp:extent cx="5934710" cy="808355"/>
+            <wp:effectExtent l="0" t="0" r="8890" b="10795"/>
+            <wp:docPr id="2" name="Picture 2"/>
+            <wp:cNvGraphicFramePr>
+              <a:graphicFrameLocks xmlns:a="http://schemas.openxmlformats.org/drawingml/2006/main" noChangeAspect="1"/>
+            </wp:cNvGraphicFramePr>
+            <a:graphic xmlns:a="http://schemas.openxmlformats.org/drawingml/2006/main">
+              <a:graphicData uri="http://schemas.openxmlformats.org/drawingml/2006/picture">
+                <pic:pic xmlns:pic="http://schemas.openxmlformats.org/drawingml/2006/picture">
+                  <pic:nvPicPr>
+                    <pic:cNvPr id="2" name="Picture 2"/>
+                    <pic:cNvPicPr>
+                      <a:picLocks noChangeAspect="1"/>
+                    </pic:cNvPicPr>
+                  </pic:nvPicPr>
+                  <pic:blipFill>
+                    <a:blip r:embed="rId6"/>
+                    <a:stretch>
+                      <a:fillRect/>
+                    </a:stretch>
+                  </pic:blipFill>
+                  <pic:spPr>
+                    <a:xfrm>
+                      <a:off x="0" y="0"/>
+                      <a:ext cx="5934710" cy="808355"/>
+                    </a:xfrm>
+                    <a:prstGeom prst="rect">
+                      <a:avLst/>
+                    </a:prstGeom>
+                    <a:noFill/>
+                    <a:ln>
+                      <a:noFill/>
+                    </a:ln>
+                  </pic:spPr>
+                </pic:pic>
+              </a:graphicData>
+            </a:graphic>
+          </wp:inline>
+        </w:drawing>
+      </w:r>
+      <w:r>
+        <w:rPr>
+          <w:rFonts w:hint="default" w:ascii="Lucida Console" w:hAnsi="Lucida Console" w:eastAsia="Lucida Console"/>
+          <w:b w:val="0"/>
+          <w:bCs w:val="0"/>
+          <w:color w:val="auto"/>
+          <w:sz w:val="18"/>
+          <w:szCs w:val="24"/>
+          <w:rtl w:val="0"/>
+          <w:lang w:val="en-US"/>
+        </w:rPr>
+        <w:t>hub</w:t>
+      </w:r>
+      <w:r>
+        <w:drawing>
+          <wp:inline distT="0" distB="0" distL="114300" distR="114300">
+            <wp:extent cx="5238115" cy="2594610"/>
+            <wp:effectExtent l="0" t="0" r="635" b="15240"/>
+            <wp:docPr id="1" name="Picture 1"/>
+            <wp:cNvGraphicFramePr>
+              <a:graphicFrameLocks xmlns:a="http://schemas.openxmlformats.org/drawingml/2006/main" noChangeAspect="1"/>
+            </wp:cNvGraphicFramePr>
+            <a:graphic xmlns:a="http://schemas.openxmlformats.org/drawingml/2006/main">
+              <a:graphicData uri="http://schemas.openxmlformats.org/drawingml/2006/picture">
+                <pic:pic xmlns:pic="http://schemas.openxmlformats.org/drawingml/2006/picture">
+                  <pic:nvPicPr>
+                    <pic:cNvPr id="1" name="Picture 1"/>
+                    <pic:cNvPicPr>
+                      <a:picLocks noChangeAspect="1"/>
+                    </pic:cNvPicPr>
+                  </pic:nvPicPr>
+                  <pic:blipFill>
+                    <a:blip r:embed="rId7"/>
+                    <a:stretch>
+                      <a:fillRect/>
+                    </a:stretch>
+                  </pic:blipFill>
+                  <pic:spPr>
+                    <a:xfrm>
+                      <a:off x="0" y="0"/>
+                      <a:ext cx="5238115" cy="2594610"/>
+                    </a:xfrm>
+                    <a:prstGeom prst="rect">
+                      <a:avLst/>
+                    </a:prstGeom>
+                    <a:noFill/>
+                    <a:ln>
+                      <a:noFill/>
+                    </a:ln>
+                  </pic:spPr>
+                </pic:pic>
+              </a:graphicData>
+            </a:graphic>
+          </wp:inline>
+        </w:drawing>
+      </w:r>
+    </w:p>
+    <w:p>
+      <w:pPr>
+        <w:spacing w:before="240" w:after="240"/>
+        <w:ind w:left="720" w:firstLine="0"/>
+        <w:rPr>
+          <w:rFonts w:hint="default"/>
+          <w:lang w:val="en-US"/>
+        </w:rPr>
+      </w:pPr>
+      <w:r>
+        <w:rPr>
+          <w:rFonts w:hint="default"/>
+          <w:lang w:val="en-US"/>
+        </w:rPr>
+        <w:t>Cloning the repo: git clone &lt;repo_ssh_url&gt;</w:t>
+      </w:r>
+    </w:p>
+    <w:p>
+      <w:pPr>
+        <w:spacing w:before="240" w:after="240"/>
+        <w:ind w:left="720" w:firstLine="0"/>
+      </w:pPr>
+      <w:r>
+        <w:drawing>
+          <wp:inline distT="0" distB="0" distL="114300" distR="114300">
+            <wp:extent cx="5941695" cy="920750"/>
+            <wp:effectExtent l="0" t="0" r="1905" b="12700"/>
+            <wp:docPr id="3" name="Picture 3"/>
+            <wp:cNvGraphicFramePr>
+              <a:graphicFrameLocks xmlns:a="http://schemas.openxmlformats.org/drawingml/2006/main" noChangeAspect="1"/>
+            </wp:cNvGraphicFramePr>
+            <a:graphic xmlns:a="http://schemas.openxmlformats.org/drawingml/2006/main">
+              <a:graphicData uri="http://schemas.openxmlformats.org/drawingml/2006/picture">
+                <pic:pic xmlns:pic="http://schemas.openxmlformats.org/drawingml/2006/picture">
+                  <pic:nvPicPr>
+                    <pic:cNvPr id="3" name="Picture 3"/>
+                    <pic:cNvPicPr>
+                      <a:picLocks noChangeAspect="1"/>
+                    </pic:cNvPicPr>
+                  </pic:nvPicPr>
+                  <pic:blipFill>
+                    <a:blip r:embed="rId8"/>
+                    <a:stretch>
+                      <a:fillRect/>
+                    </a:stretch>
+                  </pic:blipFill>
+                  <pic:spPr>
+                    <a:xfrm>
+                      <a:off x="0" y="0"/>
+                      <a:ext cx="5941695" cy="920750"/>
+                    </a:xfrm>
+                    <a:prstGeom prst="rect">
+                      <a:avLst/>
+                    </a:prstGeom>
+                    <a:noFill/>
+                    <a:ln>
+                      <a:noFill/>
+                    </a:ln>
+                  </pic:spPr>
+                </pic:pic>
+              </a:graphicData>
+            </a:graphic>
+          </wp:inline>
+        </w:drawing>
+      </w:r>
+    </w:p>
+    <w:p>
+      <w:pPr>
+        <w:spacing w:before="240" w:after="240"/>
+        <w:ind w:left="720" w:firstLine="0"/>
+        <w:rPr>
+          <w:rFonts w:hint="default"/>
+          <w:lang w:val="en-US"/>
+        </w:rPr>
+      </w:pPr>
+      <w:r>
+        <w:rPr>
+          <w:rFonts w:hint="default"/>
+          <w:lang w:val="en-US"/>
+        </w:rPr>
+        <w:t>Creating a branch and adding my flask project to it and commiting it.</w:t>
+      </w:r>
+    </w:p>
+    <w:p>
+      <w:pPr>
+        <w:spacing w:before="240" w:after="240"/>
+        <w:ind w:left="720" w:firstLine="0"/>
+        <w:rPr>
+          <w:rFonts w:hint="default"/>
+          <w:rtl w:val="0"/>
+          <w:lang w:val="en-US"/>
+        </w:rPr>
+      </w:pPr>
+      <w:r>
+        <w:drawing>
+          <wp:inline distT="0" distB="0" distL="114300" distR="114300">
+            <wp:extent cx="5935345" cy="2713355"/>
+            <wp:effectExtent l="0" t="0" r="8255" b="10795"/>
+            <wp:docPr id="4" name="Picture 4"/>
+            <wp:cNvGraphicFramePr>
+              <a:graphicFrameLocks xmlns:a="http://schemas.openxmlformats.org/drawingml/2006/main" noChangeAspect="1"/>
+            </wp:cNvGraphicFramePr>
+            <a:graphic xmlns:a="http://schemas.openxmlformats.org/drawingml/2006/main">
+              <a:graphicData uri="http://schemas.openxmlformats.org/drawingml/2006/picture">
+                <pic:pic xmlns:pic="http://schemas.openxmlformats.org/drawingml/2006/picture">
+                  <pic:nvPicPr>
+                    <pic:cNvPr id="4" name="Picture 4"/>
+                    <pic:cNvPicPr>
+                      <a:picLocks noChangeAspect="1"/>
+                    </pic:cNvPicPr>
+                  </pic:nvPicPr>
+                  <pic:blipFill>
+                    <a:blip r:embed="rId9"/>
+                    <a:stretch>
+                      <a:fillRect/>
+                    </a:stretch>
+                  </pic:blipFill>
+                  <pic:spPr>
+                    <a:xfrm>
+                      <a:off x="0" y="0"/>
+                      <a:ext cx="5935345" cy="2713355"/>
+                    </a:xfrm>
+                    <a:prstGeom prst="rect">
+                      <a:avLst/>
+                    </a:prstGeom>
+                    <a:noFill/>
+                    <a:ln>
+                      <a:noFill/>
+                    </a:ln>
+                  </pic:spPr>
+                </pic:pic>
+              </a:graphicData>
+            </a:graphic>
+          </wp:inline>
+        </w:drawing>
+      </w:r>
+    </w:p>
+    <w:p>
+      <w:pPr>
+        <w:spacing w:before="240" w:after="240"/>
+        <w:ind w:left="720" w:firstLine="0"/>
+        <w:rPr>
+          <w:rFonts w:hint="default"/>
+          <w:lang w:val="en-US"/>
+        </w:rPr>
+      </w:pPr>
+    </w:p>
+    <w:p>
+      <w:pPr>
+        <w:spacing w:before="240" w:after="240"/>
+        <w:ind w:left="720" w:firstLine="0"/>
+      </w:pPr>
+      <w:r>
+        <w:rPr>
+          <w:rFonts w:hint="default"/>
+          <w:lang w:val="en-US"/>
+        </w:rPr>
+        <w:t xml:space="preserve">Pushing my all changes to repo </w:t>
+      </w:r>
+      <w:r>
+        <w:drawing>
+          <wp:inline distT="0" distB="0" distL="114300" distR="114300">
+            <wp:extent cx="5940425" cy="1989455"/>
+            <wp:effectExtent l="0" t="0" r="3175" b="10795"/>
+            <wp:docPr id="5" name="Picture 5"/>
+            <wp:cNvGraphicFramePr>
+              <a:graphicFrameLocks xmlns:a="http://schemas.openxmlformats.org/drawingml/2006/main" noChangeAspect="1"/>
+            </wp:cNvGraphicFramePr>
+            <a:graphic xmlns:a="http://schemas.openxmlformats.org/drawingml/2006/main">
+              <a:graphicData uri="http://schemas.openxmlformats.org/drawingml/2006/picture">
+                <pic:pic xmlns:pic="http://schemas.openxmlformats.org/drawingml/2006/picture">
+                  <pic:nvPicPr>
+                    <pic:cNvPr id="5" name="Picture 5"/>
+                    <pic:cNvPicPr>
+                      <a:picLocks noChangeAspect="1"/>
+                    </pic:cNvPicPr>
+                  </pic:nvPicPr>
+                  <pic:blipFill>
+                    <a:blip r:embed="rId10"/>
+                    <a:stretch>
+                      <a:fillRect/>
+                    </a:stretch>
+                  </pic:blipFill>
+                  <pic:spPr>
+                    <a:xfrm>
+                      <a:off x="0" y="0"/>
+                      <a:ext cx="5940425" cy="1989455"/>
+                    </a:xfrm>
+                    <a:prstGeom prst="rect">
+                      <a:avLst/>
+                    </a:prstGeom>
+                    <a:noFill/>
+                    <a:ln>
+                      <a:noFill/>
+                    </a:ln>
+                  </pic:spPr>
+                </pic:pic>
+              </a:graphicData>
+            </a:graphic>
+          </wp:inline>
+        </w:drawing>
+      </w:r>
+    </w:p>
+    <w:p>
+      <w:pPr>
+        <w:spacing w:before="240" w:after="240"/>
+        <w:ind w:left="720" w:firstLine="0"/>
+        <w:rPr>
+          <w:rFonts w:hint="default"/>
+          <w:lang w:val="en-US"/>
+        </w:rPr>
+      </w:pPr>
+      <w:r>
+        <w:rPr>
+          <w:rFonts w:hint="default"/>
+          <w:lang w:val="en-US"/>
+        </w:rPr>
+        <w:t>Creating PR and merging it</w:t>
+      </w:r>
+    </w:p>
+    <w:p>
+      <w:pPr>
+        <w:spacing w:before="240" w:after="240"/>
+        <w:ind w:left="720" w:firstLine="0"/>
+      </w:pPr>
+      <w:r>
+        <w:drawing>
+          <wp:inline distT="0" distB="0" distL="114300" distR="114300">
+            <wp:extent cx="5943600" cy="995045"/>
+            <wp:effectExtent l="0" t="0" r="0" b="14605"/>
+            <wp:docPr id="6" name="Picture 6"/>
+            <wp:cNvGraphicFramePr>
+              <a:graphicFrameLocks xmlns:a="http://schemas.openxmlformats.org/drawingml/2006/main" noChangeAspect="1"/>
+            </wp:cNvGraphicFramePr>
+            <a:graphic xmlns:a="http://schemas.openxmlformats.org/drawingml/2006/main">
+              <a:graphicData uri="http://schemas.openxmlformats.org/drawingml/2006/picture">
+                <pic:pic xmlns:pic="http://schemas.openxmlformats.org/drawingml/2006/picture">
+                  <pic:nvPicPr>
+                    <pic:cNvPr id="6" name="Picture 6"/>
+                    <pic:cNvPicPr>
+                      <a:picLocks noChangeAspect="1"/>
+                    </pic:cNvPicPr>
+                  </pic:nvPicPr>
+                  <pic:blipFill>
+                    <a:blip r:embed="rId11"/>
+                    <a:stretch>
+                      <a:fillRect/>
+                    </a:stretch>
+                  </pic:blipFill>
+                  <pic:spPr>
+                    <a:xfrm>
+                      <a:off x="0" y="0"/>
+                      <a:ext cx="5943600" cy="995045"/>
+                    </a:xfrm>
+                    <a:prstGeom prst="rect">
+                      <a:avLst/>
+                    </a:prstGeom>
+                    <a:noFill/>
+                    <a:ln>
+                      <a:noFill/>
+                    </a:ln>
+                  </pic:spPr>
+                </pic:pic>
+              </a:graphicData>
+            </a:graphic>
+          </wp:inline>
+        </w:drawing>
+      </w:r>
+      <w:r>
+        <w:drawing>
+          <wp:inline distT="0" distB="0" distL="114300" distR="114300">
+            <wp:extent cx="5937885" cy="3256915"/>
+            <wp:effectExtent l="0" t="0" r="5715" b="635"/>
+            <wp:docPr id="8" name="Picture 8"/>
+            <wp:cNvGraphicFramePr>
+              <a:graphicFrameLocks xmlns:a="http://schemas.openxmlformats.org/drawingml/2006/main" noChangeAspect="1"/>
+            </wp:cNvGraphicFramePr>
+            <a:graphic xmlns:a="http://schemas.openxmlformats.org/drawingml/2006/main">
+              <a:graphicData uri="http://schemas.openxmlformats.org/drawingml/2006/picture">
+                <pic:pic xmlns:pic="http://schemas.openxmlformats.org/drawingml/2006/picture">
+                  <pic:nvPicPr>
+                    <pic:cNvPr id="8" name="Picture 8"/>
+                    <pic:cNvPicPr>
+                      <a:picLocks noChangeAspect="1"/>
+                    </pic:cNvPicPr>
+                  </pic:nvPicPr>
+                  <pic:blipFill>
+                    <a:blip r:embed="rId12"/>
+                    <a:stretch>
+                      <a:fillRect/>
+                    </a:stretch>
+                  </pic:blipFill>
+                  <pic:spPr>
+                    <a:xfrm>
+                      <a:off x="0" y="0"/>
+                      <a:ext cx="5937885" cy="3256915"/>
+                    </a:xfrm>
+                    <a:prstGeom prst="rect">
+                      <a:avLst/>
+                    </a:prstGeom>
+                    <a:noFill/>
+                    <a:ln>
+                      <a:noFill/>
+                    </a:ln>
+                  </pic:spPr>
+                </pic:pic>
+              </a:graphicData>
+            </a:graphic>
+          </wp:inline>
+        </w:drawing>
+      </w:r>
+      <w:r>
+        <w:drawing>
+          <wp:inline distT="0" distB="0" distL="114300" distR="114300">
+            <wp:extent cx="5939155" cy="2546350"/>
+            <wp:effectExtent l="0" t="0" r="4445" b="6350"/>
+            <wp:docPr id="9" name="Picture 9"/>
+            <wp:cNvGraphicFramePr>
+              <a:graphicFrameLocks xmlns:a="http://schemas.openxmlformats.org/drawingml/2006/main" noChangeAspect="1"/>
+            </wp:cNvGraphicFramePr>
+            <a:graphic xmlns:a="http://schemas.openxmlformats.org/drawingml/2006/main">
+              <a:graphicData uri="http://schemas.openxmlformats.org/drawingml/2006/picture">
+                <pic:pic xmlns:pic="http://schemas.openxmlformats.org/drawingml/2006/picture">
+                  <pic:nvPicPr>
+                    <pic:cNvPr id="9" name="Picture 9"/>
+                    <pic:cNvPicPr>
+                      <a:picLocks noChangeAspect="1"/>
+                    </pic:cNvPicPr>
+                  </pic:nvPicPr>
+                  <pic:blipFill>
+                    <a:blip r:embed="rId13"/>
+                    <a:stretch>
+                      <a:fillRect/>
+                    </a:stretch>
+                  </pic:blipFill>
+                  <pic:spPr>
+                    <a:xfrm>
+                      <a:off x="0" y="0"/>
+                      <a:ext cx="5939155" cy="2546350"/>
+                    </a:xfrm>
+                    <a:prstGeom prst="rect">
+                      <a:avLst/>
+                    </a:prstGeom>
+                    <a:noFill/>
+                    <a:ln>
+                      <a:noFill/>
+                    </a:ln>
+                  </pic:spPr>
+                </pic:pic>
+              </a:graphicData>
+            </a:graphic>
+          </wp:inline>
+        </w:drawing>
+      </w:r>
+      <w:r>
+        <w:drawing>
+          <wp:inline distT="0" distB="0" distL="114300" distR="114300">
+            <wp:extent cx="5942965" cy="3531870"/>
+            <wp:effectExtent l="0" t="0" r="635" b="11430"/>
+            <wp:docPr id="10" name="Picture 10"/>
+            <wp:cNvGraphicFramePr>
+              <a:graphicFrameLocks xmlns:a="http://schemas.openxmlformats.org/drawingml/2006/main" noChangeAspect="1"/>
+            </wp:cNvGraphicFramePr>
+            <a:graphic xmlns:a="http://schemas.openxmlformats.org/drawingml/2006/main">
+              <a:graphicData uri="http://schemas.openxmlformats.org/drawingml/2006/picture">
+                <pic:pic xmlns:pic="http://schemas.openxmlformats.org/drawingml/2006/picture">
+                  <pic:nvPicPr>
+                    <pic:cNvPr id="10" name="Picture 10"/>
+                    <pic:cNvPicPr>
+                      <a:picLocks noChangeAspect="1"/>
+                    </pic:cNvPicPr>
+                  </pic:nvPicPr>
+                  <pic:blipFill>
+                    <a:blip r:embed="rId14"/>
+                    <a:stretch>
+                      <a:fillRect/>
+                    </a:stretch>
+                  </pic:blipFill>
+                  <pic:spPr>
+                    <a:xfrm>
+                      <a:off x="0" y="0"/>
+                      <a:ext cx="5942965" cy="3531870"/>
+                    </a:xfrm>
+                    <a:prstGeom prst="rect">
+                      <a:avLst/>
+                    </a:prstGeom>
+                    <a:noFill/>
+                    <a:ln>
+                      <a:noFill/>
+                    </a:ln>
+                  </pic:spPr>
+                </pic:pic>
+              </a:graphicData>
+            </a:graphic>
+          </wp:inline>
+        </w:drawing>
+      </w:r>
+    </w:p>
+    <w:p>
+      <w:pPr>
+        <w:spacing w:before="240" w:after="240"/>
+        <w:rPr>
+          <w:rFonts w:hint="default"/>
+          <w:lang w:val="en-US"/>
+        </w:rPr>
+      </w:pPr>
+      <w:r>
+        <w:rPr>
+          <w:rFonts w:hint="default"/>
+          <w:lang w:val="en-US"/>
+        </w:rPr>
+        <w:t xml:space="preserve">Task 1 is completed </w:t>
+      </w:r>
+    </w:p>
+    <w:p>
+      <w:pPr>
+        <w:spacing w:before="240" w:after="240"/>
+        <w:ind w:firstLine="330" w:firstLineChars="150"/>
+        <w:rPr>
+          <w:rFonts w:hint="default"/>
+          <w:lang w:val="en-US"/>
+        </w:rPr>
+      </w:pPr>
+      <w:r>
+        <w:rPr>
+          <w:rFonts w:hint="default"/>
+          <w:lang w:val="en-US"/>
+        </w:rPr>
+        <w:t>====================================================================</w:t>
+      </w:r>
+    </w:p>
+    <w:p>
+      <w:pPr>
+        <w:spacing w:before="240" w:after="240"/>
+        <w:ind w:left="720" w:firstLine="0"/>
+        <w:rPr>
+          <w:rFonts w:hint="default"/>
+          <w:lang w:val="en-US"/>
+        </w:rPr>
+      </w:pPr>
+    </w:p>
+    <w:p>
+      <w:pPr>
+        <w:spacing w:before="240" w:line="16" w:lineRule="auto"/>
+      </w:pPr>
+      <w:r>
+        <w:rPr>
+          <w:sz w:val="24"/>
+          <w:szCs w:val="24"/>
+          <w:rtl w:val="0"/>
+        </w:rPr>
+        <w:t xml:space="preserve">2. </w:t>
+      </w:r>
+      <w:r>
+        <w:rPr>
+          <w:rtl w:val="0"/>
+        </w:rPr>
+        <w:t xml:space="preserve">Create a new branch named </w:t>
+      </w:r>
+      <w:r>
+        <w:rPr>
+          <w:rFonts w:ascii="Courier New" w:hAnsi="Courier New" w:eastAsia="Courier New" w:cs="Courier New"/>
+          <w:color w:val="188038"/>
+          <w:rtl w:val="0"/>
+        </w:rPr>
+        <w:t>&lt;your_name&gt;_new</w:t>
+      </w:r>
+      <w:r>
+        <w:rPr>
+          <w:rtl w:val="0"/>
+        </w:rPr>
+        <w:t xml:space="preserve"> (e.g., </w:t>
+      </w:r>
+      <w:r>
+        <w:rPr>
+          <w:rFonts w:ascii="Courier New" w:hAnsi="Courier New" w:eastAsia="Courier New" w:cs="Courier New"/>
+          <w:color w:val="188038"/>
+          <w:rtl w:val="0"/>
+        </w:rPr>
+        <w:t>Tutedude_new</w:t>
+      </w:r>
+      <w:r>
+        <w:rPr>
+          <w:rtl w:val="0"/>
+        </w:rPr>
+        <w:t>).</w:t>
       </w:r>
     </w:p>
     <w:p>
@@ -42,14 +849,1541 @@
           <w:ilvl w:val="0"/>
           <w:numId w:val="5"/>
         </w:numPr>
-        <w:spacing w:after="0" w:afterAutospacing="0" w:before="240" w:lineRule="auto"/>
+        <w:spacing w:before="240" w:after="0" w:afterAutospacing="0"/>
         <w:ind w:left="720" w:hanging="360"/>
       </w:pPr>
       <w:r>
         <w:rPr>
           <w:rtl w:val="0"/>
         </w:rPr>
-        <w:t xml:space="preserve">Clone the repository to your local machine using SSH (generate an SSH key if needed, add the public key to your GitHub account).</w:t>
+        <w:t xml:space="preserve">Update the content of the JSON file used for the </w:t>
+      </w:r>
+      <w:r>
+        <w:rPr>
+          <w:rFonts w:ascii="Courier New" w:hAnsi="Courier New" w:eastAsia="Courier New" w:cs="Courier New"/>
+          <w:color w:val="188038"/>
+          <w:rtl w:val="0"/>
+        </w:rPr>
+        <w:t>/api</w:t>
+      </w:r>
+      <w:r>
+        <w:rPr>
+          <w:rtl w:val="0"/>
+        </w:rPr>
+        <w:t xml:space="preserve"> route in this branch.</w:t>
+      </w:r>
+    </w:p>
+    <w:p>
+      <w:pPr>
+        <w:numPr>
+          <w:ilvl w:val="0"/>
+          <w:numId w:val="6"/>
+        </w:numPr>
+        <w:spacing w:before="0" w:beforeAutospacing="0" w:after="0" w:afterAutospacing="0"/>
+        <w:ind w:left="720" w:hanging="360"/>
+      </w:pPr>
+      <w:r>
+        <w:rPr>
+          <w:rtl w:val="0"/>
+        </w:rPr>
+        <w:t xml:space="preserve">Merge the </w:t>
+      </w:r>
+      <w:r>
+        <w:rPr>
+          <w:rFonts w:ascii="Courier New" w:hAnsi="Courier New" w:eastAsia="Courier New" w:cs="Courier New"/>
+          <w:color w:val="188038"/>
+          <w:rtl w:val="0"/>
+        </w:rPr>
+        <w:t>&lt;your_name&gt;_new</w:t>
+      </w:r>
+      <w:r>
+        <w:rPr>
+          <w:rtl w:val="0"/>
+        </w:rPr>
+        <w:t xml:space="preserve"> branch into the </w:t>
+      </w:r>
+      <w:r>
+        <w:rPr>
+          <w:rFonts w:ascii="Courier New" w:hAnsi="Courier New" w:eastAsia="Courier New" w:cs="Courier New"/>
+          <w:color w:val="188038"/>
+          <w:rtl w:val="0"/>
+        </w:rPr>
+        <w:t>main</w:t>
+      </w:r>
+      <w:r>
+        <w:rPr>
+          <w:rtl w:val="0"/>
+        </w:rPr>
+        <w:t xml:space="preserve"> branch.</w:t>
+      </w:r>
+    </w:p>
+    <w:p>
+      <w:pPr>
+        <w:numPr>
+          <w:ilvl w:val="0"/>
+          <w:numId w:val="7"/>
+        </w:numPr>
+        <w:spacing w:before="0" w:beforeAutospacing="0" w:after="0" w:afterAutospacing="0"/>
+        <w:ind w:left="720" w:hanging="360"/>
+      </w:pPr>
+      <w:r>
+        <w:rPr>
+          <w:rtl w:val="0"/>
+        </w:rPr>
+        <w:t xml:space="preserve">If there are conflicts during the merge, resolve them by accepting the changes from the </w:t>
+      </w:r>
+      <w:r>
+        <w:rPr>
+          <w:rFonts w:ascii="Courier New" w:hAnsi="Courier New" w:eastAsia="Courier New" w:cs="Courier New"/>
+          <w:color w:val="188038"/>
+          <w:rtl w:val="0"/>
+        </w:rPr>
+        <w:t>&lt;your_name&gt;_new</w:t>
+      </w:r>
+      <w:r>
+        <w:rPr>
+          <w:rtl w:val="0"/>
+        </w:rPr>
+        <w:t xml:space="preserve"> branch.</w:t>
+      </w:r>
+    </w:p>
+    <w:p>
+      <w:pPr>
+        <w:numPr>
+          <w:ilvl w:val="0"/>
+          <w:numId w:val="8"/>
+        </w:numPr>
+        <w:spacing w:before="0" w:beforeAutospacing="0" w:after="240"/>
+        <w:ind w:left="720" w:hanging="360"/>
+      </w:pPr>
+      <w:r>
+        <w:rPr>
+          <w:rtl w:val="0"/>
+        </w:rPr>
+        <w:t>Add the resolved changes to the staging area, commit them, and push the updates to the remote repository.</w:t>
+      </w:r>
+    </w:p>
+    <w:p>
+      <w:pPr>
+        <w:spacing w:before="240" w:after="240"/>
+      </w:pPr>
+      <w:r>
+        <w:rPr>
+          <w:rFonts w:hint="default"/>
+          <w:b/>
+          <w:bCs/>
+          <w:lang w:val="en-US"/>
+        </w:rPr>
+        <w:t>Solution:</w:t>
+      </w:r>
+      <w:r>
+        <w:drawing>
+          <wp:inline distT="0" distB="0" distL="114300" distR="114300">
+            <wp:extent cx="6054090" cy="3615055"/>
+            <wp:effectExtent l="0" t="0" r="3810" b="4445"/>
+            <wp:docPr id="12" name="Picture 12"/>
+            <wp:cNvGraphicFramePr>
+              <a:graphicFrameLocks xmlns:a="http://schemas.openxmlformats.org/drawingml/2006/main" noChangeAspect="1"/>
+            </wp:cNvGraphicFramePr>
+            <a:graphic xmlns:a="http://schemas.openxmlformats.org/drawingml/2006/main">
+              <a:graphicData uri="http://schemas.openxmlformats.org/drawingml/2006/picture">
+                <pic:pic xmlns:pic="http://schemas.openxmlformats.org/drawingml/2006/picture">
+                  <pic:nvPicPr>
+                    <pic:cNvPr id="12" name="Picture 12"/>
+                    <pic:cNvPicPr>
+                      <a:picLocks noChangeAspect="1"/>
+                    </pic:cNvPicPr>
+                  </pic:nvPicPr>
+                  <pic:blipFill>
+                    <a:blip r:embed="rId15"/>
+                    <a:stretch>
+                      <a:fillRect/>
+                    </a:stretch>
+                  </pic:blipFill>
+                  <pic:spPr>
+                    <a:xfrm>
+                      <a:off x="0" y="0"/>
+                      <a:ext cx="6054090" cy="3615055"/>
+                    </a:xfrm>
+                    <a:prstGeom prst="rect">
+                      <a:avLst/>
+                    </a:prstGeom>
+                    <a:noFill/>
+                    <a:ln>
+                      <a:noFill/>
+                    </a:ln>
+                  </pic:spPr>
+                </pic:pic>
+              </a:graphicData>
+            </a:graphic>
+          </wp:inline>
+        </w:drawing>
+      </w:r>
+      <w:r>
+        <w:drawing>
+          <wp:inline distT="0" distB="0" distL="114300" distR="114300">
+            <wp:extent cx="5942965" cy="3583940"/>
+            <wp:effectExtent l="0" t="0" r="635" b="16510"/>
+            <wp:docPr id="13" name="Picture 13"/>
+            <wp:cNvGraphicFramePr>
+              <a:graphicFrameLocks xmlns:a="http://schemas.openxmlformats.org/drawingml/2006/main" noChangeAspect="1"/>
+            </wp:cNvGraphicFramePr>
+            <a:graphic xmlns:a="http://schemas.openxmlformats.org/drawingml/2006/main">
+              <a:graphicData uri="http://schemas.openxmlformats.org/drawingml/2006/picture">
+                <pic:pic xmlns:pic="http://schemas.openxmlformats.org/drawingml/2006/picture">
+                  <pic:nvPicPr>
+                    <pic:cNvPr id="13" name="Picture 13"/>
+                    <pic:cNvPicPr>
+                      <a:picLocks noChangeAspect="1"/>
+                    </pic:cNvPicPr>
+                  </pic:nvPicPr>
+                  <pic:blipFill>
+                    <a:blip r:embed="rId16"/>
+                    <a:stretch>
+                      <a:fillRect/>
+                    </a:stretch>
+                  </pic:blipFill>
+                  <pic:spPr>
+                    <a:xfrm>
+                      <a:off x="0" y="0"/>
+                      <a:ext cx="5942965" cy="3583940"/>
+                    </a:xfrm>
+                    <a:prstGeom prst="rect">
+                      <a:avLst/>
+                    </a:prstGeom>
+                    <a:noFill/>
+                    <a:ln>
+                      <a:noFill/>
+                    </a:ln>
+                  </pic:spPr>
+                </pic:pic>
+              </a:graphicData>
+            </a:graphic>
+          </wp:inline>
+        </w:drawing>
+      </w:r>
+      <w:r>
+        <w:drawing>
+          <wp:inline distT="0" distB="0" distL="114300" distR="114300">
+            <wp:extent cx="5942330" cy="3291840"/>
+            <wp:effectExtent l="0" t="0" r="1270" b="3810"/>
+            <wp:docPr id="14" name="Picture 14"/>
+            <wp:cNvGraphicFramePr>
+              <a:graphicFrameLocks xmlns:a="http://schemas.openxmlformats.org/drawingml/2006/main" noChangeAspect="1"/>
+            </wp:cNvGraphicFramePr>
+            <a:graphic xmlns:a="http://schemas.openxmlformats.org/drawingml/2006/main">
+              <a:graphicData uri="http://schemas.openxmlformats.org/drawingml/2006/picture">
+                <pic:pic xmlns:pic="http://schemas.openxmlformats.org/drawingml/2006/picture">
+                  <pic:nvPicPr>
+                    <pic:cNvPr id="14" name="Picture 14"/>
+                    <pic:cNvPicPr>
+                      <a:picLocks noChangeAspect="1"/>
+                    </pic:cNvPicPr>
+                  </pic:nvPicPr>
+                  <pic:blipFill>
+                    <a:blip r:embed="rId17"/>
+                    <a:stretch>
+                      <a:fillRect/>
+                    </a:stretch>
+                  </pic:blipFill>
+                  <pic:spPr>
+                    <a:xfrm>
+                      <a:off x="0" y="0"/>
+                      <a:ext cx="5942330" cy="3291840"/>
+                    </a:xfrm>
+                    <a:prstGeom prst="rect">
+                      <a:avLst/>
+                    </a:prstGeom>
+                    <a:noFill/>
+                    <a:ln>
+                      <a:noFill/>
+                    </a:ln>
+                  </pic:spPr>
+                </pic:pic>
+              </a:graphicData>
+            </a:graphic>
+          </wp:inline>
+        </w:drawing>
+      </w:r>
+      <w:r>
+        <w:drawing>
+          <wp:inline distT="0" distB="0" distL="114300" distR="114300">
+            <wp:extent cx="5934710" cy="3129915"/>
+            <wp:effectExtent l="0" t="0" r="8890" b="13335"/>
+            <wp:docPr id="15" name="Picture 15"/>
+            <wp:cNvGraphicFramePr>
+              <a:graphicFrameLocks xmlns:a="http://schemas.openxmlformats.org/drawingml/2006/main" noChangeAspect="1"/>
+            </wp:cNvGraphicFramePr>
+            <a:graphic xmlns:a="http://schemas.openxmlformats.org/drawingml/2006/main">
+              <a:graphicData uri="http://schemas.openxmlformats.org/drawingml/2006/picture">
+                <pic:pic xmlns:pic="http://schemas.openxmlformats.org/drawingml/2006/picture">
+                  <pic:nvPicPr>
+                    <pic:cNvPr id="15" name="Picture 15"/>
+                    <pic:cNvPicPr>
+                      <a:picLocks noChangeAspect="1"/>
+                    </pic:cNvPicPr>
+                  </pic:nvPicPr>
+                  <pic:blipFill>
+                    <a:blip r:embed="rId18"/>
+                    <a:stretch>
+                      <a:fillRect/>
+                    </a:stretch>
+                  </pic:blipFill>
+                  <pic:spPr>
+                    <a:xfrm>
+                      <a:off x="0" y="0"/>
+                      <a:ext cx="5934710" cy="3129915"/>
+                    </a:xfrm>
+                    <a:prstGeom prst="rect">
+                      <a:avLst/>
+                    </a:prstGeom>
+                    <a:noFill/>
+                    <a:ln>
+                      <a:noFill/>
+                    </a:ln>
+                  </pic:spPr>
+                </pic:pic>
+              </a:graphicData>
+            </a:graphic>
+          </wp:inline>
+        </w:drawing>
+      </w:r>
+    </w:p>
+    <w:p>
+      <w:pPr>
+        <w:spacing w:before="240" w:after="240"/>
+        <w:rPr>
+          <w:rFonts w:hint="default"/>
+          <w:lang w:val="en-US"/>
+        </w:rPr>
+      </w:pPr>
+      <w:r>
+        <w:rPr>
+          <w:rFonts w:hint="default"/>
+          <w:lang w:val="en-US"/>
+        </w:rPr>
+        <w:t>Created screnaior for merge conflic and performed resolution as per the ask and kept the changes of sharad_new branch</w:t>
+      </w:r>
+    </w:p>
+    <w:p>
+      <w:pPr>
+        <w:spacing w:before="240" w:after="240"/>
+        <w:rPr>
+          <w:rFonts w:hint="default"/>
+          <w:lang w:val="en-US"/>
+        </w:rPr>
+      </w:pPr>
+      <w:r>
+        <w:drawing>
+          <wp:inline distT="0" distB="0" distL="114300" distR="114300">
+            <wp:extent cx="5941695" cy="3644265"/>
+            <wp:effectExtent l="0" t="0" r="1905" b="13335"/>
+            <wp:docPr id="16" name="Picture 16"/>
+            <wp:cNvGraphicFramePr>
+              <a:graphicFrameLocks xmlns:a="http://schemas.openxmlformats.org/drawingml/2006/main" noChangeAspect="1"/>
+            </wp:cNvGraphicFramePr>
+            <a:graphic xmlns:a="http://schemas.openxmlformats.org/drawingml/2006/main">
+              <a:graphicData uri="http://schemas.openxmlformats.org/drawingml/2006/picture">
+                <pic:pic xmlns:pic="http://schemas.openxmlformats.org/drawingml/2006/picture">
+                  <pic:nvPicPr>
+                    <pic:cNvPr id="16" name="Picture 16"/>
+                    <pic:cNvPicPr>
+                      <a:picLocks noChangeAspect="1"/>
+                    </pic:cNvPicPr>
+                  </pic:nvPicPr>
+                  <pic:blipFill>
+                    <a:blip r:embed="rId19"/>
+                    <a:stretch>
+                      <a:fillRect/>
+                    </a:stretch>
+                  </pic:blipFill>
+                  <pic:spPr>
+                    <a:xfrm>
+                      <a:off x="0" y="0"/>
+                      <a:ext cx="5941695" cy="3644265"/>
+                    </a:xfrm>
+                    <a:prstGeom prst="rect">
+                      <a:avLst/>
+                    </a:prstGeom>
+                    <a:noFill/>
+                    <a:ln>
+                      <a:noFill/>
+                    </a:ln>
+                  </pic:spPr>
+                </pic:pic>
+              </a:graphicData>
+            </a:graphic>
+          </wp:inline>
+        </w:drawing>
+      </w:r>
+      <w:r>
+        <w:drawing>
+          <wp:inline distT="0" distB="0" distL="114300" distR="114300">
+            <wp:extent cx="5937250" cy="2703195"/>
+            <wp:effectExtent l="0" t="0" r="6350" b="1905"/>
+            <wp:docPr id="21" name="Picture 21"/>
+            <wp:cNvGraphicFramePr>
+              <a:graphicFrameLocks xmlns:a="http://schemas.openxmlformats.org/drawingml/2006/main" noChangeAspect="1"/>
+            </wp:cNvGraphicFramePr>
+            <a:graphic xmlns:a="http://schemas.openxmlformats.org/drawingml/2006/main">
+              <a:graphicData uri="http://schemas.openxmlformats.org/drawingml/2006/picture">
+                <pic:pic xmlns:pic="http://schemas.openxmlformats.org/drawingml/2006/picture">
+                  <pic:nvPicPr>
+                    <pic:cNvPr id="21" name="Picture 21"/>
+                    <pic:cNvPicPr>
+                      <a:picLocks noChangeAspect="1"/>
+                    </pic:cNvPicPr>
+                  </pic:nvPicPr>
+                  <pic:blipFill>
+                    <a:blip r:embed="rId20"/>
+                    <a:stretch>
+                      <a:fillRect/>
+                    </a:stretch>
+                  </pic:blipFill>
+                  <pic:spPr>
+                    <a:xfrm>
+                      <a:off x="0" y="0"/>
+                      <a:ext cx="5937250" cy="2703195"/>
+                    </a:xfrm>
+                    <a:prstGeom prst="rect">
+                      <a:avLst/>
+                    </a:prstGeom>
+                    <a:noFill/>
+                    <a:ln>
+                      <a:noFill/>
+                    </a:ln>
+                  </pic:spPr>
+                </pic:pic>
+              </a:graphicData>
+            </a:graphic>
+          </wp:inline>
+        </w:drawing>
+      </w:r>
+      <w:r>
+        <w:drawing>
+          <wp:inline distT="0" distB="0" distL="114300" distR="114300">
+            <wp:extent cx="5940425" cy="3152775"/>
+            <wp:effectExtent l="0" t="0" r="3175" b="9525"/>
+            <wp:docPr id="22" name="Picture 22"/>
+            <wp:cNvGraphicFramePr>
+              <a:graphicFrameLocks xmlns:a="http://schemas.openxmlformats.org/drawingml/2006/main" noChangeAspect="1"/>
+            </wp:cNvGraphicFramePr>
+            <a:graphic xmlns:a="http://schemas.openxmlformats.org/drawingml/2006/main">
+              <a:graphicData uri="http://schemas.openxmlformats.org/drawingml/2006/picture">
+                <pic:pic xmlns:pic="http://schemas.openxmlformats.org/drawingml/2006/picture">
+                  <pic:nvPicPr>
+                    <pic:cNvPr id="22" name="Picture 22"/>
+                    <pic:cNvPicPr>
+                      <a:picLocks noChangeAspect="1"/>
+                    </pic:cNvPicPr>
+                  </pic:nvPicPr>
+                  <pic:blipFill>
+                    <a:blip r:embed="rId21"/>
+                    <a:stretch>
+                      <a:fillRect/>
+                    </a:stretch>
+                  </pic:blipFill>
+                  <pic:spPr>
+                    <a:xfrm>
+                      <a:off x="0" y="0"/>
+                      <a:ext cx="5940425" cy="3152775"/>
+                    </a:xfrm>
+                    <a:prstGeom prst="rect">
+                      <a:avLst/>
+                    </a:prstGeom>
+                    <a:noFill/>
+                    <a:ln>
+                      <a:noFill/>
+                    </a:ln>
+                  </pic:spPr>
+                </pic:pic>
+              </a:graphicData>
+            </a:graphic>
+          </wp:inline>
+        </w:drawing>
+      </w:r>
+    </w:p>
+    <w:p>
+      <w:pPr>
+        <w:spacing w:before="240" w:after="140" w:line="18" w:lineRule="auto"/>
+      </w:pPr>
+    </w:p>
+    <w:p>
+      <w:pPr>
+        <w:spacing w:before="240" w:after="140" w:line="18" w:lineRule="auto"/>
+      </w:pPr>
+    </w:p>
+    <w:p>
+      <w:pPr>
+        <w:spacing w:before="240" w:after="140" w:line="18" w:lineRule="auto"/>
+      </w:pPr>
+      <w:r>
+        <w:rPr>
+          <w:rtl w:val="0"/>
+        </w:rPr>
+        <w:t xml:space="preserve">3. </w:t>
+      </w:r>
+      <w:r>
+        <w:rPr>
+          <w:b/>
+          <w:bCs/>
+          <w:rtl w:val="0"/>
+        </w:rPr>
+        <w:t>Branch Creation</w:t>
+      </w:r>
+      <w:r>
+        <w:rPr>
+          <w:rtl w:val="0"/>
+        </w:rPr>
+        <w:t>:</w:t>
+      </w:r>
+    </w:p>
+    <w:p>
+      <w:pPr>
+        <w:numPr>
+          <w:ilvl w:val="0"/>
+          <w:numId w:val="9"/>
+        </w:numPr>
+        <w:spacing w:before="240" w:after="0" w:afterAutospacing="0"/>
+        <w:ind w:left="720" w:hanging="360"/>
+      </w:pPr>
+      <w:r>
+        <w:rPr>
+          <w:rtl w:val="0"/>
+        </w:rPr>
+        <w:t xml:space="preserve">Create two branches: </w:t>
+      </w:r>
+      <w:r>
+        <w:rPr>
+          <w:rFonts w:ascii="Courier New" w:hAnsi="Courier New" w:eastAsia="Courier New" w:cs="Courier New"/>
+          <w:color w:val="188038"/>
+          <w:rtl w:val="0"/>
+        </w:rPr>
+        <w:t>master_1</w:t>
+      </w:r>
+      <w:r>
+        <w:rPr>
+          <w:rtl w:val="0"/>
+        </w:rPr>
+        <w:t xml:space="preserve"> and </w:t>
+      </w:r>
+      <w:r>
+        <w:rPr>
+          <w:rFonts w:ascii="Courier New" w:hAnsi="Courier New" w:eastAsia="Courier New" w:cs="Courier New"/>
+          <w:color w:val="188038"/>
+          <w:rtl w:val="0"/>
+        </w:rPr>
+        <w:t>master_2</w:t>
+      </w:r>
+      <w:r>
+        <w:rPr>
+          <w:rtl w:val="0"/>
+        </w:rPr>
+        <w:t xml:space="preserve"> from the </w:t>
+      </w:r>
+      <w:r>
+        <w:rPr>
+          <w:rFonts w:ascii="Courier New" w:hAnsi="Courier New" w:eastAsia="Courier New" w:cs="Courier New"/>
+          <w:color w:val="188038"/>
+          <w:rtl w:val="0"/>
+        </w:rPr>
+        <w:t>main</w:t>
+      </w:r>
+      <w:r>
+        <w:rPr>
+          <w:rtl w:val="0"/>
+        </w:rPr>
+        <w:t xml:space="preserve"> branch.</w:t>
+      </w:r>
+    </w:p>
+    <w:p>
+      <w:pPr>
+        <w:numPr>
+          <w:ilvl w:val="0"/>
+          <w:numId w:val="10"/>
+        </w:numPr>
+        <w:spacing w:before="0" w:beforeAutospacing="0" w:after="0" w:afterAutospacing="0"/>
+        <w:ind w:left="720" w:hanging="360"/>
+      </w:pPr>
+      <w:r>
+        <w:rPr>
+          <w:b/>
+          <w:bCs/>
+          <w:rtl w:val="0"/>
+        </w:rPr>
+        <w:t xml:space="preserve">Feature Development in </w:t>
+      </w:r>
+      <w:r>
+        <w:rPr>
+          <w:rFonts w:ascii="Courier New" w:hAnsi="Courier New" w:eastAsia="Courier New" w:cs="Courier New"/>
+          <w:color w:val="188038"/>
+          <w:rtl w:val="0"/>
+        </w:rPr>
+        <w:t>master_1</w:t>
+      </w:r>
+      <w:r>
+        <w:rPr>
+          <w:rtl w:val="0"/>
+        </w:rPr>
+        <w:t>:</w:t>
+      </w:r>
+    </w:p>
+    <w:p>
+      <w:pPr>
+        <w:numPr>
+          <w:ilvl w:val="0"/>
+          <w:numId w:val="11"/>
+        </w:numPr>
+        <w:spacing w:before="0" w:beforeAutospacing="0" w:after="0" w:afterAutospacing="0"/>
+        <w:ind w:left="720" w:hanging="360"/>
+      </w:pPr>
+      <w:r>
+        <w:rPr>
+          <w:rtl w:val="0"/>
+        </w:rPr>
+        <w:t xml:space="preserve">In the </w:t>
+      </w:r>
+      <w:r>
+        <w:rPr>
+          <w:rFonts w:ascii="Courier New" w:hAnsi="Courier New" w:eastAsia="Courier New" w:cs="Courier New"/>
+          <w:color w:val="188038"/>
+          <w:rtl w:val="0"/>
+        </w:rPr>
+        <w:t>master_1</w:t>
+      </w:r>
+      <w:r>
+        <w:rPr>
+          <w:rtl w:val="0"/>
+        </w:rPr>
+        <w:t xml:space="preserve"> branch, create a </w:t>
+      </w:r>
+      <w:r>
+        <w:rPr>
+          <w:b/>
+          <w:bCs/>
+          <w:rtl w:val="0"/>
+        </w:rPr>
+        <w:t>To-Do Page</w:t>
+      </w:r>
+      <w:r>
+        <w:rPr>
+          <w:rtl w:val="0"/>
+        </w:rPr>
+        <w:t xml:space="preserve"> in the frontend.</w:t>
+      </w:r>
+    </w:p>
+    <w:p>
+      <w:pPr>
+        <w:numPr>
+          <w:ilvl w:val="1"/>
+          <w:numId w:val="11"/>
+        </w:numPr>
+        <w:spacing w:before="0" w:beforeAutospacing="0" w:after="0" w:afterAutospacing="0"/>
+        <w:ind w:left="1440" w:hanging="360"/>
+      </w:pPr>
+      <w:r>
+        <w:rPr>
+          <w:rtl w:val="0"/>
+        </w:rPr>
+        <w:t>The page should contain a form with the following fields:</w:t>
+      </w:r>
+    </w:p>
+    <w:p>
+      <w:pPr>
+        <w:numPr>
+          <w:ilvl w:val="2"/>
+          <w:numId w:val="11"/>
+        </w:numPr>
+        <w:spacing w:before="0" w:beforeAutospacing="0" w:after="0" w:afterAutospacing="0"/>
+        <w:ind w:left="2160" w:hanging="360"/>
+      </w:pPr>
+      <w:r>
+        <w:rPr>
+          <w:b/>
+          <w:bCs/>
+          <w:rtl w:val="0"/>
+        </w:rPr>
+        <w:t>Item Name</w:t>
+      </w:r>
+    </w:p>
+    <w:p>
+      <w:pPr>
+        <w:numPr>
+          <w:ilvl w:val="2"/>
+          <w:numId w:val="11"/>
+        </w:numPr>
+        <w:spacing w:before="0" w:beforeAutospacing="0" w:after="0" w:afterAutospacing="0"/>
+        <w:ind w:left="2160" w:hanging="360"/>
+      </w:pPr>
+      <w:r>
+        <w:rPr>
+          <w:b/>
+          <w:bCs/>
+          <w:rtl w:val="0"/>
+        </w:rPr>
+        <w:t>Item Description</w:t>
+      </w:r>
+    </w:p>
+    <w:p>
+      <w:pPr>
+        <w:numPr>
+          <w:ilvl w:val="0"/>
+          <w:numId w:val="12"/>
+        </w:numPr>
+        <w:spacing w:before="0" w:beforeAutospacing="0" w:after="0" w:afterAutospacing="0"/>
+        <w:ind w:left="720" w:hanging="360"/>
+      </w:pPr>
+      <w:r>
+        <w:rPr>
+          <w:b/>
+          <w:bCs/>
+          <w:rtl w:val="0"/>
+        </w:rPr>
+        <w:t xml:space="preserve">Backend API in </w:t>
+      </w:r>
+      <w:r>
+        <w:rPr>
+          <w:rFonts w:ascii="Courier New" w:hAnsi="Courier New" w:eastAsia="Courier New" w:cs="Courier New"/>
+          <w:color w:val="188038"/>
+          <w:rtl w:val="0"/>
+        </w:rPr>
+        <w:t>master_2</w:t>
+      </w:r>
+      <w:r>
+        <w:rPr>
+          <w:rtl w:val="0"/>
+        </w:rPr>
+        <w:t>:</w:t>
+      </w:r>
+    </w:p>
+    <w:p>
+      <w:pPr>
+        <w:numPr>
+          <w:ilvl w:val="0"/>
+          <w:numId w:val="13"/>
+        </w:numPr>
+        <w:spacing w:before="0" w:beforeAutospacing="0" w:after="0" w:afterAutospacing="0"/>
+        <w:ind w:left="720" w:hanging="360"/>
+      </w:pPr>
+      <w:r>
+        <w:rPr>
+          <w:rtl w:val="0"/>
+        </w:rPr>
+        <w:t xml:space="preserve">In the </w:t>
+      </w:r>
+      <w:r>
+        <w:rPr>
+          <w:rFonts w:ascii="Courier New" w:hAnsi="Courier New" w:eastAsia="Courier New" w:cs="Courier New"/>
+          <w:color w:val="188038"/>
+          <w:rtl w:val="0"/>
+        </w:rPr>
+        <w:t>master_2</w:t>
+      </w:r>
+      <w:r>
+        <w:rPr>
+          <w:rtl w:val="0"/>
+        </w:rPr>
+        <w:t xml:space="preserve"> branch, create a backend route named </w:t>
+      </w:r>
+      <w:r>
+        <w:rPr>
+          <w:rFonts w:ascii="Courier New" w:hAnsi="Courier New" w:eastAsia="Courier New" w:cs="Courier New"/>
+          <w:color w:val="188038"/>
+          <w:rtl w:val="0"/>
+        </w:rPr>
+        <w:t>/submittodoitem</w:t>
+      </w:r>
+      <w:r>
+        <w:rPr>
+          <w:rtl w:val="0"/>
+        </w:rPr>
+        <w:t>.</w:t>
+      </w:r>
+    </w:p>
+    <w:p>
+      <w:pPr>
+        <w:numPr>
+          <w:ilvl w:val="0"/>
+          <w:numId w:val="13"/>
+        </w:numPr>
+        <w:spacing w:before="0" w:beforeAutospacing="0" w:after="0" w:afterAutospacing="0"/>
+        <w:ind w:left="720" w:hanging="360"/>
+      </w:pPr>
+      <w:r>
+        <w:rPr>
+          <w:rtl w:val="0"/>
+        </w:rPr>
+        <w:t>This route will:</w:t>
+      </w:r>
+    </w:p>
+    <w:p>
+      <w:pPr>
+        <w:numPr>
+          <w:ilvl w:val="1"/>
+          <w:numId w:val="13"/>
+        </w:numPr>
+        <w:spacing w:before="0" w:beforeAutospacing="0" w:after="0" w:afterAutospacing="0"/>
+        <w:ind w:left="1440" w:hanging="360"/>
+      </w:pPr>
+      <w:r>
+        <w:rPr>
+          <w:rtl w:val="0"/>
+        </w:rPr>
+        <w:t xml:space="preserve">Accept </w:t>
+      </w:r>
+      <w:r>
+        <w:rPr>
+          <w:rFonts w:ascii="Courier New" w:hAnsi="Courier New" w:eastAsia="Courier New" w:cs="Courier New"/>
+          <w:color w:val="188038"/>
+          <w:rtl w:val="0"/>
+        </w:rPr>
+        <w:t>itemName</w:t>
+      </w:r>
+      <w:r>
+        <w:rPr>
+          <w:rtl w:val="0"/>
+        </w:rPr>
+        <w:t xml:space="preserve"> and </w:t>
+      </w:r>
+      <w:r>
+        <w:rPr>
+          <w:rFonts w:ascii="Courier New" w:hAnsi="Courier New" w:eastAsia="Courier New" w:cs="Courier New"/>
+          <w:color w:val="188038"/>
+          <w:rtl w:val="0"/>
+        </w:rPr>
+        <w:t>itemDescription</w:t>
+      </w:r>
+      <w:r>
+        <w:rPr>
+          <w:rtl w:val="0"/>
+        </w:rPr>
+        <w:t xml:space="preserve"> via a POST request.</w:t>
+      </w:r>
+    </w:p>
+    <w:p>
+      <w:pPr>
+        <w:numPr>
+          <w:ilvl w:val="1"/>
+          <w:numId w:val="13"/>
+        </w:numPr>
+        <w:spacing w:before="0" w:beforeAutospacing="0" w:after="0" w:afterAutospacing="0"/>
+        <w:ind w:left="1440" w:hanging="360"/>
+      </w:pPr>
+      <w:r>
+        <w:rPr>
+          <w:rtl w:val="0"/>
+        </w:rPr>
+        <w:t>Store these details in a MongoDB database.</w:t>
+      </w:r>
+    </w:p>
+    <w:p>
+      <w:pPr>
+        <w:numPr>
+          <w:ilvl w:val="0"/>
+          <w:numId w:val="14"/>
+        </w:numPr>
+        <w:spacing w:before="0" w:beforeAutospacing="0" w:after="0" w:afterAutospacing="0"/>
+        <w:ind w:left="720" w:hanging="360"/>
+      </w:pPr>
+      <w:r>
+        <w:rPr>
+          <w:b/>
+          <w:bCs/>
+          <w:rtl w:val="0"/>
+        </w:rPr>
+        <w:t>Merging Changes</w:t>
+      </w:r>
+      <w:r>
+        <w:rPr>
+          <w:rtl w:val="0"/>
+        </w:rPr>
+        <w:t>:</w:t>
+      </w:r>
+    </w:p>
+    <w:p>
+      <w:pPr>
+        <w:numPr>
+          <w:ilvl w:val="0"/>
+          <w:numId w:val="15"/>
+        </w:numPr>
+        <w:spacing w:before="0" w:beforeAutospacing="0" w:after="240"/>
+        <w:ind w:left="720" w:hanging="360"/>
+      </w:pPr>
+      <w:r>
+        <w:rPr>
+          <w:rtl w:val="0"/>
+        </w:rPr>
+        <w:t xml:space="preserve">Merge the changes from both </w:t>
+      </w:r>
+      <w:r>
+        <w:rPr>
+          <w:rFonts w:ascii="Courier New" w:hAnsi="Courier New" w:eastAsia="Courier New" w:cs="Courier New"/>
+          <w:color w:val="188038"/>
+          <w:rtl w:val="0"/>
+        </w:rPr>
+        <w:t>master_1</w:t>
+      </w:r>
+      <w:r>
+        <w:rPr>
+          <w:rtl w:val="0"/>
+        </w:rPr>
+        <w:t xml:space="preserve"> and </w:t>
+      </w:r>
+      <w:r>
+        <w:rPr>
+          <w:rFonts w:ascii="Courier New" w:hAnsi="Courier New" w:eastAsia="Courier New" w:cs="Courier New"/>
+          <w:color w:val="188038"/>
+          <w:rtl w:val="0"/>
+        </w:rPr>
+        <w:t>master_2</w:t>
+      </w:r>
+      <w:r>
+        <w:rPr>
+          <w:rtl w:val="0"/>
+        </w:rPr>
+        <w:t xml:space="preserve"> into the </w:t>
+      </w:r>
+      <w:r>
+        <w:rPr>
+          <w:rFonts w:ascii="Courier New" w:hAnsi="Courier New" w:eastAsia="Courier New" w:cs="Courier New"/>
+          <w:color w:val="188038"/>
+          <w:rtl w:val="0"/>
+        </w:rPr>
+        <w:t>main</w:t>
+      </w:r>
+      <w:r>
+        <w:rPr>
+          <w:rtl w:val="0"/>
+        </w:rPr>
+        <w:t xml:space="preserve"> branch.</w:t>
+      </w:r>
+    </w:p>
+    <w:p>
+      <w:pPr>
+        <w:numPr>
+          <w:numId w:val="0"/>
+        </w:numPr>
+        <w:spacing w:before="0" w:beforeAutospacing="0" w:after="240" w:line="276" w:lineRule="auto"/>
+      </w:pPr>
+      <w:r>
+        <w:rPr>
+          <w:rFonts w:hint="default"/>
+          <w:rtl w:val="0"/>
+          <w:lang w:val="en-US"/>
+        </w:rPr>
+        <w:t>Solution:</w:t>
+      </w:r>
+      <w:r>
+        <w:drawing>
+          <wp:inline distT="0" distB="0" distL="114300" distR="114300">
+            <wp:extent cx="5939790" cy="944245"/>
+            <wp:effectExtent l="0" t="0" r="3810" b="8255"/>
+            <wp:docPr id="7" name="Picture 1"/>
+            <wp:cNvGraphicFramePr>
+              <a:graphicFrameLocks xmlns:a="http://schemas.openxmlformats.org/drawingml/2006/main" noChangeAspect="1"/>
+            </wp:cNvGraphicFramePr>
+            <a:graphic xmlns:a="http://schemas.openxmlformats.org/drawingml/2006/main">
+              <a:graphicData uri="http://schemas.openxmlformats.org/drawingml/2006/picture">
+                <pic:pic xmlns:pic="http://schemas.openxmlformats.org/drawingml/2006/picture">
+                  <pic:nvPicPr>
+                    <pic:cNvPr id="7" name="Picture 1"/>
+                    <pic:cNvPicPr>
+                      <a:picLocks noChangeAspect="1"/>
+                    </pic:cNvPicPr>
+                  </pic:nvPicPr>
+                  <pic:blipFill>
+                    <a:blip r:embed="rId22"/>
+                    <a:stretch>
+                      <a:fillRect/>
+                    </a:stretch>
+                  </pic:blipFill>
+                  <pic:spPr>
+                    <a:xfrm>
+                      <a:off x="0" y="0"/>
+                      <a:ext cx="5939790" cy="944245"/>
+                    </a:xfrm>
+                    <a:prstGeom prst="rect">
+                      <a:avLst/>
+                    </a:prstGeom>
+                    <a:noFill/>
+                    <a:ln>
+                      <a:noFill/>
+                    </a:ln>
+                  </pic:spPr>
+                </pic:pic>
+              </a:graphicData>
+            </a:graphic>
+          </wp:inline>
+        </w:drawing>
+      </w:r>
+    </w:p>
+    <w:p>
+      <w:pPr>
+        <w:numPr>
+          <w:numId w:val="0"/>
+        </w:numPr>
+        <w:spacing w:before="0" w:beforeAutospacing="0" w:after="240" w:line="276" w:lineRule="auto"/>
+      </w:pPr>
+      <w:r>
+        <w:drawing>
+          <wp:inline distT="0" distB="0" distL="114300" distR="114300">
+            <wp:extent cx="5942330" cy="542290"/>
+            <wp:effectExtent l="0" t="0" r="1270" b="10160"/>
+            <wp:docPr id="11" name="Picture 2"/>
+            <wp:cNvGraphicFramePr>
+              <a:graphicFrameLocks xmlns:a="http://schemas.openxmlformats.org/drawingml/2006/main" noChangeAspect="1"/>
+            </wp:cNvGraphicFramePr>
+            <a:graphic xmlns:a="http://schemas.openxmlformats.org/drawingml/2006/main">
+              <a:graphicData uri="http://schemas.openxmlformats.org/drawingml/2006/picture">
+                <pic:pic xmlns:pic="http://schemas.openxmlformats.org/drawingml/2006/picture">
+                  <pic:nvPicPr>
+                    <pic:cNvPr id="11" name="Picture 2"/>
+                    <pic:cNvPicPr>
+                      <a:picLocks noChangeAspect="1"/>
+                    </pic:cNvPicPr>
+                  </pic:nvPicPr>
+                  <pic:blipFill>
+                    <a:blip r:embed="rId23"/>
+                    <a:stretch>
+                      <a:fillRect/>
+                    </a:stretch>
+                  </pic:blipFill>
+                  <pic:spPr>
+                    <a:xfrm>
+                      <a:off x="0" y="0"/>
+                      <a:ext cx="5942330" cy="542290"/>
+                    </a:xfrm>
+                    <a:prstGeom prst="rect">
+                      <a:avLst/>
+                    </a:prstGeom>
+                    <a:noFill/>
+                    <a:ln>
+                      <a:noFill/>
+                    </a:ln>
+                  </pic:spPr>
+                </pic:pic>
+              </a:graphicData>
+            </a:graphic>
+          </wp:inline>
+        </w:drawing>
+      </w:r>
+      <w:r>
+        <w:rPr>
+          <w:rFonts w:hint="default"/>
+          <w:lang w:val="en-US"/>
+        </w:rPr>
+        <w:t xml:space="preserve">added todo.html in master_1 branch </w:t>
+      </w:r>
+      <w:r>
+        <w:drawing>
+          <wp:inline distT="0" distB="0" distL="114300" distR="114300">
+            <wp:extent cx="5940425" cy="2665095"/>
+            <wp:effectExtent l="0" t="0" r="3175" b="1905"/>
+            <wp:docPr id="18" name="Picture 4"/>
+            <wp:cNvGraphicFramePr>
+              <a:graphicFrameLocks xmlns:a="http://schemas.openxmlformats.org/drawingml/2006/main" noChangeAspect="1"/>
+            </wp:cNvGraphicFramePr>
+            <a:graphic xmlns:a="http://schemas.openxmlformats.org/drawingml/2006/main">
+              <a:graphicData uri="http://schemas.openxmlformats.org/drawingml/2006/picture">
+                <pic:pic xmlns:pic="http://schemas.openxmlformats.org/drawingml/2006/picture">
+                  <pic:nvPicPr>
+                    <pic:cNvPr id="18" name="Picture 4"/>
+                    <pic:cNvPicPr>
+                      <a:picLocks noChangeAspect="1"/>
+                    </pic:cNvPicPr>
+                  </pic:nvPicPr>
+                  <pic:blipFill>
+                    <a:blip r:embed="rId24"/>
+                    <a:stretch>
+                      <a:fillRect/>
+                    </a:stretch>
+                  </pic:blipFill>
+                  <pic:spPr>
+                    <a:xfrm>
+                      <a:off x="0" y="0"/>
+                      <a:ext cx="5940425" cy="2665095"/>
+                    </a:xfrm>
+                    <a:prstGeom prst="rect">
+                      <a:avLst/>
+                    </a:prstGeom>
+                    <a:noFill/>
+                    <a:ln>
+                      <a:noFill/>
+                    </a:ln>
+                  </pic:spPr>
+                </pic:pic>
+              </a:graphicData>
+            </a:graphic>
+          </wp:inline>
+        </w:drawing>
+      </w:r>
+      <w:r>
+        <w:drawing>
+          <wp:inline distT="0" distB="0" distL="114300" distR="114300">
+            <wp:extent cx="5938520" cy="3855085"/>
+            <wp:effectExtent l="0" t="0" r="5080" b="12065"/>
+            <wp:docPr id="17" name="Picture 3"/>
+            <wp:cNvGraphicFramePr>
+              <a:graphicFrameLocks xmlns:a="http://schemas.openxmlformats.org/drawingml/2006/main" noChangeAspect="1"/>
+            </wp:cNvGraphicFramePr>
+            <a:graphic xmlns:a="http://schemas.openxmlformats.org/drawingml/2006/main">
+              <a:graphicData uri="http://schemas.openxmlformats.org/drawingml/2006/picture">
+                <pic:pic xmlns:pic="http://schemas.openxmlformats.org/drawingml/2006/picture">
+                  <pic:nvPicPr>
+                    <pic:cNvPr id="17" name="Picture 3"/>
+                    <pic:cNvPicPr>
+                      <a:picLocks noChangeAspect="1"/>
+                    </pic:cNvPicPr>
+                  </pic:nvPicPr>
+                  <pic:blipFill>
+                    <a:blip r:embed="rId25"/>
+                    <a:stretch>
+                      <a:fillRect/>
+                    </a:stretch>
+                  </pic:blipFill>
+                  <pic:spPr>
+                    <a:xfrm>
+                      <a:off x="0" y="0"/>
+                      <a:ext cx="5938520" cy="3855085"/>
+                    </a:xfrm>
+                    <a:prstGeom prst="rect">
+                      <a:avLst/>
+                    </a:prstGeom>
+                    <a:noFill/>
+                    <a:ln>
+                      <a:noFill/>
+                    </a:ln>
+                  </pic:spPr>
+                </pic:pic>
+              </a:graphicData>
+            </a:graphic>
+          </wp:inline>
+        </w:drawing>
+      </w:r>
+      <w:r>
+        <w:drawing>
+          <wp:inline distT="0" distB="0" distL="114300" distR="114300">
+            <wp:extent cx="5935345" cy="3328670"/>
+            <wp:effectExtent l="0" t="0" r="8255" b="5080"/>
+            <wp:docPr id="19" name="Picture 5"/>
+            <wp:cNvGraphicFramePr>
+              <a:graphicFrameLocks xmlns:a="http://schemas.openxmlformats.org/drawingml/2006/main" noChangeAspect="1"/>
+            </wp:cNvGraphicFramePr>
+            <a:graphic xmlns:a="http://schemas.openxmlformats.org/drawingml/2006/main">
+              <a:graphicData uri="http://schemas.openxmlformats.org/drawingml/2006/picture">
+                <pic:pic xmlns:pic="http://schemas.openxmlformats.org/drawingml/2006/picture">
+                  <pic:nvPicPr>
+                    <pic:cNvPr id="19" name="Picture 5"/>
+                    <pic:cNvPicPr>
+                      <a:picLocks noChangeAspect="1"/>
+                    </pic:cNvPicPr>
+                  </pic:nvPicPr>
+                  <pic:blipFill>
+                    <a:blip r:embed="rId26"/>
+                    <a:stretch>
+                      <a:fillRect/>
+                    </a:stretch>
+                  </pic:blipFill>
+                  <pic:spPr>
+                    <a:xfrm>
+                      <a:off x="0" y="0"/>
+                      <a:ext cx="5935345" cy="3328670"/>
+                    </a:xfrm>
+                    <a:prstGeom prst="rect">
+                      <a:avLst/>
+                    </a:prstGeom>
+                    <a:noFill/>
+                    <a:ln>
+                      <a:noFill/>
+                    </a:ln>
+                  </pic:spPr>
+                </pic:pic>
+              </a:graphicData>
+            </a:graphic>
+          </wp:inline>
+        </w:drawing>
+      </w:r>
+    </w:p>
+    <w:p>
+      <w:pPr>
+        <w:numPr>
+          <w:numId w:val="0"/>
+        </w:numPr>
+        <w:spacing w:before="0" w:beforeAutospacing="0" w:after="240" w:line="276" w:lineRule="auto"/>
+        <w:rPr>
+          <w:rFonts w:hint="default"/>
+          <w:lang w:val="en-US"/>
+        </w:rPr>
+      </w:pPr>
+      <w:r>
+        <w:drawing>
+          <wp:inline distT="0" distB="0" distL="114300" distR="114300">
+            <wp:extent cx="5941060" cy="1788795"/>
+            <wp:effectExtent l="0" t="0" r="2540" b="1905"/>
+            <wp:docPr id="23" name="Picture 7"/>
+            <wp:cNvGraphicFramePr>
+              <a:graphicFrameLocks xmlns:a="http://schemas.openxmlformats.org/drawingml/2006/main" noChangeAspect="1"/>
+            </wp:cNvGraphicFramePr>
+            <a:graphic xmlns:a="http://schemas.openxmlformats.org/drawingml/2006/main">
+              <a:graphicData uri="http://schemas.openxmlformats.org/drawingml/2006/picture">
+                <pic:pic xmlns:pic="http://schemas.openxmlformats.org/drawingml/2006/picture">
+                  <pic:nvPicPr>
+                    <pic:cNvPr id="23" name="Picture 7"/>
+                    <pic:cNvPicPr>
+                      <a:picLocks noChangeAspect="1"/>
+                    </pic:cNvPicPr>
+                  </pic:nvPicPr>
+                  <pic:blipFill>
+                    <a:blip r:embed="rId27"/>
+                    <a:stretch>
+                      <a:fillRect/>
+                    </a:stretch>
+                  </pic:blipFill>
+                  <pic:spPr>
+                    <a:xfrm>
+                      <a:off x="0" y="0"/>
+                      <a:ext cx="5941060" cy="1788795"/>
+                    </a:xfrm>
+                    <a:prstGeom prst="rect">
+                      <a:avLst/>
+                    </a:prstGeom>
+                    <a:noFill/>
+                    <a:ln>
+                      <a:noFill/>
+                    </a:ln>
+                  </pic:spPr>
+                </pic:pic>
+              </a:graphicData>
+            </a:graphic>
+          </wp:inline>
+        </w:drawing>
+      </w:r>
+      <w:r>
+        <w:drawing>
+          <wp:inline distT="0" distB="0" distL="114300" distR="114300">
+            <wp:extent cx="5238750" cy="5448300"/>
+            <wp:effectExtent l="0" t="0" r="0" b="0"/>
+            <wp:docPr id="24" name="Picture 8"/>
+            <wp:cNvGraphicFramePr>
+              <a:graphicFrameLocks xmlns:a="http://schemas.openxmlformats.org/drawingml/2006/main" noChangeAspect="1"/>
+            </wp:cNvGraphicFramePr>
+            <a:graphic xmlns:a="http://schemas.openxmlformats.org/drawingml/2006/main">
+              <a:graphicData uri="http://schemas.openxmlformats.org/drawingml/2006/picture">
+                <pic:pic xmlns:pic="http://schemas.openxmlformats.org/drawingml/2006/picture">
+                  <pic:nvPicPr>
+                    <pic:cNvPr id="24" name="Picture 8"/>
+                    <pic:cNvPicPr>
+                      <a:picLocks noChangeAspect="1"/>
+                    </pic:cNvPicPr>
+                  </pic:nvPicPr>
+                  <pic:blipFill>
+                    <a:blip r:embed="rId28"/>
+                    <a:stretch>
+                      <a:fillRect/>
+                    </a:stretch>
+                  </pic:blipFill>
+                  <pic:spPr>
+                    <a:xfrm>
+                      <a:off x="0" y="0"/>
+                      <a:ext cx="5238750" cy="5448300"/>
+                    </a:xfrm>
+                    <a:prstGeom prst="rect">
+                      <a:avLst/>
+                    </a:prstGeom>
+                    <a:noFill/>
+                    <a:ln>
+                      <a:noFill/>
+                    </a:ln>
+                  </pic:spPr>
+                </pic:pic>
+              </a:graphicData>
+            </a:graphic>
+          </wp:inline>
+        </w:drawing>
+      </w:r>
+      <w:bookmarkStart w:id="0" w:name="_GoBack"/>
+      <w:bookmarkEnd w:id="0"/>
+    </w:p>
+    <w:p>
+      <w:pPr>
+        <w:spacing w:before="240" w:after="140" w:line="18" w:lineRule="auto"/>
+      </w:pPr>
+      <w:r>
+        <w:rPr>
+          <w:rtl w:val="0"/>
+        </w:rPr>
+        <w:br w:type="textWrapping"/>
+      </w:r>
+    </w:p>
+    <w:p>
+      <w:pPr>
+        <w:spacing w:before="240" w:after="140" w:line="18" w:lineRule="auto"/>
+      </w:pPr>
+      <w:r>
+        <w:rPr>
+          <w:rtl w:val="0"/>
+        </w:rPr>
+        <w:t xml:space="preserve">4. </w:t>
+      </w:r>
+      <w:r>
+        <w:rPr>
+          <w:b/>
+          <w:bCs/>
+          <w:rtl w:val="0"/>
+        </w:rPr>
+        <w:t xml:space="preserve">Enhancing the To-Do Form in </w:t>
+      </w:r>
+      <w:r>
+        <w:rPr>
+          <w:rFonts w:ascii="Courier New" w:hAnsi="Courier New" w:eastAsia="Courier New" w:cs="Courier New"/>
+          <w:color w:val="188038"/>
+          <w:rtl w:val="0"/>
+        </w:rPr>
+        <w:t>master_1</w:t>
+      </w:r>
+      <w:r>
+        <w:rPr>
+          <w:rtl w:val="0"/>
+        </w:rPr>
+        <w:t>:</w:t>
+      </w:r>
+    </w:p>
+    <w:p>
+      <w:pPr>
+        <w:numPr>
+          <w:ilvl w:val="0"/>
+          <w:numId w:val="16"/>
+        </w:numPr>
+        <w:spacing w:before="240" w:after="0" w:afterAutospacing="0"/>
+        <w:ind w:left="720" w:hanging="360"/>
+      </w:pPr>
+      <w:r>
+        <w:rPr>
+          <w:rtl w:val="0"/>
+        </w:rPr>
+        <w:t xml:space="preserve">In the </w:t>
+      </w:r>
+      <w:r>
+        <w:rPr>
+          <w:rFonts w:ascii="Courier New" w:hAnsi="Courier New" w:eastAsia="Courier New" w:cs="Courier New"/>
+          <w:color w:val="188038"/>
+          <w:rtl w:val="0"/>
+        </w:rPr>
+        <w:t>master_1</w:t>
+      </w:r>
+      <w:r>
+        <w:rPr>
+          <w:rtl w:val="0"/>
+        </w:rPr>
+        <w:t xml:space="preserve"> branch, add the following fields to the To-Do form:</w:t>
+      </w:r>
+    </w:p>
+    <w:p>
+      <w:pPr>
+        <w:numPr>
+          <w:ilvl w:val="1"/>
+          <w:numId w:val="16"/>
+        </w:numPr>
+        <w:spacing w:before="0" w:beforeAutospacing="0" w:after="0" w:afterAutospacing="0"/>
+        <w:ind w:left="1440" w:hanging="360"/>
+      </w:pPr>
+      <w:r>
+        <w:rPr>
+          <w:b/>
+          <w:bCs/>
+          <w:rtl w:val="0"/>
+        </w:rPr>
+        <w:t>Item ID</w:t>
+      </w:r>
+    </w:p>
+    <w:p>
+      <w:pPr>
+        <w:numPr>
+          <w:ilvl w:val="1"/>
+          <w:numId w:val="16"/>
+        </w:numPr>
+        <w:spacing w:before="0" w:beforeAutospacing="0" w:after="0" w:afterAutospacing="0"/>
+        <w:ind w:left="1440" w:hanging="360"/>
+      </w:pPr>
+      <w:r>
+        <w:rPr>
+          <w:b/>
+          <w:bCs/>
+          <w:rtl w:val="0"/>
+        </w:rPr>
+        <w:t>Item UUID</w:t>
+      </w:r>
+    </w:p>
+    <w:p>
+      <w:pPr>
+        <w:numPr>
+          <w:ilvl w:val="1"/>
+          <w:numId w:val="16"/>
+        </w:numPr>
+        <w:spacing w:before="0" w:beforeAutospacing="0" w:after="0" w:afterAutospacing="0"/>
+        <w:ind w:left="1440" w:hanging="360"/>
+      </w:pPr>
+      <w:r>
+        <w:rPr>
+          <w:b/>
+          <w:bCs/>
+          <w:rtl w:val="0"/>
+        </w:rPr>
+        <w:t>Item Hash</w:t>
+      </w:r>
+    </w:p>
+    <w:p>
+      <w:pPr>
+        <w:numPr>
+          <w:ilvl w:val="0"/>
+          <w:numId w:val="16"/>
+        </w:numPr>
+        <w:spacing w:before="0" w:beforeAutospacing="0" w:after="0" w:afterAutospacing="0"/>
+        <w:ind w:left="720" w:hanging="360"/>
+      </w:pPr>
+      <w:r>
+        <w:rPr>
+          <w:b/>
+          <w:bCs/>
+          <w:rtl w:val="0"/>
+        </w:rPr>
+        <w:t>Committing in Sequence</w:t>
+      </w:r>
+      <w:r>
+        <w:rPr>
+          <w:rtl w:val="0"/>
+        </w:rPr>
+        <w:t>:</w:t>
+      </w:r>
+    </w:p>
+    <w:p>
+      <w:pPr>
+        <w:numPr>
+          <w:ilvl w:val="0"/>
+          <w:numId w:val="17"/>
+        </w:numPr>
+        <w:spacing w:before="0" w:beforeAutospacing="0" w:after="0" w:afterAutospacing="0"/>
+        <w:ind w:left="720" w:hanging="360"/>
+      </w:pPr>
+      <w:r>
+        <w:rPr>
+          <w:rtl w:val="0"/>
+        </w:rPr>
+        <w:t>Add and commit each field separately in the following order:</w:t>
+      </w:r>
+    </w:p>
+    <w:p>
+      <w:pPr>
+        <w:numPr>
+          <w:ilvl w:val="1"/>
+          <w:numId w:val="17"/>
+        </w:numPr>
+        <w:spacing w:before="0" w:beforeAutospacing="0" w:after="0" w:afterAutospacing="0"/>
+        <w:ind w:left="1440" w:hanging="360"/>
+      </w:pPr>
+      <w:r>
+        <w:rPr>
+          <w:b/>
+          <w:bCs/>
+          <w:rtl w:val="0"/>
+        </w:rPr>
+        <w:t>First commit</w:t>
+      </w:r>
+      <w:r>
+        <w:rPr>
+          <w:rtl w:val="0"/>
+        </w:rPr>
+        <w:t xml:space="preserve">: Add </w:t>
+      </w:r>
+      <w:r>
+        <w:rPr>
+          <w:b/>
+          <w:bCs/>
+          <w:rtl w:val="0"/>
+        </w:rPr>
+        <w:t>Item ID</w:t>
+      </w:r>
+      <w:r>
+        <w:rPr>
+          <w:rtl w:val="0"/>
+        </w:rPr>
+        <w:t xml:space="preserve"> field.</w:t>
+      </w:r>
+    </w:p>
+    <w:p>
+      <w:pPr>
+        <w:numPr>
+          <w:ilvl w:val="1"/>
+          <w:numId w:val="17"/>
+        </w:numPr>
+        <w:spacing w:before="0" w:beforeAutospacing="0" w:after="0" w:afterAutospacing="0"/>
+        <w:ind w:left="1440" w:hanging="360"/>
+      </w:pPr>
+      <w:r>
+        <w:rPr>
+          <w:b/>
+          <w:bCs/>
+          <w:rtl w:val="0"/>
+        </w:rPr>
+        <w:t>Second commit</w:t>
+      </w:r>
+      <w:r>
+        <w:rPr>
+          <w:rtl w:val="0"/>
+        </w:rPr>
+        <w:t xml:space="preserve">: Add </w:t>
+      </w:r>
+      <w:r>
+        <w:rPr>
+          <w:b/>
+          <w:bCs/>
+          <w:rtl w:val="0"/>
+        </w:rPr>
+        <w:t>Item UUID</w:t>
+      </w:r>
+      <w:r>
+        <w:rPr>
+          <w:rtl w:val="0"/>
+        </w:rPr>
+        <w:t xml:space="preserve"> field.</w:t>
+      </w:r>
+    </w:p>
+    <w:p>
+      <w:pPr>
+        <w:numPr>
+          <w:ilvl w:val="1"/>
+          <w:numId w:val="17"/>
+        </w:numPr>
+        <w:spacing w:before="0" w:beforeAutospacing="0" w:after="0" w:afterAutospacing="0"/>
+        <w:ind w:left="1440" w:hanging="360"/>
+      </w:pPr>
+      <w:r>
+        <w:rPr>
+          <w:b/>
+          <w:bCs/>
+          <w:rtl w:val="0"/>
+        </w:rPr>
+        <w:t>Third commit</w:t>
+      </w:r>
+      <w:r>
+        <w:rPr>
+          <w:rtl w:val="0"/>
+        </w:rPr>
+        <w:t xml:space="preserve">: Add </w:t>
+      </w:r>
+      <w:r>
+        <w:rPr>
+          <w:b/>
+          <w:bCs/>
+          <w:rtl w:val="0"/>
+        </w:rPr>
+        <w:t>Item Hash</w:t>
+      </w:r>
+      <w:r>
+        <w:rPr>
+          <w:rtl w:val="0"/>
+        </w:rPr>
+        <w:t xml:space="preserve"> field.</w:t>
       </w:r>
     </w:p>
     <w:p>
@@ -58,28 +2392,270 @@
           <w:ilvl w:val="0"/>
           <w:numId w:val="18"/>
         </w:numPr>
-        <w:spacing w:after="0" w:afterAutospacing="0" w:before="0" w:beforeAutospacing="0" w:lineRule="auto"/>
+        <w:spacing w:before="0" w:beforeAutospacing="0" w:after="0" w:afterAutospacing="0"/>
         <w:ind w:left="720" w:hanging="360"/>
       </w:pPr>
       <w:r>
         <w:rPr>
-          <w:rtl w:val="0"/>
-        </w:rPr>
-        <w:t xml:space="preserve">Create a new branch named after your username (e.g., </w:t>
-      </w:r>
-      <w:r>
-        <w:rPr>
-          <w:rFonts w:ascii="Courier New" w:cs="Courier New" w:eastAsia="Courier New" w:hAnsi="Courier New"/>
+          <w:b/>
+          <w:bCs/>
+          <w:rtl w:val="0"/>
+        </w:rPr>
+        <w:t xml:space="preserve">Merging to </w:t>
+      </w:r>
+      <w:r>
+        <w:rPr>
+          <w:rFonts w:ascii="Courier New" w:hAnsi="Courier New" w:eastAsia="Courier New" w:cs="Courier New"/>
           <w:color w:val="188038"/>
           <w:rtl w:val="0"/>
         </w:rPr>
-        <w:t xml:space="preserve">Tutedude</w:t>
-      </w:r>
-      <w:r>
-        <w:rPr>
-          <w:rtl w:val="0"/>
-        </w:rPr>
-        <w:t xml:space="preserve">).</w:t>
+        <w:t>main</w:t>
+      </w:r>
+      <w:r>
+        <w:rPr>
+          <w:rtl w:val="0"/>
+        </w:rPr>
+        <w:t>:</w:t>
+      </w:r>
+    </w:p>
+    <w:p>
+      <w:pPr>
+        <w:numPr>
+          <w:ilvl w:val="0"/>
+          <w:numId w:val="19"/>
+        </w:numPr>
+        <w:spacing w:before="0" w:beforeAutospacing="0" w:after="0" w:afterAutospacing="0"/>
+        <w:ind w:left="720" w:hanging="360"/>
+      </w:pPr>
+      <w:r>
+        <w:rPr>
+          <w:rtl w:val="0"/>
+        </w:rPr>
+        <w:t xml:space="preserve">Merge the </w:t>
+      </w:r>
+      <w:r>
+        <w:rPr>
+          <w:rFonts w:ascii="Courier New" w:hAnsi="Courier New" w:eastAsia="Courier New" w:cs="Courier New"/>
+          <w:color w:val="188038"/>
+          <w:rtl w:val="0"/>
+        </w:rPr>
+        <w:t>master_1</w:t>
+      </w:r>
+      <w:r>
+        <w:rPr>
+          <w:rtl w:val="0"/>
+        </w:rPr>
+        <w:t xml:space="preserve"> branch into the </w:t>
+      </w:r>
+      <w:r>
+        <w:rPr>
+          <w:rFonts w:ascii="Courier New" w:hAnsi="Courier New" w:eastAsia="Courier New" w:cs="Courier New"/>
+          <w:color w:val="188038"/>
+          <w:rtl w:val="0"/>
+        </w:rPr>
+        <w:t>main</w:t>
+      </w:r>
+      <w:r>
+        <w:rPr>
+          <w:rtl w:val="0"/>
+        </w:rPr>
+        <w:t xml:space="preserve"> branch.</w:t>
+      </w:r>
+    </w:p>
+    <w:p>
+      <w:pPr>
+        <w:numPr>
+          <w:ilvl w:val="0"/>
+          <w:numId w:val="20"/>
+        </w:numPr>
+        <w:spacing w:before="0" w:beforeAutospacing="0" w:after="0" w:afterAutospacing="0"/>
+        <w:ind w:left="720" w:hanging="360"/>
+      </w:pPr>
+      <w:r>
+        <w:rPr>
+          <w:b/>
+          <w:bCs/>
+          <w:rtl w:val="0"/>
+        </w:rPr>
+        <w:t>Git Reset and Commit Deletion</w:t>
+      </w:r>
+      <w:r>
+        <w:rPr>
+          <w:rtl w:val="0"/>
+        </w:rPr>
+        <w:t>:</w:t>
+      </w:r>
+    </w:p>
+    <w:p>
+      <w:pPr>
+        <w:numPr>
+          <w:ilvl w:val="0"/>
+          <w:numId w:val="21"/>
+        </w:numPr>
+        <w:spacing w:before="0" w:beforeAutospacing="0" w:after="0" w:afterAutospacing="0"/>
+        <w:ind w:left="720" w:hanging="360"/>
+      </w:pPr>
+      <w:r>
+        <w:rPr>
+          <w:rtl w:val="0"/>
+        </w:rPr>
+        <w:t xml:space="preserve">In the </w:t>
+      </w:r>
+      <w:r>
+        <w:rPr>
+          <w:rFonts w:ascii="Courier New" w:hAnsi="Courier New" w:eastAsia="Courier New" w:cs="Courier New"/>
+          <w:color w:val="188038"/>
+          <w:rtl w:val="0"/>
+        </w:rPr>
+        <w:t>main</w:t>
+      </w:r>
+      <w:r>
+        <w:rPr>
+          <w:rtl w:val="0"/>
+        </w:rPr>
+        <w:t xml:space="preserve"> branch, use </w:t>
+      </w:r>
+      <w:r>
+        <w:rPr>
+          <w:b/>
+          <w:bCs/>
+          <w:rtl w:val="0"/>
+        </w:rPr>
+        <w:t>Git Reset</w:t>
+      </w:r>
+      <w:r>
+        <w:rPr>
+          <w:rtl w:val="0"/>
+        </w:rPr>
+        <w:t xml:space="preserve"> to roll back to the commit where only the </w:t>
+      </w:r>
+      <w:r>
+        <w:rPr>
+          <w:b/>
+          <w:bCs/>
+          <w:rtl w:val="0"/>
+        </w:rPr>
+        <w:t>Item ID</w:t>
+      </w:r>
+      <w:r>
+        <w:rPr>
+          <w:rtl w:val="0"/>
+        </w:rPr>
+        <w:t xml:space="preserve"> field was added.</w:t>
+      </w:r>
+    </w:p>
+    <w:p>
+      <w:pPr>
+        <w:numPr>
+          <w:ilvl w:val="0"/>
+          <w:numId w:val="21"/>
+        </w:numPr>
+        <w:spacing w:before="0" w:beforeAutospacing="0" w:after="0" w:afterAutospacing="0"/>
+        <w:ind w:left="720" w:hanging="360"/>
+      </w:pPr>
+      <w:r>
+        <w:rPr>
+          <w:rtl w:val="0"/>
+        </w:rPr>
+        <w:t xml:space="preserve">Use </w:t>
+      </w:r>
+      <w:r>
+        <w:rPr>
+          <w:rFonts w:ascii="Courier New" w:hAnsi="Courier New" w:eastAsia="Courier New" w:cs="Courier New"/>
+          <w:color w:val="188038"/>
+          <w:rtl w:val="0"/>
+        </w:rPr>
+        <w:t>git reset --soft</w:t>
+      </w:r>
+      <w:r>
+        <w:rPr>
+          <w:rtl w:val="0"/>
+        </w:rPr>
+        <w:t xml:space="preserve"> to ensure changes remain staged.</w:t>
+      </w:r>
+    </w:p>
+    <w:p>
+      <w:pPr>
+        <w:numPr>
+          <w:ilvl w:val="0"/>
+          <w:numId w:val="21"/>
+        </w:numPr>
+        <w:spacing w:before="0" w:beforeAutospacing="0" w:after="0" w:afterAutospacing="0"/>
+        <w:ind w:left="720" w:hanging="360"/>
+      </w:pPr>
+      <w:r>
+        <w:rPr>
+          <w:rtl w:val="0"/>
+        </w:rPr>
+        <w:t xml:space="preserve">Re-commit this state to the </w:t>
+      </w:r>
+      <w:r>
+        <w:rPr>
+          <w:rFonts w:ascii="Courier New" w:hAnsi="Courier New" w:eastAsia="Courier New" w:cs="Courier New"/>
+          <w:color w:val="188038"/>
+          <w:rtl w:val="0"/>
+        </w:rPr>
+        <w:t>main</w:t>
+      </w:r>
+      <w:r>
+        <w:rPr>
+          <w:rtl w:val="0"/>
+        </w:rPr>
+        <w:t xml:space="preserve"> branch.</w:t>
+      </w:r>
+    </w:p>
+    <w:p>
+      <w:pPr>
+        <w:numPr>
+          <w:ilvl w:val="0"/>
+          <w:numId w:val="21"/>
+        </w:numPr>
+        <w:spacing w:before="0" w:beforeAutospacing="0" w:after="0" w:afterAutospacing="0"/>
+        <w:ind w:left="720" w:hanging="360"/>
+      </w:pPr>
+      <w:r>
+        <w:rPr>
+          <w:rtl w:val="0"/>
+        </w:rPr>
+        <w:t xml:space="preserve">Merge this updated state to the </w:t>
+      </w:r>
+      <w:r>
+        <w:rPr>
+          <w:rFonts w:ascii="Courier New" w:hAnsi="Courier New" w:eastAsia="Courier New" w:cs="Courier New"/>
+          <w:color w:val="188038"/>
+          <w:rtl w:val="0"/>
+        </w:rPr>
+        <w:t>main</w:t>
+      </w:r>
+      <w:r>
+        <w:rPr>
+          <w:rtl w:val="0"/>
+        </w:rPr>
+        <w:t xml:space="preserve"> branch.</w:t>
+      </w:r>
+    </w:p>
+    <w:p>
+      <w:pPr>
+        <w:numPr>
+          <w:ilvl w:val="0"/>
+          <w:numId w:val="22"/>
+        </w:numPr>
+        <w:spacing w:before="0" w:beforeAutospacing="0" w:after="0" w:afterAutospacing="0"/>
+        <w:ind w:left="720" w:hanging="360"/>
+      </w:pPr>
+      <w:r>
+        <w:rPr>
+          <w:b/>
+          <w:bCs/>
+          <w:rtl w:val="0"/>
+        </w:rPr>
+        <w:t>Rebasing Changes</w:t>
+      </w:r>
+      <w:r>
+        <w:rPr>
+          <w:rtl w:val="0"/>
+        </w:rPr>
+        <w:t>:</w:t>
       </w:r>
     </w:p>
     <w:p>
@@ -88,38 +2664,144 @@
           <w:ilvl w:val="0"/>
           <w:numId w:val="23"/>
         </w:numPr>
-        <w:spacing w:after="0" w:afterAutospacing="0" w:before="0" w:beforeAutospacing="0" w:lineRule="auto"/>
+        <w:spacing w:before="0" w:beforeAutospacing="0" w:after="0" w:afterAutospacing="0"/>
         <w:ind w:left="720" w:hanging="360"/>
       </w:pPr>
       <w:r>
         <w:rPr>
           <w:rtl w:val="0"/>
         </w:rPr>
-        <w:t xml:space="preserve">Add your Flask project files to this branch.</w:t>
+        <w:t xml:space="preserve">Rebase the updated changes in the </w:t>
+      </w:r>
+      <w:r>
+        <w:rPr>
+          <w:rFonts w:ascii="Courier New" w:hAnsi="Courier New" w:eastAsia="Courier New" w:cs="Courier New"/>
+          <w:color w:val="188038"/>
+          <w:rtl w:val="0"/>
+        </w:rPr>
+        <w:t>main</w:t>
+      </w:r>
+      <w:r>
+        <w:rPr>
+          <w:rtl w:val="0"/>
+        </w:rPr>
+        <w:t xml:space="preserve"> branch to the </w:t>
+      </w:r>
+      <w:r>
+        <w:rPr>
+          <w:rFonts w:ascii="Courier New" w:hAnsi="Courier New" w:eastAsia="Courier New" w:cs="Courier New"/>
+          <w:color w:val="188038"/>
+          <w:rtl w:val="0"/>
+        </w:rPr>
+        <w:t>master_1</w:t>
+      </w:r>
+      <w:r>
+        <w:rPr>
+          <w:rtl w:val="0"/>
+        </w:rPr>
+        <w:t xml:space="preserve"> branch.</w:t>
+      </w:r>
+      <w:r>
+        <w:rPr>
+          <w:rtl w:val="0"/>
+        </w:rPr>
+        <w:br w:type="textWrapping"/>
+      </w:r>
+      <w:r>
+        <w:rPr>
+          <w:b/>
+          <w:bCs/>
+          <w:rtl w:val="0"/>
+        </w:rPr>
+        <w:t>Clarification</w:t>
+      </w:r>
+      <w:r>
+        <w:rPr>
+          <w:rtl w:val="0"/>
+        </w:rPr>
+        <w:t>:</w:t>
       </w:r>
     </w:p>
     <w:p>
       <w:pPr>
         <w:numPr>
-          <w:ilvl w:val="0"/>
-          <w:numId w:val="1"/>
+          <w:ilvl w:val="1"/>
+          <w:numId w:val="23"/>
         </w:numPr>
-        <w:spacing w:after="240" w:before="0" w:beforeAutospacing="0" w:lineRule="auto"/>
-        <w:ind w:left="720" w:hanging="360"/>
-      </w:pPr>
-      <w:r>
-        <w:rPr>
-          <w:rtl w:val="0"/>
-        </w:rPr>
-        <w:t xml:space="preserve">Commit the changes and merge the branch into the </w:t>
-      </w:r>
-      <w:r>
-        <w:rPr>
-          <w:rFonts w:ascii="Courier New" w:cs="Courier New" w:eastAsia="Courier New" w:hAnsi="Courier New"/>
+        <w:spacing w:before="0" w:beforeAutospacing="0" w:after="0" w:afterAutospacing="0"/>
+        <w:ind w:left="1440" w:hanging="360"/>
+      </w:pPr>
+      <w:r>
+        <w:rPr>
+          <w:rtl w:val="0"/>
+        </w:rPr>
+        <w:t xml:space="preserve">During rebasing, </w:t>
+      </w:r>
+      <w:r>
+        <w:rPr>
+          <w:b/>
+          <w:bCs/>
+          <w:rtl w:val="0"/>
+        </w:rPr>
+        <w:t>preserve individual commits</w:t>
+      </w:r>
+      <w:r>
+        <w:rPr>
+          <w:rtl w:val="0"/>
+        </w:rPr>
+        <w:t xml:space="preserve"> to maintain the commit history for each change (i.e., do not squash commits).</w:t>
+      </w:r>
+    </w:p>
+    <w:p>
+      <w:pPr>
+        <w:numPr>
+          <w:ilvl w:val="1"/>
+          <w:numId w:val="23"/>
+        </w:numPr>
+        <w:spacing w:before="0" w:beforeAutospacing="0" w:after="240"/>
+        <w:ind w:left="1440" w:hanging="360"/>
+      </w:pPr>
+      <w:r>
+        <w:rPr>
+          <w:rtl w:val="0"/>
+        </w:rPr>
+        <w:t xml:space="preserve">Use </w:t>
+      </w:r>
+      <w:r>
+        <w:rPr>
+          <w:rFonts w:ascii="Courier New" w:hAnsi="Courier New" w:eastAsia="Courier New" w:cs="Courier New"/>
           <w:color w:val="188038"/>
           <w:rtl w:val="0"/>
         </w:rPr>
-        <w:t xml:space="preserve">main</w:t>
+        <w:t>git rebase main master_1</w:t>
+      </w:r>
+      <w:r>
+        <w:rPr>
+          <w:rtl w:val="0"/>
+        </w:rPr>
+        <w:t xml:space="preserve"> to integrate changes from the </w:t>
+      </w:r>
+      <w:r>
+        <w:rPr>
+          <w:rFonts w:ascii="Courier New" w:hAnsi="Courier New" w:eastAsia="Courier New" w:cs="Courier New"/>
+          <w:color w:val="188038"/>
+          <w:rtl w:val="0"/>
+        </w:rPr>
+        <w:t>main</w:t>
+      </w:r>
+      <w:r>
+        <w:rPr>
+          <w:rtl w:val="0"/>
+        </w:rPr>
+        <w:t xml:space="preserve"> branch back into the </w:t>
+      </w:r>
+      <w:r>
+        <w:rPr>
+          <w:rFonts w:ascii="Courier New" w:hAnsi="Courier New" w:eastAsia="Courier New" w:cs="Courier New"/>
+          <w:color w:val="188038"/>
+          <w:rtl w:val="0"/>
+        </w:rPr>
+        <w:t>master_1</w:t>
       </w:r>
       <w:r>
         <w:rPr>
@@ -128,1406 +2810,214 @@
         <w:t xml:space="preserve"> branch.</w:t>
       </w:r>
     </w:p>
-    <w:p>
-      <w:pPr>
-        <w:spacing w:after="240" w:before="240" w:lineRule="auto"/>
-        <w:ind w:left="720" w:firstLine="0"/>
-        <w:rPr/>
-      </w:pPr>
-      <w:r>
-        <w:rPr>
-          <w:rtl w:val="0"/>
-        </w:rPr>
-      </w:r>
-    </w:p>
-    <w:p>
-      <w:pPr>
-        <w:spacing w:before="240" w:line="16.363636363636363" w:lineRule="auto"/>
-        <w:rPr/>
-      </w:pPr>
-      <w:r>
+    <w:p/>
+    <w:p>
+      <w:pPr>
         <w:rPr>
           <w:sz w:val="24"/>
           <w:szCs w:val="24"/>
-          <w:rtl w:val="0"/>
-        </w:rPr>
-        <w:t xml:space="preserve">2. </w:t>
-      </w:r>
-      <w:r>
-        <w:rPr>
-          <w:rtl w:val="0"/>
-        </w:rPr>
-        <w:t xml:space="preserve">Create a new branch named </w:t>
-      </w:r>
-      <w:r>
-        <w:rPr>
-          <w:rFonts w:ascii="Courier New" w:cs="Courier New" w:eastAsia="Courier New" w:hAnsi="Courier New"/>
-          <w:color w:val="188038"/>
-          <w:rtl w:val="0"/>
-        </w:rPr>
-        <w:t xml:space="preserve">&lt;your_name&gt;_new</w:t>
-      </w:r>
-      <w:r>
-        <w:rPr>
-          <w:rtl w:val="0"/>
-        </w:rPr>
-        <w:t xml:space="preserve"> (e.g., </w:t>
-      </w:r>
-      <w:r>
-        <w:rPr>
-          <w:rFonts w:ascii="Courier New" w:cs="Courier New" w:eastAsia="Courier New" w:hAnsi="Courier New"/>
-          <w:color w:val="188038"/>
-          <w:rtl w:val="0"/>
-        </w:rPr>
-        <w:t xml:space="preserve">Tutedude_new</w:t>
-      </w:r>
-      <w:r>
-        <w:rPr>
-          <w:rtl w:val="0"/>
-        </w:rPr>
-        <w:t xml:space="preserve">).</w:t>
-      </w:r>
-    </w:p>
-    <w:p>
-      <w:pPr>
-        <w:numPr>
-          <w:ilvl w:val="0"/>
-          <w:numId w:val="16"/>
-        </w:numPr>
-        <w:spacing w:after="0" w:afterAutospacing="0" w:before="240" w:lineRule="auto"/>
-        <w:ind w:left="720" w:hanging="360"/>
-      </w:pPr>
-      <w:r>
-        <w:rPr>
-          <w:rtl w:val="0"/>
-        </w:rPr>
-        <w:t xml:space="preserve">Update the content of the JSON file used for the </w:t>
-      </w:r>
-      <w:r>
-        <w:rPr>
-          <w:rFonts w:ascii="Courier New" w:cs="Courier New" w:eastAsia="Courier New" w:hAnsi="Courier New"/>
-          <w:color w:val="188038"/>
-          <w:rtl w:val="0"/>
-        </w:rPr>
-        <w:t xml:space="preserve">/api</w:t>
-      </w:r>
-      <w:r>
-        <w:rPr>
-          <w:rtl w:val="0"/>
-        </w:rPr>
-        <w:t xml:space="preserve"> route in this branch.</w:t>
-      </w:r>
-    </w:p>
-    <w:p>
-      <w:pPr>
-        <w:numPr>
-          <w:ilvl w:val="0"/>
-          <w:numId w:val="11"/>
-        </w:numPr>
-        <w:spacing w:after="0" w:afterAutospacing="0" w:before="0" w:beforeAutospacing="0" w:lineRule="auto"/>
-        <w:ind w:left="720" w:hanging="360"/>
-      </w:pPr>
-      <w:r>
-        <w:rPr>
-          <w:rtl w:val="0"/>
-        </w:rPr>
-        <w:t xml:space="preserve">Merge the </w:t>
-      </w:r>
-      <w:r>
-        <w:rPr>
-          <w:rFonts w:ascii="Courier New" w:cs="Courier New" w:eastAsia="Courier New" w:hAnsi="Courier New"/>
-          <w:color w:val="188038"/>
-          <w:rtl w:val="0"/>
-        </w:rPr>
-        <w:t xml:space="preserve">&lt;your_name&gt;_new</w:t>
-      </w:r>
-      <w:r>
-        <w:rPr>
-          <w:rtl w:val="0"/>
-        </w:rPr>
-        <w:t xml:space="preserve"> branch into the </w:t>
-      </w:r>
-      <w:r>
-        <w:rPr>
-          <w:rFonts w:ascii="Courier New" w:cs="Courier New" w:eastAsia="Courier New" w:hAnsi="Courier New"/>
-          <w:color w:val="188038"/>
-          <w:rtl w:val="0"/>
-        </w:rPr>
-        <w:t xml:space="preserve">main</w:t>
-      </w:r>
-      <w:r>
-        <w:rPr>
-          <w:rtl w:val="0"/>
-        </w:rPr>
-        <w:t xml:space="preserve"> branch.</w:t>
-      </w:r>
-    </w:p>
-    <w:p>
-      <w:pPr>
-        <w:numPr>
-          <w:ilvl w:val="0"/>
-          <w:numId w:val="10"/>
-        </w:numPr>
-        <w:spacing w:after="0" w:afterAutospacing="0" w:before="0" w:beforeAutospacing="0" w:lineRule="auto"/>
-        <w:ind w:left="720" w:hanging="360"/>
-      </w:pPr>
-      <w:r>
-        <w:rPr>
-          <w:rtl w:val="0"/>
-        </w:rPr>
-        <w:t xml:space="preserve">If there are conflicts during the merge, resolve them by accepting the changes from the </w:t>
-      </w:r>
-      <w:r>
-        <w:rPr>
-          <w:rFonts w:ascii="Courier New" w:cs="Courier New" w:eastAsia="Courier New" w:hAnsi="Courier New"/>
-          <w:color w:val="188038"/>
-          <w:rtl w:val="0"/>
-        </w:rPr>
-        <w:t xml:space="preserve">&lt;your_name&gt;_new</w:t>
-      </w:r>
-      <w:r>
-        <w:rPr>
-          <w:rtl w:val="0"/>
-        </w:rPr>
-        <w:t xml:space="preserve"> branch.</w:t>
-      </w:r>
-    </w:p>
-    <w:p>
-      <w:pPr>
-        <w:numPr>
-          <w:ilvl w:val="0"/>
-          <w:numId w:val="13"/>
-        </w:numPr>
-        <w:spacing w:after="240" w:before="0" w:beforeAutospacing="0" w:lineRule="auto"/>
-        <w:ind w:left="720" w:hanging="360"/>
-      </w:pPr>
-      <w:r>
-        <w:rPr>
-          <w:rtl w:val="0"/>
-        </w:rPr>
-        <w:t xml:space="preserve">Add the resolved changes to the staging area, commit them, and push the updates to the remote repository.</w:t>
-      </w:r>
-    </w:p>
-    <w:p>
-      <w:pPr>
-        <w:spacing w:after="240" w:before="240" w:lineRule="auto"/>
-        <w:ind w:left="720" w:firstLine="0"/>
-        <w:rPr/>
-      </w:pPr>
-      <w:r>
-        <w:rPr>
-          <w:rtl w:val="0"/>
-        </w:rPr>
-      </w:r>
-    </w:p>
-    <w:p>
-      <w:pPr>
-        <w:spacing w:after="140" w:before="240" w:line="18.818181818181817" w:lineRule="auto"/>
-        <w:rPr/>
-      </w:pPr>
-      <w:r>
-        <w:rPr>
-          <w:rtl w:val="0"/>
-        </w:rPr>
-        <w:t xml:space="preserve">3. </w:t>
-      </w:r>
-      <w:r>
-        <w:rPr>
-          <w:b w:val="1"/>
-          <w:bCs w:val="1"/>
-          <w:rtl w:val="0"/>
-        </w:rPr>
-        <w:t xml:space="preserve">Branch Creation</w:t>
-      </w:r>
-      <w:r>
-        <w:rPr>
-          <w:rtl w:val="0"/>
-        </w:rPr>
-        <w:t xml:space="preserve">:</w:t>
-      </w:r>
-    </w:p>
-    <w:p>
-      <w:pPr>
-        <w:numPr>
-          <w:ilvl w:val="0"/>
-          <w:numId w:val="20"/>
-        </w:numPr>
-        <w:spacing w:after="0" w:afterAutospacing="0" w:before="240" w:lineRule="auto"/>
-        <w:ind w:left="720" w:hanging="360"/>
-      </w:pPr>
-      <w:r>
-        <w:rPr>
-          <w:rtl w:val="0"/>
-        </w:rPr>
-        <w:t xml:space="preserve">Create two branches: </w:t>
-      </w:r>
-      <w:r>
-        <w:rPr>
-          <w:rFonts w:ascii="Courier New" w:cs="Courier New" w:eastAsia="Courier New" w:hAnsi="Courier New"/>
-          <w:color w:val="188038"/>
-          <w:rtl w:val="0"/>
-        </w:rPr>
-        <w:t xml:space="preserve">master_1</w:t>
-      </w:r>
-      <w:r>
-        <w:rPr>
-          <w:rtl w:val="0"/>
-        </w:rPr>
-        <w:t xml:space="preserve"> and </w:t>
-      </w:r>
-      <w:r>
-        <w:rPr>
-          <w:rFonts w:ascii="Courier New" w:cs="Courier New" w:eastAsia="Courier New" w:hAnsi="Courier New"/>
-          <w:color w:val="188038"/>
-          <w:rtl w:val="0"/>
-        </w:rPr>
-        <w:t xml:space="preserve">master_2</w:t>
-      </w:r>
-      <w:r>
-        <w:rPr>
-          <w:rtl w:val="0"/>
-        </w:rPr>
-        <w:t xml:space="preserve"> from the </w:t>
-      </w:r>
-      <w:r>
-        <w:rPr>
-          <w:rFonts w:ascii="Courier New" w:cs="Courier New" w:eastAsia="Courier New" w:hAnsi="Courier New"/>
-          <w:color w:val="188038"/>
-          <w:rtl w:val="0"/>
-        </w:rPr>
-        <w:t xml:space="preserve">main</w:t>
-      </w:r>
-      <w:r>
-        <w:rPr>
-          <w:rtl w:val="0"/>
-        </w:rPr>
-        <w:t xml:space="preserve"> branch.</w:t>
-      </w:r>
-    </w:p>
-    <w:p>
-      <w:pPr>
-        <w:numPr>
-          <w:ilvl w:val="0"/>
-          <w:numId w:val="6"/>
-        </w:numPr>
-        <w:spacing w:after="0" w:afterAutospacing="0" w:before="0" w:beforeAutospacing="0" w:lineRule="auto"/>
-        <w:ind w:left="720" w:hanging="360"/>
-      </w:pPr>
-      <w:r>
-        <w:rPr>
-          <w:b w:val="1"/>
-          <w:bCs w:val="1"/>
-          <w:rtl w:val="0"/>
-        </w:rPr>
-        <w:t xml:space="preserve">Feature Development in </w:t>
-      </w:r>
-      <w:r>
-        <w:rPr>
-          <w:rFonts w:ascii="Courier New" w:cs="Courier New" w:eastAsia="Courier New" w:hAnsi="Courier New"/>
-          <w:color w:val="188038"/>
-          <w:rtl w:val="0"/>
-        </w:rPr>
-        <w:t xml:space="preserve">master_1</w:t>
-      </w:r>
-      <w:r>
-        <w:rPr>
-          <w:rtl w:val="0"/>
-        </w:rPr>
-        <w:t xml:space="preserve">:</w:t>
-      </w:r>
-    </w:p>
-    <w:p>
-      <w:pPr>
-        <w:numPr>
-          <w:ilvl w:val="0"/>
-          <w:numId w:val="4"/>
-        </w:numPr>
-        <w:spacing w:after="0" w:afterAutospacing="0" w:before="0" w:beforeAutospacing="0" w:lineRule="auto"/>
-        <w:ind w:left="720" w:hanging="360"/>
-      </w:pPr>
-      <w:r>
-        <w:rPr>
-          <w:rtl w:val="0"/>
-        </w:rPr>
-        <w:t xml:space="preserve">In the </w:t>
-      </w:r>
-      <w:r>
-        <w:rPr>
-          <w:rFonts w:ascii="Courier New" w:cs="Courier New" w:eastAsia="Courier New" w:hAnsi="Courier New"/>
-          <w:color w:val="188038"/>
-          <w:rtl w:val="0"/>
-        </w:rPr>
-        <w:t xml:space="preserve">master_1</w:t>
-      </w:r>
-      <w:r>
-        <w:rPr>
-          <w:rtl w:val="0"/>
-        </w:rPr>
-        <w:t xml:space="preserve"> branch, create a </w:t>
-      </w:r>
-      <w:r>
-        <w:rPr>
-          <w:b w:val="1"/>
-          <w:bCs w:val="1"/>
-          <w:rtl w:val="0"/>
-        </w:rPr>
-        <w:t xml:space="preserve">To-Do Page</w:t>
-      </w:r>
-      <w:r>
-        <w:rPr>
-          <w:rtl w:val="0"/>
-        </w:rPr>
-        <w:t xml:space="preserve"> in the frontend.</w:t>
-      </w:r>
-    </w:p>
-    <w:p>
-      <w:pPr>
-        <w:numPr>
-          <w:ilvl w:val="1"/>
-          <w:numId w:val="4"/>
-        </w:numPr>
-        <w:spacing w:after="0" w:afterAutospacing="0" w:before="0" w:beforeAutospacing="0" w:lineRule="auto"/>
-        <w:ind w:left="1440" w:hanging="360"/>
-      </w:pPr>
-      <w:r>
-        <w:rPr>
-          <w:rtl w:val="0"/>
-        </w:rPr>
-        <w:t xml:space="preserve">The page should contain a form with the following fields:</w:t>
-      </w:r>
-    </w:p>
-    <w:p>
-      <w:pPr>
-        <w:numPr>
-          <w:ilvl w:val="2"/>
-          <w:numId w:val="4"/>
-        </w:numPr>
-        <w:spacing w:after="0" w:afterAutospacing="0" w:before="0" w:beforeAutospacing="0" w:lineRule="auto"/>
-        <w:ind w:left="2160" w:hanging="360"/>
-      </w:pPr>
-      <w:r>
-        <w:rPr>
-          <w:b w:val="1"/>
-          <w:bCs w:val="1"/>
-          <w:rtl w:val="0"/>
-        </w:rPr>
-        <w:t xml:space="preserve">Item Name</w:t>
-      </w:r>
-    </w:p>
-    <w:p>
-      <w:pPr>
-        <w:numPr>
-          <w:ilvl w:val="2"/>
-          <w:numId w:val="4"/>
-        </w:numPr>
-        <w:spacing w:after="0" w:afterAutospacing="0" w:before="0" w:beforeAutospacing="0" w:lineRule="auto"/>
-        <w:ind w:left="2160" w:hanging="360"/>
-      </w:pPr>
-      <w:r>
-        <w:rPr>
-          <w:b w:val="1"/>
-          <w:bCs w:val="1"/>
-          <w:rtl w:val="0"/>
-        </w:rPr>
-        <w:t xml:space="preserve">Item Description</w:t>
-      </w:r>
-    </w:p>
-    <w:p>
-      <w:pPr>
-        <w:numPr>
-          <w:ilvl w:val="0"/>
-          <w:numId w:val="21"/>
-        </w:numPr>
-        <w:spacing w:after="0" w:afterAutospacing="0" w:before="0" w:beforeAutospacing="0" w:lineRule="auto"/>
-        <w:ind w:left="720" w:hanging="360"/>
-      </w:pPr>
-      <w:r>
-        <w:rPr>
-          <w:b w:val="1"/>
-          <w:bCs w:val="1"/>
-          <w:rtl w:val="0"/>
-        </w:rPr>
-        <w:t xml:space="preserve">Backend API in </w:t>
-      </w:r>
-      <w:r>
-        <w:rPr>
-          <w:rFonts w:ascii="Courier New" w:cs="Courier New" w:eastAsia="Courier New" w:hAnsi="Courier New"/>
-          <w:color w:val="188038"/>
-          <w:rtl w:val="0"/>
-        </w:rPr>
-        <w:t xml:space="preserve">master_2</w:t>
-      </w:r>
-      <w:r>
-        <w:rPr>
-          <w:rtl w:val="0"/>
-        </w:rPr>
-        <w:t xml:space="preserve">:</w:t>
-      </w:r>
-    </w:p>
-    <w:p>
-      <w:pPr>
-        <w:numPr>
-          <w:ilvl w:val="0"/>
-          <w:numId w:val="2"/>
-        </w:numPr>
-        <w:spacing w:after="0" w:afterAutospacing="0" w:before="0" w:beforeAutospacing="0" w:lineRule="auto"/>
-        <w:ind w:left="720" w:hanging="360"/>
-      </w:pPr>
-      <w:r>
-        <w:rPr>
-          <w:rtl w:val="0"/>
-        </w:rPr>
-        <w:t xml:space="preserve">In the </w:t>
-      </w:r>
-      <w:r>
-        <w:rPr>
-          <w:rFonts w:ascii="Courier New" w:cs="Courier New" w:eastAsia="Courier New" w:hAnsi="Courier New"/>
-          <w:color w:val="188038"/>
-          <w:rtl w:val="0"/>
-        </w:rPr>
-        <w:t xml:space="preserve">master_2</w:t>
-      </w:r>
-      <w:r>
-        <w:rPr>
-          <w:rtl w:val="0"/>
-        </w:rPr>
-        <w:t xml:space="preserve"> branch, create a backend route named </w:t>
-      </w:r>
-      <w:r>
-        <w:rPr>
-          <w:rFonts w:ascii="Courier New" w:cs="Courier New" w:eastAsia="Courier New" w:hAnsi="Courier New"/>
-          <w:color w:val="188038"/>
-          <w:rtl w:val="0"/>
-        </w:rPr>
-        <w:t xml:space="preserve">/submittodoitem</w:t>
-      </w:r>
-      <w:r>
-        <w:rPr>
-          <w:rtl w:val="0"/>
-        </w:rPr>
-        <w:t xml:space="preserve">.</w:t>
-      </w:r>
-    </w:p>
-    <w:p>
-      <w:pPr>
-        <w:numPr>
-          <w:ilvl w:val="0"/>
-          <w:numId w:val="2"/>
-        </w:numPr>
-        <w:spacing w:after="0" w:afterAutospacing="0" w:before="0" w:beforeAutospacing="0" w:lineRule="auto"/>
-        <w:ind w:left="720" w:hanging="360"/>
-      </w:pPr>
-      <w:r>
-        <w:rPr>
-          <w:rtl w:val="0"/>
-        </w:rPr>
-        <w:t xml:space="preserve">This route will:</w:t>
-      </w:r>
-    </w:p>
-    <w:p>
-      <w:pPr>
-        <w:numPr>
-          <w:ilvl w:val="1"/>
-          <w:numId w:val="2"/>
-        </w:numPr>
-        <w:spacing w:after="0" w:afterAutospacing="0" w:before="0" w:beforeAutospacing="0" w:lineRule="auto"/>
-        <w:ind w:left="1440" w:hanging="360"/>
-      </w:pPr>
-      <w:r>
-        <w:rPr>
-          <w:rtl w:val="0"/>
-        </w:rPr>
-        <w:t xml:space="preserve">Accept </w:t>
-      </w:r>
-      <w:r>
-        <w:rPr>
-          <w:rFonts w:ascii="Courier New" w:cs="Courier New" w:eastAsia="Courier New" w:hAnsi="Courier New"/>
-          <w:color w:val="188038"/>
-          <w:rtl w:val="0"/>
-        </w:rPr>
-        <w:t xml:space="preserve">itemName</w:t>
-      </w:r>
-      <w:r>
-        <w:rPr>
-          <w:rtl w:val="0"/>
-        </w:rPr>
-        <w:t xml:space="preserve"> and </w:t>
-      </w:r>
-      <w:r>
-        <w:rPr>
-          <w:rFonts w:ascii="Courier New" w:cs="Courier New" w:eastAsia="Courier New" w:hAnsi="Courier New"/>
-          <w:color w:val="188038"/>
-          <w:rtl w:val="0"/>
-        </w:rPr>
-        <w:t xml:space="preserve">itemDescription</w:t>
-      </w:r>
-      <w:r>
-        <w:rPr>
-          <w:rtl w:val="0"/>
-        </w:rPr>
-        <w:t xml:space="preserve"> via a POST request.</w:t>
-      </w:r>
-    </w:p>
-    <w:p>
-      <w:pPr>
-        <w:numPr>
-          <w:ilvl w:val="1"/>
-          <w:numId w:val="2"/>
-        </w:numPr>
-        <w:spacing w:after="0" w:afterAutospacing="0" w:before="0" w:beforeAutospacing="0" w:lineRule="auto"/>
-        <w:ind w:left="1440" w:hanging="360"/>
-      </w:pPr>
-      <w:r>
-        <w:rPr>
-          <w:rtl w:val="0"/>
-        </w:rPr>
-        <w:t xml:space="preserve">Store these details in a MongoDB database.</w:t>
-      </w:r>
-    </w:p>
-    <w:p>
-      <w:pPr>
-        <w:numPr>
-          <w:ilvl w:val="0"/>
-          <w:numId w:val="8"/>
-        </w:numPr>
-        <w:spacing w:after="0" w:afterAutospacing="0" w:before="0" w:beforeAutospacing="0" w:lineRule="auto"/>
-        <w:ind w:left="720" w:hanging="360"/>
-      </w:pPr>
-      <w:r>
-        <w:rPr>
-          <w:b w:val="1"/>
-          <w:bCs w:val="1"/>
-          <w:rtl w:val="0"/>
-        </w:rPr>
-        <w:t xml:space="preserve">Merging Changes</w:t>
-      </w:r>
-      <w:r>
-        <w:rPr>
-          <w:rtl w:val="0"/>
-        </w:rPr>
-        <w:t xml:space="preserve">:</w:t>
-      </w:r>
-    </w:p>
-    <w:p>
-      <w:pPr>
-        <w:numPr>
-          <w:ilvl w:val="0"/>
-          <w:numId w:val="15"/>
-        </w:numPr>
-        <w:spacing w:after="240" w:before="0" w:beforeAutospacing="0" w:lineRule="auto"/>
-        <w:ind w:left="720" w:hanging="360"/>
-      </w:pPr>
-      <w:r>
-        <w:rPr>
-          <w:rtl w:val="0"/>
-        </w:rPr>
-        <w:t xml:space="preserve">Merge the changes from both </w:t>
-      </w:r>
-      <w:r>
-        <w:rPr>
-          <w:rFonts w:ascii="Courier New" w:cs="Courier New" w:eastAsia="Courier New" w:hAnsi="Courier New"/>
-          <w:color w:val="188038"/>
-          <w:rtl w:val="0"/>
-        </w:rPr>
-        <w:t xml:space="preserve">master_1</w:t>
-      </w:r>
-      <w:r>
-        <w:rPr>
-          <w:rtl w:val="0"/>
-        </w:rPr>
-        <w:t xml:space="preserve"> and </w:t>
-      </w:r>
-      <w:r>
-        <w:rPr>
-          <w:rFonts w:ascii="Courier New" w:cs="Courier New" w:eastAsia="Courier New" w:hAnsi="Courier New"/>
-          <w:color w:val="188038"/>
-          <w:rtl w:val="0"/>
-        </w:rPr>
-        <w:t xml:space="preserve">master_2</w:t>
-      </w:r>
-      <w:r>
-        <w:rPr>
-          <w:rtl w:val="0"/>
-        </w:rPr>
-        <w:t xml:space="preserve"> into the </w:t>
-      </w:r>
-      <w:r>
-        <w:rPr>
-          <w:rFonts w:ascii="Courier New" w:cs="Courier New" w:eastAsia="Courier New" w:hAnsi="Courier New"/>
-          <w:color w:val="188038"/>
-          <w:rtl w:val="0"/>
-        </w:rPr>
-        <w:t xml:space="preserve">main</w:t>
-      </w:r>
-      <w:r>
-        <w:rPr>
-          <w:rtl w:val="0"/>
-        </w:rPr>
-        <w:t xml:space="preserve"> branch.</w:t>
-      </w:r>
-    </w:p>
-    <w:p>
-      <w:pPr>
-        <w:spacing w:after="140" w:before="240" w:line="18.818181818181817" w:lineRule="auto"/>
-        <w:rPr/>
-      </w:pPr>
-      <w:r>
-        <w:rPr>
-          <w:rtl w:val="0"/>
-        </w:rPr>
-        <w:br w:type="textWrapping"/>
-      </w:r>
-    </w:p>
-    <w:p>
-      <w:pPr>
-        <w:spacing w:after="140" w:before="240" w:line="18.818181818181817" w:lineRule="auto"/>
-        <w:rPr/>
-      </w:pPr>
-      <w:r>
-        <w:rPr>
-          <w:rtl w:val="0"/>
-        </w:rPr>
-        <w:t xml:space="preserve">4. </w:t>
-      </w:r>
-      <w:r>
-        <w:rPr>
-          <w:b w:val="1"/>
-          <w:bCs w:val="1"/>
-          <w:rtl w:val="0"/>
-        </w:rPr>
-        <w:t xml:space="preserve">Enhancing the To-Do Form in </w:t>
-      </w:r>
-      <w:r>
-        <w:rPr>
-          <w:rFonts w:ascii="Courier New" w:cs="Courier New" w:eastAsia="Courier New" w:hAnsi="Courier New"/>
-          <w:color w:val="188038"/>
-          <w:rtl w:val="0"/>
-        </w:rPr>
-        <w:t xml:space="preserve">master_1</w:t>
-      </w:r>
-      <w:r>
-        <w:rPr>
-          <w:rtl w:val="0"/>
-        </w:rPr>
-        <w:t xml:space="preserve">:</w:t>
-      </w:r>
-    </w:p>
-    <w:p>
-      <w:pPr>
-        <w:numPr>
-          <w:ilvl w:val="0"/>
-          <w:numId w:val="14"/>
-        </w:numPr>
-        <w:spacing w:after="0" w:afterAutospacing="0" w:before="240" w:lineRule="auto"/>
-        <w:ind w:left="720" w:hanging="360"/>
-      </w:pPr>
-      <w:r>
-        <w:rPr>
-          <w:rtl w:val="0"/>
-        </w:rPr>
-        <w:t xml:space="preserve">In the </w:t>
-      </w:r>
-      <w:r>
-        <w:rPr>
-          <w:rFonts w:ascii="Courier New" w:cs="Courier New" w:eastAsia="Courier New" w:hAnsi="Courier New"/>
-          <w:color w:val="188038"/>
-          <w:rtl w:val="0"/>
-        </w:rPr>
-        <w:t xml:space="preserve">master_1</w:t>
-      </w:r>
-      <w:r>
-        <w:rPr>
-          <w:rtl w:val="0"/>
-        </w:rPr>
-        <w:t xml:space="preserve"> branch, add the following fields to the To-Do form:</w:t>
-      </w:r>
-    </w:p>
-    <w:p>
-      <w:pPr>
-        <w:numPr>
-          <w:ilvl w:val="1"/>
-          <w:numId w:val="14"/>
-        </w:numPr>
-        <w:spacing w:after="0" w:afterAutospacing="0" w:before="0" w:beforeAutospacing="0" w:lineRule="auto"/>
-        <w:ind w:left="1440" w:hanging="360"/>
-      </w:pPr>
-      <w:r>
-        <w:rPr>
-          <w:b w:val="1"/>
-          <w:bCs w:val="1"/>
-          <w:rtl w:val="0"/>
-        </w:rPr>
-        <w:t xml:space="preserve">Item ID</w:t>
-      </w:r>
-    </w:p>
-    <w:p>
-      <w:pPr>
-        <w:numPr>
-          <w:ilvl w:val="1"/>
-          <w:numId w:val="14"/>
-        </w:numPr>
-        <w:spacing w:after="0" w:afterAutospacing="0" w:before="0" w:beforeAutospacing="0" w:lineRule="auto"/>
-        <w:ind w:left="1440" w:hanging="360"/>
-      </w:pPr>
-      <w:r>
-        <w:rPr>
-          <w:b w:val="1"/>
-          <w:bCs w:val="1"/>
-          <w:rtl w:val="0"/>
-        </w:rPr>
-        <w:t xml:space="preserve">Item UUID</w:t>
-      </w:r>
-    </w:p>
-    <w:p>
-      <w:pPr>
-        <w:numPr>
-          <w:ilvl w:val="1"/>
-          <w:numId w:val="14"/>
-        </w:numPr>
-        <w:spacing w:after="0" w:afterAutospacing="0" w:before="0" w:beforeAutospacing="0" w:lineRule="auto"/>
-        <w:ind w:left="1440" w:hanging="360"/>
-      </w:pPr>
-      <w:r>
-        <w:rPr>
-          <w:b w:val="1"/>
-          <w:bCs w:val="1"/>
-          <w:rtl w:val="0"/>
-        </w:rPr>
-        <w:t xml:space="preserve">Item Hash</w:t>
-      </w:r>
-    </w:p>
-    <w:p>
-      <w:pPr>
-        <w:numPr>
-          <w:ilvl w:val="0"/>
-          <w:numId w:val="14"/>
-        </w:numPr>
-        <w:spacing w:after="0" w:afterAutospacing="0" w:before="0" w:beforeAutospacing="0" w:lineRule="auto"/>
-        <w:ind w:left="720" w:hanging="360"/>
-      </w:pPr>
-      <w:r>
-        <w:rPr>
-          <w:b w:val="1"/>
-          <w:bCs w:val="1"/>
-          <w:rtl w:val="0"/>
-        </w:rPr>
-        <w:t xml:space="preserve">Committing in Sequence</w:t>
-      </w:r>
-      <w:r>
-        <w:rPr>
-          <w:rtl w:val="0"/>
-        </w:rPr>
-        <w:t xml:space="preserve">:</w:t>
-      </w:r>
-    </w:p>
-    <w:p>
-      <w:pPr>
-        <w:numPr>
-          <w:ilvl w:val="0"/>
-          <w:numId w:val="9"/>
-        </w:numPr>
-        <w:spacing w:after="0" w:afterAutospacing="0" w:before="0" w:beforeAutospacing="0" w:lineRule="auto"/>
-        <w:ind w:left="720" w:hanging="360"/>
-      </w:pPr>
-      <w:r>
-        <w:rPr>
-          <w:rtl w:val="0"/>
-        </w:rPr>
-        <w:t xml:space="preserve">Add and commit each field separately in the following order:</w:t>
-      </w:r>
-    </w:p>
-    <w:p>
-      <w:pPr>
-        <w:numPr>
-          <w:ilvl w:val="1"/>
-          <w:numId w:val="9"/>
-        </w:numPr>
-        <w:spacing w:after="0" w:afterAutospacing="0" w:before="0" w:beforeAutospacing="0" w:lineRule="auto"/>
-        <w:ind w:left="1440" w:hanging="360"/>
-      </w:pPr>
-      <w:r>
-        <w:rPr>
-          <w:b w:val="1"/>
-          <w:bCs w:val="1"/>
-          <w:rtl w:val="0"/>
-        </w:rPr>
-        <w:t xml:space="preserve">First commit</w:t>
-      </w:r>
-      <w:r>
-        <w:rPr>
-          <w:rtl w:val="0"/>
-        </w:rPr>
-        <w:t xml:space="preserve">: Add </w:t>
-      </w:r>
-      <w:r>
-        <w:rPr>
-          <w:b w:val="1"/>
-          <w:bCs w:val="1"/>
-          <w:rtl w:val="0"/>
-        </w:rPr>
-        <w:t xml:space="preserve">Item ID</w:t>
-      </w:r>
-      <w:r>
-        <w:rPr>
-          <w:rtl w:val="0"/>
-        </w:rPr>
-        <w:t xml:space="preserve"> field.</w:t>
-      </w:r>
-    </w:p>
-    <w:p>
-      <w:pPr>
-        <w:numPr>
-          <w:ilvl w:val="1"/>
-          <w:numId w:val="9"/>
-        </w:numPr>
-        <w:spacing w:after="0" w:afterAutospacing="0" w:before="0" w:beforeAutospacing="0" w:lineRule="auto"/>
-        <w:ind w:left="1440" w:hanging="360"/>
-      </w:pPr>
-      <w:r>
-        <w:rPr>
-          <w:b w:val="1"/>
-          <w:bCs w:val="1"/>
-          <w:rtl w:val="0"/>
-        </w:rPr>
-        <w:t xml:space="preserve">Second commit</w:t>
-      </w:r>
-      <w:r>
-        <w:rPr>
-          <w:rtl w:val="0"/>
-        </w:rPr>
-        <w:t xml:space="preserve">: Add </w:t>
-      </w:r>
-      <w:r>
-        <w:rPr>
-          <w:b w:val="1"/>
-          <w:bCs w:val="1"/>
-          <w:rtl w:val="0"/>
-        </w:rPr>
-        <w:t xml:space="preserve">Item UUID</w:t>
-      </w:r>
-      <w:r>
-        <w:rPr>
-          <w:rtl w:val="0"/>
-        </w:rPr>
-        <w:t xml:space="preserve"> field.</w:t>
-      </w:r>
-    </w:p>
-    <w:p>
-      <w:pPr>
-        <w:numPr>
-          <w:ilvl w:val="1"/>
-          <w:numId w:val="9"/>
-        </w:numPr>
-        <w:spacing w:after="0" w:afterAutospacing="0" w:before="0" w:beforeAutospacing="0" w:lineRule="auto"/>
-        <w:ind w:left="1440" w:hanging="360"/>
-      </w:pPr>
-      <w:r>
-        <w:rPr>
-          <w:b w:val="1"/>
-          <w:bCs w:val="1"/>
-          <w:rtl w:val="0"/>
-        </w:rPr>
-        <w:t xml:space="preserve">Third commit</w:t>
-      </w:r>
-      <w:r>
-        <w:rPr>
-          <w:rtl w:val="0"/>
-        </w:rPr>
-        <w:t xml:space="preserve">: Add </w:t>
-      </w:r>
-      <w:r>
-        <w:rPr>
-          <w:b w:val="1"/>
-          <w:bCs w:val="1"/>
-          <w:rtl w:val="0"/>
-        </w:rPr>
-        <w:t xml:space="preserve">Item Hash</w:t>
-      </w:r>
-      <w:r>
-        <w:rPr>
-          <w:rtl w:val="0"/>
-        </w:rPr>
-        <w:t xml:space="preserve"> field.</w:t>
-      </w:r>
-    </w:p>
-    <w:p>
-      <w:pPr>
-        <w:numPr>
-          <w:ilvl w:val="0"/>
-          <w:numId w:val="17"/>
-        </w:numPr>
-        <w:spacing w:after="0" w:afterAutospacing="0" w:before="0" w:beforeAutospacing="0" w:lineRule="auto"/>
-        <w:ind w:left="720" w:hanging="360"/>
-      </w:pPr>
-      <w:r>
-        <w:rPr>
-          <w:b w:val="1"/>
-          <w:bCs w:val="1"/>
-          <w:rtl w:val="0"/>
-        </w:rPr>
-        <w:t xml:space="preserve">Merging to </w:t>
-      </w:r>
-      <w:r>
-        <w:rPr>
-          <w:rFonts w:ascii="Courier New" w:cs="Courier New" w:eastAsia="Courier New" w:hAnsi="Courier New"/>
-          <w:color w:val="188038"/>
-          <w:rtl w:val="0"/>
-        </w:rPr>
-        <w:t xml:space="preserve">main</w:t>
-      </w:r>
-      <w:r>
-        <w:rPr>
-          <w:rtl w:val="0"/>
-        </w:rPr>
-        <w:t xml:space="preserve">:</w:t>
-      </w:r>
-    </w:p>
-    <w:p>
-      <w:pPr>
-        <w:numPr>
-          <w:ilvl w:val="0"/>
-          <w:numId w:val="22"/>
-        </w:numPr>
-        <w:spacing w:after="0" w:afterAutospacing="0" w:before="0" w:beforeAutospacing="0" w:lineRule="auto"/>
-        <w:ind w:left="720" w:hanging="360"/>
-      </w:pPr>
-      <w:r>
-        <w:rPr>
-          <w:rtl w:val="0"/>
-        </w:rPr>
-        <w:t xml:space="preserve">Merge the </w:t>
-      </w:r>
-      <w:r>
-        <w:rPr>
-          <w:rFonts w:ascii="Courier New" w:cs="Courier New" w:eastAsia="Courier New" w:hAnsi="Courier New"/>
-          <w:color w:val="188038"/>
-          <w:rtl w:val="0"/>
-        </w:rPr>
-        <w:t xml:space="preserve">master_1</w:t>
-      </w:r>
-      <w:r>
-        <w:rPr>
-          <w:rtl w:val="0"/>
-        </w:rPr>
-        <w:t xml:space="preserve"> branch into the </w:t>
-      </w:r>
-      <w:r>
-        <w:rPr>
-          <w:rFonts w:ascii="Courier New" w:cs="Courier New" w:eastAsia="Courier New" w:hAnsi="Courier New"/>
-          <w:color w:val="188038"/>
-          <w:rtl w:val="0"/>
-        </w:rPr>
-        <w:t xml:space="preserve">main</w:t>
-      </w:r>
-      <w:r>
-        <w:rPr>
-          <w:rtl w:val="0"/>
-        </w:rPr>
-        <w:t xml:space="preserve"> branch.</w:t>
-      </w:r>
-    </w:p>
-    <w:p>
-      <w:pPr>
-        <w:numPr>
-          <w:ilvl w:val="0"/>
-          <w:numId w:val="3"/>
-        </w:numPr>
-        <w:spacing w:after="0" w:afterAutospacing="0" w:before="0" w:beforeAutospacing="0" w:lineRule="auto"/>
-        <w:ind w:left="720" w:hanging="360"/>
-      </w:pPr>
-      <w:r>
-        <w:rPr>
-          <w:b w:val="1"/>
-          <w:bCs w:val="1"/>
-          <w:rtl w:val="0"/>
-        </w:rPr>
-        <w:t xml:space="preserve">Git Reset and Commit Deletion</w:t>
-      </w:r>
-      <w:r>
-        <w:rPr>
-          <w:rtl w:val="0"/>
-        </w:rPr>
-        <w:t xml:space="preserve">:</w:t>
-      </w:r>
-    </w:p>
-    <w:p>
-      <w:pPr>
-        <w:numPr>
-          <w:ilvl w:val="0"/>
-          <w:numId w:val="19"/>
-        </w:numPr>
-        <w:spacing w:after="0" w:afterAutospacing="0" w:before="0" w:beforeAutospacing="0" w:lineRule="auto"/>
-        <w:ind w:left="720" w:hanging="360"/>
-      </w:pPr>
-      <w:r>
-        <w:rPr>
-          <w:rtl w:val="0"/>
-        </w:rPr>
-        <w:t xml:space="preserve">In the </w:t>
-      </w:r>
-      <w:r>
-        <w:rPr>
-          <w:rFonts w:ascii="Courier New" w:cs="Courier New" w:eastAsia="Courier New" w:hAnsi="Courier New"/>
-          <w:color w:val="188038"/>
-          <w:rtl w:val="0"/>
-        </w:rPr>
-        <w:t xml:space="preserve">main</w:t>
-      </w:r>
-      <w:r>
-        <w:rPr>
-          <w:rtl w:val="0"/>
-        </w:rPr>
-        <w:t xml:space="preserve"> branch, use </w:t>
-      </w:r>
-      <w:r>
-        <w:rPr>
-          <w:b w:val="1"/>
-          <w:bCs w:val="1"/>
-          <w:rtl w:val="0"/>
-        </w:rPr>
-        <w:t xml:space="preserve">Git Reset</w:t>
-      </w:r>
-      <w:r>
-        <w:rPr>
-          <w:rtl w:val="0"/>
-        </w:rPr>
-        <w:t xml:space="preserve"> to roll back to the commit where only the </w:t>
-      </w:r>
-      <w:r>
-        <w:rPr>
-          <w:b w:val="1"/>
-          <w:bCs w:val="1"/>
-          <w:rtl w:val="0"/>
-        </w:rPr>
-        <w:t xml:space="preserve">Item ID</w:t>
-      </w:r>
-      <w:r>
-        <w:rPr>
-          <w:rtl w:val="0"/>
-        </w:rPr>
-        <w:t xml:space="preserve"> field was added.</w:t>
-      </w:r>
-    </w:p>
-    <w:p>
-      <w:pPr>
-        <w:numPr>
-          <w:ilvl w:val="0"/>
-          <w:numId w:val="19"/>
-        </w:numPr>
-        <w:spacing w:after="0" w:afterAutospacing="0" w:before="0" w:beforeAutospacing="0" w:lineRule="auto"/>
-        <w:ind w:left="720" w:hanging="360"/>
-      </w:pPr>
-      <w:r>
-        <w:rPr>
-          <w:rtl w:val="0"/>
-        </w:rPr>
-        <w:t xml:space="preserve">Use </w:t>
-      </w:r>
-      <w:r>
-        <w:rPr>
-          <w:rFonts w:ascii="Courier New" w:cs="Courier New" w:eastAsia="Courier New" w:hAnsi="Courier New"/>
-          <w:color w:val="188038"/>
-          <w:rtl w:val="0"/>
-        </w:rPr>
-        <w:t xml:space="preserve">git reset --soft</w:t>
-      </w:r>
-      <w:r>
-        <w:rPr>
-          <w:rtl w:val="0"/>
-        </w:rPr>
-        <w:t xml:space="preserve"> to ensure changes remain staged.</w:t>
-      </w:r>
-    </w:p>
-    <w:p>
-      <w:pPr>
-        <w:numPr>
-          <w:ilvl w:val="0"/>
-          <w:numId w:val="19"/>
-        </w:numPr>
-        <w:spacing w:after="0" w:afterAutospacing="0" w:before="0" w:beforeAutospacing="0" w:lineRule="auto"/>
-        <w:ind w:left="720" w:hanging="360"/>
-      </w:pPr>
-      <w:r>
-        <w:rPr>
-          <w:rtl w:val="0"/>
-        </w:rPr>
-        <w:t xml:space="preserve">Re-commit this state to the </w:t>
-      </w:r>
-      <w:r>
-        <w:rPr>
-          <w:rFonts w:ascii="Courier New" w:cs="Courier New" w:eastAsia="Courier New" w:hAnsi="Courier New"/>
-          <w:color w:val="188038"/>
-          <w:rtl w:val="0"/>
-        </w:rPr>
-        <w:t xml:space="preserve">main</w:t>
-      </w:r>
-      <w:r>
-        <w:rPr>
-          <w:rtl w:val="0"/>
-        </w:rPr>
-        <w:t xml:space="preserve"> branch.</w:t>
-      </w:r>
-    </w:p>
-    <w:p>
-      <w:pPr>
-        <w:numPr>
-          <w:ilvl w:val="0"/>
-          <w:numId w:val="19"/>
-        </w:numPr>
-        <w:spacing w:after="0" w:afterAutospacing="0" w:before="0" w:beforeAutospacing="0" w:lineRule="auto"/>
-        <w:ind w:left="720" w:hanging="360"/>
-      </w:pPr>
-      <w:r>
-        <w:rPr>
-          <w:rtl w:val="0"/>
-        </w:rPr>
-        <w:t xml:space="preserve">Merge this updated state to the </w:t>
-      </w:r>
-      <w:r>
-        <w:rPr>
-          <w:rFonts w:ascii="Courier New" w:cs="Courier New" w:eastAsia="Courier New" w:hAnsi="Courier New"/>
-          <w:color w:val="188038"/>
-          <w:rtl w:val="0"/>
-        </w:rPr>
-        <w:t xml:space="preserve">main</w:t>
-      </w:r>
-      <w:r>
-        <w:rPr>
-          <w:rtl w:val="0"/>
-        </w:rPr>
-        <w:t xml:space="preserve"> branch.</w:t>
-      </w:r>
-    </w:p>
-    <w:p>
-      <w:pPr>
-        <w:numPr>
-          <w:ilvl w:val="0"/>
-          <w:numId w:val="12"/>
-        </w:numPr>
-        <w:spacing w:after="0" w:afterAutospacing="0" w:before="0" w:beforeAutospacing="0" w:lineRule="auto"/>
-        <w:ind w:left="720" w:hanging="360"/>
-      </w:pPr>
-      <w:r>
-        <w:rPr>
-          <w:b w:val="1"/>
-          <w:bCs w:val="1"/>
-          <w:rtl w:val="0"/>
-        </w:rPr>
-        <w:t xml:space="preserve">Rebasing Changes</w:t>
-      </w:r>
-      <w:r>
-        <w:rPr>
-          <w:rtl w:val="0"/>
-        </w:rPr>
-        <w:t xml:space="preserve">:</w:t>
-      </w:r>
-    </w:p>
-    <w:p>
-      <w:pPr>
-        <w:numPr>
-          <w:ilvl w:val="0"/>
-          <w:numId w:val="7"/>
-        </w:numPr>
-        <w:spacing w:after="0" w:afterAutospacing="0" w:before="0" w:beforeAutospacing="0" w:lineRule="auto"/>
-        <w:ind w:left="720" w:hanging="360"/>
-      </w:pPr>
-      <w:r>
-        <w:rPr>
-          <w:rtl w:val="0"/>
-        </w:rPr>
-        <w:t xml:space="preserve">Rebase the updated changes in the </w:t>
-      </w:r>
-      <w:r>
-        <w:rPr>
-          <w:rFonts w:ascii="Courier New" w:cs="Courier New" w:eastAsia="Courier New" w:hAnsi="Courier New"/>
-          <w:color w:val="188038"/>
-          <w:rtl w:val="0"/>
-        </w:rPr>
-        <w:t xml:space="preserve">main</w:t>
-      </w:r>
-      <w:r>
-        <w:rPr>
-          <w:rtl w:val="0"/>
-        </w:rPr>
-        <w:t xml:space="preserve"> branch to the </w:t>
-      </w:r>
-      <w:r>
-        <w:rPr>
-          <w:rFonts w:ascii="Courier New" w:cs="Courier New" w:eastAsia="Courier New" w:hAnsi="Courier New"/>
-          <w:color w:val="188038"/>
-          <w:rtl w:val="0"/>
-        </w:rPr>
-        <w:t xml:space="preserve">master_1</w:t>
-      </w:r>
-      <w:r>
-        <w:rPr>
-          <w:rtl w:val="0"/>
-        </w:rPr>
-        <w:t xml:space="preserve"> branch.</w:t>
-        <w:br w:type="textWrapping"/>
-      </w:r>
-      <w:r>
-        <w:rPr>
-          <w:b w:val="1"/>
-          <w:bCs w:val="1"/>
-          <w:rtl w:val="0"/>
-        </w:rPr>
-        <w:t xml:space="preserve">Clarification</w:t>
-      </w:r>
-      <w:r>
-        <w:rPr>
-          <w:rtl w:val="0"/>
-        </w:rPr>
-        <w:t xml:space="preserve">:</w:t>
-      </w:r>
-    </w:p>
-    <w:p>
-      <w:pPr>
-        <w:numPr>
-          <w:ilvl w:val="1"/>
-          <w:numId w:val="7"/>
-        </w:numPr>
-        <w:spacing w:after="0" w:afterAutospacing="0" w:before="0" w:beforeAutospacing="0" w:lineRule="auto"/>
-        <w:ind w:left="1440" w:hanging="360"/>
-      </w:pPr>
-      <w:r>
-        <w:rPr>
-          <w:rtl w:val="0"/>
-        </w:rPr>
-        <w:t xml:space="preserve">During rebasing, </w:t>
-      </w:r>
-      <w:r>
-        <w:rPr>
-          <w:b w:val="1"/>
-          <w:bCs w:val="1"/>
-          <w:rtl w:val="0"/>
-        </w:rPr>
-        <w:t xml:space="preserve">preserve individual commits</w:t>
-      </w:r>
-      <w:r>
-        <w:rPr>
-          <w:rtl w:val="0"/>
-        </w:rPr>
-        <w:t xml:space="preserve"> to maintain the commit history for each change (i.e., do not squash commits).</w:t>
-      </w:r>
-    </w:p>
-    <w:p>
-      <w:pPr>
-        <w:numPr>
-          <w:ilvl w:val="1"/>
-          <w:numId w:val="7"/>
-        </w:numPr>
-        <w:spacing w:after="240" w:before="0" w:beforeAutospacing="0" w:lineRule="auto"/>
-        <w:ind w:left="1440" w:hanging="360"/>
-      </w:pPr>
-      <w:r>
-        <w:rPr>
-          <w:rtl w:val="0"/>
-        </w:rPr>
-        <w:t xml:space="preserve">Use </w:t>
-      </w:r>
-      <w:r>
-        <w:rPr>
-          <w:rFonts w:ascii="Courier New" w:cs="Courier New" w:eastAsia="Courier New" w:hAnsi="Courier New"/>
-          <w:color w:val="188038"/>
-          <w:rtl w:val="0"/>
-        </w:rPr>
-        <w:t xml:space="preserve">git rebase main master_1</w:t>
-      </w:r>
-      <w:r>
-        <w:rPr>
-          <w:rtl w:val="0"/>
-        </w:rPr>
-        <w:t xml:space="preserve"> to integrate changes from the </w:t>
-      </w:r>
-      <w:r>
-        <w:rPr>
-          <w:rFonts w:ascii="Courier New" w:cs="Courier New" w:eastAsia="Courier New" w:hAnsi="Courier New"/>
-          <w:color w:val="188038"/>
-          <w:rtl w:val="0"/>
-        </w:rPr>
-        <w:t xml:space="preserve">main</w:t>
-      </w:r>
-      <w:r>
-        <w:rPr>
-          <w:rtl w:val="0"/>
-        </w:rPr>
-        <w:t xml:space="preserve"> branch back into the </w:t>
-      </w:r>
-      <w:r>
-        <w:rPr>
-          <w:rFonts w:ascii="Courier New" w:cs="Courier New" w:eastAsia="Courier New" w:hAnsi="Courier New"/>
-          <w:color w:val="188038"/>
-          <w:rtl w:val="0"/>
-        </w:rPr>
-        <w:t xml:space="preserve">master_1</w:t>
-      </w:r>
-      <w:r>
-        <w:rPr>
-          <w:rtl w:val="0"/>
-        </w:rPr>
-        <w:t xml:space="preserve"> branch.</w:t>
-      </w:r>
-    </w:p>
-    <w:p>
-      <w:pPr>
-        <w:rPr/>
-      </w:pPr>
-      <w:r>
-        <w:rPr>
-          <w:rtl w:val="0"/>
-        </w:rPr>
-      </w:r>
-    </w:p>
-    <w:p>
-      <w:pPr>
-        <w:rPr>
+        </w:rPr>
+      </w:pPr>
+      <w:r>
+        <w:rPr>
+          <w:b/>
+          <w:bCs/>
           <w:sz w:val="24"/>
           <w:szCs w:val="24"/>
-        </w:rPr>
-      </w:pPr>
-      <w:r>
-        <w:rPr>
-          <w:b w:val="1"/>
-          <w:bCs w:val="1"/>
+          <w:rtl w:val="0"/>
+        </w:rPr>
+        <w:t xml:space="preserve">Submission Guidelines -: </w:t>
+      </w:r>
+      <w:r>
+        <w:rPr>
           <w:sz w:val="24"/>
           <w:szCs w:val="24"/>
           <w:rtl w:val="0"/>
         </w:rPr>
-        <w:t xml:space="preserve">Submission Guidelines -: </w:t>
-      </w:r>
-      <w:r>
-        <w:rPr>
-          <w:sz w:val="24"/>
-          <w:szCs w:val="24"/>
-          <w:rtl w:val="0"/>
-        </w:rPr>
-        <w:t xml:space="preserve">Attach Screenshots or command along with explanation and submit in doc(google doc or microsoft doc) format , also share link of your github repo</w:t>
-      </w:r>
-    </w:p>
-    <w:p>
-      <w:pPr>
-        <w:rPr/>
-      </w:pPr>
-      <w:r>
-        <w:rPr>
-          <w:rtl w:val="0"/>
-        </w:rPr>
-      </w:r>
-    </w:p>
+        <w:t>Attach Screenshots or command along with explanation and submit in doc(google doc or microsoft doc) format , also share link of your github repo</w:t>
+      </w:r>
+    </w:p>
+    <w:p/>
     <w:sectPr>
-      <w:pgSz w:h="15840" w:w="12240" w:orient="portrait"/>
-      <w:pgMar w:bottom="1440" w:top="1440" w:left="1440" w:right="1440" w:header="720" w:footer="720"/>
+      <w:pgSz w:w="12240" w:h="15840"/>
+      <w:pgMar w:top="1440" w:right="1440" w:bottom="1440" w:left="1440" w:header="720" w:footer="720" w:gutter="0"/>
       <w:pgNumType w:start="1"/>
+      <w:cols w:space="720" w:num="1"/>
     </w:sectPr>
   </w:body>
 </w:document>
 </file>
 
+<file path=word/endnotes.xml><?xml version="1.0" encoding="utf-8"?>
+<w:endnotes xmlns:wpc="http://schemas.microsoft.com/office/word/2010/wordprocessingCanvas" xmlns:mc="http://schemas.openxmlformats.org/markup-compatibility/2006" xmlns:o="urn:schemas-microsoft-com:office:office" xmlns:r="http://schemas.openxmlformats.org/officeDocument/2006/relationships" xmlns:m="http://schemas.openxmlformats.org/officeDocument/2006/math" xmlns:v="urn:schemas-microsoft-com:vml" xmlns:wp14="http://schemas.microsoft.com/office/word/2010/wordprocessingDrawing" xmlns:wp="http://schemas.openxmlformats.org/drawingml/2006/wordprocessingDrawing" xmlns:w="http://schemas.openxmlformats.org/wordprocessingml/2006/main" xmlns:w14="http://schemas.microsoft.com/office/word/2010/wordml" xmlns:w15="http://schemas.microsoft.com/office/word/2012/wordml" xmlns:w10="urn:schemas-microsoft-com:office:word" xmlns:wpg="http://schemas.microsoft.com/office/word/2010/wordprocessingGroup" xmlns:wpi="http://schemas.microsoft.com/office/word/2010/wordprocessingInk" xmlns:wne="http://schemas.microsoft.com/office/word/2006/wordml" xmlns:wps="http://schemas.microsoft.com/office/word/2010/wordprocessingShape" xmlns:wpsCustomData="http://www.wps.cn/officeDocument/2013/wpsCustomData" mc:Ignorable="w14 w15 wp14">
+  <w:endnote w:type="separator" w:id="0">
+    <w:p>
+      <w:pPr>
+        <w:spacing w:line="240" w:lineRule="auto"/>
+      </w:pPr>
+      <w:r>
+        <w:separator/>
+      </w:r>
+    </w:p>
+  </w:endnote>
+  <w:endnote w:type="continuationSeparator" w:id="1">
+    <w:p>
+      <w:pPr>
+        <w:spacing w:line="240" w:lineRule="auto"/>
+      </w:pPr>
+      <w:r>
+        <w:continuationSeparator/>
+      </w:r>
+    </w:p>
+  </w:endnote>
+</w:endnotes>
+</file>
+
+<file path=word/footnotes.xml><?xml version="1.0" encoding="utf-8"?>
+<w:footnotes xmlns:wpc="http://schemas.microsoft.com/office/word/2010/wordprocessingCanvas" xmlns:mc="http://schemas.openxmlformats.org/markup-compatibility/2006" xmlns:o="urn:schemas-microsoft-com:office:office" xmlns:r="http://schemas.openxmlformats.org/officeDocument/2006/relationships" xmlns:m="http://schemas.openxmlformats.org/officeDocument/2006/math" xmlns:v="urn:schemas-microsoft-com:vml" xmlns:wp14="http://schemas.microsoft.com/office/word/2010/wordprocessingDrawing" xmlns:wp="http://schemas.openxmlformats.org/drawingml/2006/wordprocessingDrawing" xmlns:w="http://schemas.openxmlformats.org/wordprocessingml/2006/main" xmlns:w14="http://schemas.microsoft.com/office/word/2010/wordml" xmlns:w15="http://schemas.microsoft.com/office/word/2012/wordml" xmlns:w10="urn:schemas-microsoft-com:office:word" xmlns:wpg="http://schemas.microsoft.com/office/word/2010/wordprocessingGroup" xmlns:wpi="http://schemas.microsoft.com/office/word/2010/wordprocessingInk" xmlns:wne="http://schemas.microsoft.com/office/word/2006/wordml" xmlns:wps="http://schemas.microsoft.com/office/word/2010/wordprocessingShape" xmlns:wpsCustomData="http://www.wps.cn/officeDocument/2013/wpsCustomData" mc:Ignorable="w14 w15 wp14">
+  <w:footnote w:type="separator" w:id="0">
+    <w:p>
+      <w:pPr>
+        <w:spacing w:line="276" w:lineRule="auto"/>
+      </w:pPr>
+      <w:r>
+        <w:separator/>
+      </w:r>
+    </w:p>
+  </w:footnote>
+  <w:footnote w:type="continuationSeparator" w:id="1">
+    <w:p>
+      <w:pPr>
+        <w:spacing w:line="276" w:lineRule="auto"/>
+      </w:pPr>
+      <w:r>
+        <w:continuationSeparator/>
+      </w:r>
+    </w:p>
+  </w:footnote>
+</w:footnotes>
+</file>
+
 <file path=word/numbering.xml><?xml version="1.0" encoding="utf-8"?>
-<w:numbering xmlns:mc="http://schemas.openxmlformats.org/markup-compatibility/2006" xmlns:o="urn:schemas-microsoft-com:office:office" xmlns:r="http://schemas.openxmlformats.org/officeDocument/2006/relationships" xmlns:m="http://schemas.openxmlformats.org/officeDocument/2006/math" xmlns:v="urn:schemas-microsoft-com:vml" xmlns:wp="http://schemas.openxmlformats.org/drawingml/2006/wordprocessingDrawing" xmlns:w10="urn:schemas-microsoft-com:office:word" xmlns:w="http://schemas.openxmlformats.org/wordprocessingml/2006/main" xmlns:wne="http://schemas.microsoft.com/office/word/2006/wordml" xmlns:sl="http://schemas.openxmlformats.org/schemaLibrary/2006/main" xmlns:a="http://schemas.openxmlformats.org/drawingml/2006/main" xmlns:pic="http://schemas.openxmlformats.org/drawingml/2006/picture" xmlns:c="http://schemas.openxmlformats.org/drawingml/2006/chart" xmlns:lc="http://schemas.openxmlformats.org/drawingml/2006/lockedCanvas" xmlns:dgm="http://schemas.openxmlformats.org/drawingml/2006/diagram" xmlns:wps="http://schemas.microsoft.com/office/word/2010/wordprocessingShape" xmlns:wpg="http://schemas.microsoft.com/office/word/2010/wordprocessingGroup" xmlns:w14="http://schemas.microsoft.com/office/word/2010/wordml" xmlns:w15="http://schemas.microsoft.com/office/word/2012/wordml" xmlns:w16="http://schemas.microsoft.com/office/word/2018/wordml" xmlns:w16cex="http://schemas.microsoft.com/office/word/2018/wordml/cex" xmlns:w16cid="http://schemas.microsoft.com/office/word/2016/wordml/cid" xmlns="http://schemas.microsoft.com/office/tasks/2019/documenttasks" xmlns:cr="http://schemas.microsoft.com/office/comments/2020/reactions">
+<w:numbering xmlns:wpc="http://schemas.microsoft.com/office/word/2010/wordprocessingCanvas" xmlns:mc="http://schemas.openxmlformats.org/markup-compatibility/2006" xmlns:o="urn:schemas-microsoft-com:office:office" xmlns:r="http://schemas.openxmlformats.org/officeDocument/2006/relationships" xmlns:m="http://schemas.openxmlformats.org/officeDocument/2006/math" xmlns:v="urn:schemas-microsoft-com:vml" xmlns:wp14="http://schemas.microsoft.com/office/word/2010/wordprocessingDrawing" xmlns:wp="http://schemas.openxmlformats.org/drawingml/2006/wordprocessingDrawing" xmlns:w10="urn:schemas-microsoft-com:office:word" xmlns:w="http://schemas.openxmlformats.org/wordprocessingml/2006/main" xmlns:w14="http://schemas.microsoft.com/office/word/2010/wordml" xmlns:wpg="http://schemas.microsoft.com/office/word/2010/wordprocessingGroup" xmlns:wpi="http://schemas.microsoft.com/office/word/2010/wordprocessingInk" xmlns:wne="http://schemas.microsoft.com/office/word/2006/wordml" xmlns:wps="http://schemas.microsoft.com/office/word/2010/wordprocessingShape" xmlns:wpsCustomData="http://www.wps.cn/officeDocument/2013/wpsCustomData" mc:Ignorable="w14 wp14">
+  <w:abstractNum w:abstractNumId="0">
+    <w:nsid w:val="9239341B"/>
+    <w:multiLevelType w:val="multilevel"/>
+    <w:tmpl w:val="9239341B"/>
+    <w:lvl w:ilvl="0" w:tentative="0">
+      <w:start w:val="1"/>
+      <w:numFmt w:val="bullet"/>
+      <w:lvlText w:val="●"/>
+      <w:lvlJc w:val="left"/>
+      <w:pPr>
+        <w:ind w:left="720" w:hanging="360"/>
+      </w:pPr>
+      <w:rPr>
+        <w:u w:val="none"/>
+      </w:rPr>
+    </w:lvl>
+    <w:lvl w:ilvl="1" w:tentative="0">
+      <w:start w:val="1"/>
+      <w:numFmt w:val="bullet"/>
+      <w:lvlText w:val="○"/>
+      <w:lvlJc w:val="left"/>
+      <w:pPr>
+        <w:ind w:left="1440" w:hanging="360"/>
+      </w:pPr>
+      <w:rPr>
+        <w:u w:val="none"/>
+      </w:rPr>
+    </w:lvl>
+    <w:lvl w:ilvl="2" w:tentative="0">
+      <w:start w:val="1"/>
+      <w:numFmt w:val="bullet"/>
+      <w:lvlText w:val="■"/>
+      <w:lvlJc w:val="left"/>
+      <w:pPr>
+        <w:ind w:left="2160" w:hanging="360"/>
+      </w:pPr>
+      <w:rPr>
+        <w:u w:val="none"/>
+      </w:rPr>
+    </w:lvl>
+    <w:lvl w:ilvl="3" w:tentative="0">
+      <w:start w:val="1"/>
+      <w:numFmt w:val="bullet"/>
+      <w:lvlText w:val="●"/>
+      <w:lvlJc w:val="left"/>
+      <w:pPr>
+        <w:ind w:left="2880" w:hanging="360"/>
+      </w:pPr>
+      <w:rPr>
+        <w:u w:val="none"/>
+      </w:rPr>
+    </w:lvl>
+    <w:lvl w:ilvl="4" w:tentative="0">
+      <w:start w:val="1"/>
+      <w:numFmt w:val="bullet"/>
+      <w:lvlText w:val="○"/>
+      <w:lvlJc w:val="left"/>
+      <w:pPr>
+        <w:ind w:left="3600" w:hanging="360"/>
+      </w:pPr>
+      <w:rPr>
+        <w:u w:val="none"/>
+      </w:rPr>
+    </w:lvl>
+    <w:lvl w:ilvl="5" w:tentative="0">
+      <w:start w:val="1"/>
+      <w:numFmt w:val="bullet"/>
+      <w:lvlText w:val="■"/>
+      <w:lvlJc w:val="left"/>
+      <w:pPr>
+        <w:ind w:left="4320" w:hanging="360"/>
+      </w:pPr>
+      <w:rPr>
+        <w:u w:val="none"/>
+      </w:rPr>
+    </w:lvl>
+    <w:lvl w:ilvl="6" w:tentative="0">
+      <w:start w:val="1"/>
+      <w:numFmt w:val="bullet"/>
+      <w:lvlText w:val="●"/>
+      <w:lvlJc w:val="left"/>
+      <w:pPr>
+        <w:ind w:left="5040" w:hanging="360"/>
+      </w:pPr>
+      <w:rPr>
+        <w:u w:val="none"/>
+      </w:rPr>
+    </w:lvl>
+    <w:lvl w:ilvl="7" w:tentative="0">
+      <w:start w:val="1"/>
+      <w:numFmt w:val="bullet"/>
+      <w:lvlText w:val="○"/>
+      <w:lvlJc w:val="left"/>
+      <w:pPr>
+        <w:ind w:left="5760" w:hanging="360"/>
+      </w:pPr>
+      <w:rPr>
+        <w:u w:val="none"/>
+      </w:rPr>
+    </w:lvl>
+    <w:lvl w:ilvl="8" w:tentative="0">
+      <w:start w:val="1"/>
+      <w:numFmt w:val="bullet"/>
+      <w:lvlText w:val="■"/>
+      <w:lvlJc w:val="left"/>
+      <w:pPr>
+        <w:ind w:left="6480" w:hanging="360"/>
+      </w:pPr>
+      <w:rPr>
+        <w:u w:val="none"/>
+      </w:rPr>
+    </w:lvl>
+  </w:abstractNum>
   <w:abstractNum w:abstractNumId="1">
-    <w:lvl w:ilvl="0">
+    <w:nsid w:val="9C8AC8EF"/>
+    <w:multiLevelType w:val="multilevel"/>
+    <w:tmpl w:val="9C8AC8EF"/>
+    <w:lvl w:ilvl="0" w:tentative="0">
       <w:start w:val="1"/>
       <w:numFmt w:val="bullet"/>
       <w:lvlText w:val="●"/>
@@ -1539,7 +3029,7 @@
         <w:u w:val="none"/>
       </w:rPr>
     </w:lvl>
-    <w:lvl w:ilvl="1">
+    <w:lvl w:ilvl="1" w:tentative="0">
       <w:start w:val="1"/>
       <w:numFmt w:val="bullet"/>
       <w:lvlText w:val="○"/>
@@ -1551,7 +3041,7 @@
         <w:u w:val="none"/>
       </w:rPr>
     </w:lvl>
-    <w:lvl w:ilvl="2">
+    <w:lvl w:ilvl="2" w:tentative="0">
       <w:start w:val="1"/>
       <w:numFmt w:val="bullet"/>
       <w:lvlText w:val="■"/>
@@ -1563,7 +3053,7 @@
         <w:u w:val="none"/>
       </w:rPr>
     </w:lvl>
-    <w:lvl w:ilvl="3">
+    <w:lvl w:ilvl="3" w:tentative="0">
       <w:start w:val="1"/>
       <w:numFmt w:val="bullet"/>
       <w:lvlText w:val="●"/>
@@ -1575,7 +3065,7 @@
         <w:u w:val="none"/>
       </w:rPr>
     </w:lvl>
-    <w:lvl w:ilvl="4">
+    <w:lvl w:ilvl="4" w:tentative="0">
       <w:start w:val="1"/>
       <w:numFmt w:val="bullet"/>
       <w:lvlText w:val="○"/>
@@ -1587,7 +3077,7 @@
         <w:u w:val="none"/>
       </w:rPr>
     </w:lvl>
-    <w:lvl w:ilvl="5">
+    <w:lvl w:ilvl="5" w:tentative="0">
       <w:start w:val="1"/>
       <w:numFmt w:val="bullet"/>
       <w:lvlText w:val="■"/>
@@ -1599,7 +3089,7 @@
         <w:u w:val="none"/>
       </w:rPr>
     </w:lvl>
-    <w:lvl w:ilvl="6">
+    <w:lvl w:ilvl="6" w:tentative="0">
       <w:start w:val="1"/>
       <w:numFmt w:val="bullet"/>
       <w:lvlText w:val="●"/>
@@ -1611,7 +3101,7 @@
         <w:u w:val="none"/>
       </w:rPr>
     </w:lvl>
-    <w:lvl w:ilvl="7">
+    <w:lvl w:ilvl="7" w:tentative="0">
       <w:start w:val="1"/>
       <w:numFmt w:val="bullet"/>
       <w:lvlText w:val="○"/>
@@ -1623,7 +3113,7 @@
         <w:u w:val="none"/>
       </w:rPr>
     </w:lvl>
-    <w:lvl w:ilvl="8">
+    <w:lvl w:ilvl="8" w:tentative="0">
       <w:start w:val="1"/>
       <w:numFmt w:val="bullet"/>
       <w:lvlText w:val="■"/>
@@ -1637,7 +3127,10 @@
     </w:lvl>
   </w:abstractNum>
   <w:abstractNum w:abstractNumId="2">
-    <w:lvl w:ilvl="0">
+    <w:nsid w:val="B5E306ED"/>
+    <w:multiLevelType w:val="multilevel"/>
+    <w:tmpl w:val="B5E306ED"/>
+    <w:lvl w:ilvl="0" w:tentative="0">
       <w:start w:val="1"/>
       <w:numFmt w:val="bullet"/>
       <w:lvlText w:val="●"/>
@@ -1649,7 +3142,7 @@
         <w:u w:val="none"/>
       </w:rPr>
     </w:lvl>
-    <w:lvl w:ilvl="1">
+    <w:lvl w:ilvl="1" w:tentative="0">
       <w:start w:val="1"/>
       <w:numFmt w:val="bullet"/>
       <w:lvlText w:val="○"/>
@@ -1661,7 +3154,7 @@
         <w:u w:val="none"/>
       </w:rPr>
     </w:lvl>
-    <w:lvl w:ilvl="2">
+    <w:lvl w:ilvl="2" w:tentative="0">
       <w:start w:val="1"/>
       <w:numFmt w:val="bullet"/>
       <w:lvlText w:val="■"/>
@@ -1673,7 +3166,7 @@
         <w:u w:val="none"/>
       </w:rPr>
     </w:lvl>
-    <w:lvl w:ilvl="3">
+    <w:lvl w:ilvl="3" w:tentative="0">
       <w:start w:val="1"/>
       <w:numFmt w:val="bullet"/>
       <w:lvlText w:val="●"/>
@@ -1685,7 +3178,7 @@
         <w:u w:val="none"/>
       </w:rPr>
     </w:lvl>
-    <w:lvl w:ilvl="4">
+    <w:lvl w:ilvl="4" w:tentative="0">
       <w:start w:val="1"/>
       <w:numFmt w:val="bullet"/>
       <w:lvlText w:val="○"/>
@@ -1697,7 +3190,7 @@
         <w:u w:val="none"/>
       </w:rPr>
     </w:lvl>
-    <w:lvl w:ilvl="5">
+    <w:lvl w:ilvl="5" w:tentative="0">
       <w:start w:val="1"/>
       <w:numFmt w:val="bullet"/>
       <w:lvlText w:val="■"/>
@@ -1709,7 +3202,7 @@
         <w:u w:val="none"/>
       </w:rPr>
     </w:lvl>
-    <w:lvl w:ilvl="6">
+    <w:lvl w:ilvl="6" w:tentative="0">
       <w:start w:val="1"/>
       <w:numFmt w:val="bullet"/>
       <w:lvlText w:val="●"/>
@@ -1721,7 +3214,7 @@
         <w:u w:val="none"/>
       </w:rPr>
     </w:lvl>
-    <w:lvl w:ilvl="7">
+    <w:lvl w:ilvl="7" w:tentative="0">
       <w:start w:val="1"/>
       <w:numFmt w:val="bullet"/>
       <w:lvlText w:val="○"/>
@@ -1733,7 +3226,7 @@
         <w:u w:val="none"/>
       </w:rPr>
     </w:lvl>
-    <w:lvl w:ilvl="8">
+    <w:lvl w:ilvl="8" w:tentative="0">
       <w:start w:val="1"/>
       <w:numFmt w:val="bullet"/>
       <w:lvlText w:val="■"/>
@@ -1747,7 +3240,10 @@
     </w:lvl>
   </w:abstractNum>
   <w:abstractNum w:abstractNumId="3">
-    <w:lvl w:ilvl="0">
+    <w:nsid w:val="BF205925"/>
+    <w:multiLevelType w:val="multilevel"/>
+    <w:tmpl w:val="BF205925"/>
+    <w:lvl w:ilvl="0" w:tentative="0">
       <w:start w:val="1"/>
       <w:numFmt w:val="bullet"/>
       <w:lvlText w:val="●"/>
@@ -1759,7 +3255,7 @@
         <w:u w:val="none"/>
       </w:rPr>
     </w:lvl>
-    <w:lvl w:ilvl="1">
+    <w:lvl w:ilvl="1" w:tentative="0">
       <w:start w:val="1"/>
       <w:numFmt w:val="bullet"/>
       <w:lvlText w:val="○"/>
@@ -1771,7 +3267,7 @@
         <w:u w:val="none"/>
       </w:rPr>
     </w:lvl>
-    <w:lvl w:ilvl="2">
+    <w:lvl w:ilvl="2" w:tentative="0">
       <w:start w:val="1"/>
       <w:numFmt w:val="bullet"/>
       <w:lvlText w:val="■"/>
@@ -1783,7 +3279,7 @@
         <w:u w:val="none"/>
       </w:rPr>
     </w:lvl>
-    <w:lvl w:ilvl="3">
+    <w:lvl w:ilvl="3" w:tentative="0">
       <w:start w:val="1"/>
       <w:numFmt w:val="bullet"/>
       <w:lvlText w:val="●"/>
@@ -1795,7 +3291,7 @@
         <w:u w:val="none"/>
       </w:rPr>
     </w:lvl>
-    <w:lvl w:ilvl="4">
+    <w:lvl w:ilvl="4" w:tentative="0">
       <w:start w:val="1"/>
       <w:numFmt w:val="bullet"/>
       <w:lvlText w:val="○"/>
@@ -1807,7 +3303,7 @@
         <w:u w:val="none"/>
       </w:rPr>
     </w:lvl>
-    <w:lvl w:ilvl="5">
+    <w:lvl w:ilvl="5" w:tentative="0">
       <w:start w:val="1"/>
       <w:numFmt w:val="bullet"/>
       <w:lvlText w:val="■"/>
@@ -1819,7 +3315,7 @@
         <w:u w:val="none"/>
       </w:rPr>
     </w:lvl>
-    <w:lvl w:ilvl="6">
+    <w:lvl w:ilvl="6" w:tentative="0">
       <w:start w:val="1"/>
       <w:numFmt w:val="bullet"/>
       <w:lvlText w:val="●"/>
@@ -1831,7 +3327,7 @@
         <w:u w:val="none"/>
       </w:rPr>
     </w:lvl>
-    <w:lvl w:ilvl="7">
+    <w:lvl w:ilvl="7" w:tentative="0">
       <w:start w:val="1"/>
       <w:numFmt w:val="bullet"/>
       <w:lvlText w:val="○"/>
@@ -1843,7 +3339,7 @@
         <w:u w:val="none"/>
       </w:rPr>
     </w:lvl>
-    <w:lvl w:ilvl="8">
+    <w:lvl w:ilvl="8" w:tentative="0">
       <w:start w:val="1"/>
       <w:numFmt w:val="bullet"/>
       <w:lvlText w:val="■"/>
@@ -1857,7 +3353,10 @@
     </w:lvl>
   </w:abstractNum>
   <w:abstractNum w:abstractNumId="4">
-    <w:lvl w:ilvl="0">
+    <w:nsid w:val="C8879AEF"/>
+    <w:multiLevelType w:val="multilevel"/>
+    <w:tmpl w:val="C8879AEF"/>
+    <w:lvl w:ilvl="0" w:tentative="0">
       <w:start w:val="1"/>
       <w:numFmt w:val="bullet"/>
       <w:lvlText w:val="●"/>
@@ -1869,7 +3368,7 @@
         <w:u w:val="none"/>
       </w:rPr>
     </w:lvl>
-    <w:lvl w:ilvl="1">
+    <w:lvl w:ilvl="1" w:tentative="0">
       <w:start w:val="1"/>
       <w:numFmt w:val="bullet"/>
       <w:lvlText w:val="○"/>
@@ -1881,7 +3380,7 @@
         <w:u w:val="none"/>
       </w:rPr>
     </w:lvl>
-    <w:lvl w:ilvl="2">
+    <w:lvl w:ilvl="2" w:tentative="0">
       <w:start w:val="1"/>
       <w:numFmt w:val="bullet"/>
       <w:lvlText w:val="■"/>
@@ -1893,7 +3392,7 @@
         <w:u w:val="none"/>
       </w:rPr>
     </w:lvl>
-    <w:lvl w:ilvl="3">
+    <w:lvl w:ilvl="3" w:tentative="0">
       <w:start w:val="1"/>
       <w:numFmt w:val="bullet"/>
       <w:lvlText w:val="●"/>
@@ -1905,7 +3404,7 @@
         <w:u w:val="none"/>
       </w:rPr>
     </w:lvl>
-    <w:lvl w:ilvl="4">
+    <w:lvl w:ilvl="4" w:tentative="0">
       <w:start w:val="1"/>
       <w:numFmt w:val="bullet"/>
       <w:lvlText w:val="○"/>
@@ -1917,7 +3416,7 @@
         <w:u w:val="none"/>
       </w:rPr>
     </w:lvl>
-    <w:lvl w:ilvl="5">
+    <w:lvl w:ilvl="5" w:tentative="0">
       <w:start w:val="1"/>
       <w:numFmt w:val="bullet"/>
       <w:lvlText w:val="■"/>
@@ -1929,7 +3428,7 @@
         <w:u w:val="none"/>
       </w:rPr>
     </w:lvl>
-    <w:lvl w:ilvl="6">
+    <w:lvl w:ilvl="6" w:tentative="0">
       <w:start w:val="1"/>
       <w:numFmt w:val="bullet"/>
       <w:lvlText w:val="●"/>
@@ -1941,7 +3440,7 @@
         <w:u w:val="none"/>
       </w:rPr>
     </w:lvl>
-    <w:lvl w:ilvl="7">
+    <w:lvl w:ilvl="7" w:tentative="0">
       <w:start w:val="1"/>
       <w:numFmt w:val="bullet"/>
       <w:lvlText w:val="○"/>
@@ -1953,7 +3452,7 @@
         <w:u w:val="none"/>
       </w:rPr>
     </w:lvl>
-    <w:lvl w:ilvl="8">
+    <w:lvl w:ilvl="8" w:tentative="0">
       <w:start w:val="1"/>
       <w:numFmt w:val="bullet"/>
       <w:lvlText w:val="■"/>
@@ -1967,7 +3466,10 @@
     </w:lvl>
   </w:abstractNum>
   <w:abstractNum w:abstractNumId="5">
-    <w:lvl w:ilvl="0">
+    <w:nsid w:val="CF092B84"/>
+    <w:multiLevelType w:val="multilevel"/>
+    <w:tmpl w:val="CF092B84"/>
+    <w:lvl w:ilvl="0" w:tentative="0">
       <w:start w:val="1"/>
       <w:numFmt w:val="bullet"/>
       <w:lvlText w:val="●"/>
@@ -1979,7 +3481,7 @@
         <w:u w:val="none"/>
       </w:rPr>
     </w:lvl>
-    <w:lvl w:ilvl="1">
+    <w:lvl w:ilvl="1" w:tentative="0">
       <w:start w:val="1"/>
       <w:numFmt w:val="bullet"/>
       <w:lvlText w:val="○"/>
@@ -1991,7 +3493,7 @@
         <w:u w:val="none"/>
       </w:rPr>
     </w:lvl>
-    <w:lvl w:ilvl="2">
+    <w:lvl w:ilvl="2" w:tentative="0">
       <w:start w:val="1"/>
       <w:numFmt w:val="bullet"/>
       <w:lvlText w:val="■"/>
@@ -2003,7 +3505,7 @@
         <w:u w:val="none"/>
       </w:rPr>
     </w:lvl>
-    <w:lvl w:ilvl="3">
+    <w:lvl w:ilvl="3" w:tentative="0">
       <w:start w:val="1"/>
       <w:numFmt w:val="bullet"/>
       <w:lvlText w:val="●"/>
@@ -2015,7 +3517,7 @@
         <w:u w:val="none"/>
       </w:rPr>
     </w:lvl>
-    <w:lvl w:ilvl="4">
+    <w:lvl w:ilvl="4" w:tentative="0">
       <w:start w:val="1"/>
       <w:numFmt w:val="bullet"/>
       <w:lvlText w:val="○"/>
@@ -2027,7 +3529,7 @@
         <w:u w:val="none"/>
       </w:rPr>
     </w:lvl>
-    <w:lvl w:ilvl="5">
+    <w:lvl w:ilvl="5" w:tentative="0">
       <w:start w:val="1"/>
       <w:numFmt w:val="bullet"/>
       <w:lvlText w:val="■"/>
@@ -2039,7 +3541,7 @@
         <w:u w:val="none"/>
       </w:rPr>
     </w:lvl>
-    <w:lvl w:ilvl="6">
+    <w:lvl w:ilvl="6" w:tentative="0">
       <w:start w:val="1"/>
       <w:numFmt w:val="bullet"/>
       <w:lvlText w:val="●"/>
@@ -2051,7 +3553,7 @@
         <w:u w:val="none"/>
       </w:rPr>
     </w:lvl>
-    <w:lvl w:ilvl="7">
+    <w:lvl w:ilvl="7" w:tentative="0">
       <w:start w:val="1"/>
       <w:numFmt w:val="bullet"/>
       <w:lvlText w:val="○"/>
@@ -2063,7 +3565,7 @@
         <w:u w:val="none"/>
       </w:rPr>
     </w:lvl>
-    <w:lvl w:ilvl="8">
+    <w:lvl w:ilvl="8" w:tentative="0">
       <w:start w:val="1"/>
       <w:numFmt w:val="bullet"/>
       <w:lvlText w:val="■"/>
@@ -2077,7 +3579,10 @@
     </w:lvl>
   </w:abstractNum>
   <w:abstractNum w:abstractNumId="6">
-    <w:lvl w:ilvl="0">
+    <w:nsid w:val="D7F9FE59"/>
+    <w:multiLevelType w:val="multilevel"/>
+    <w:tmpl w:val="D7F9FE59"/>
+    <w:lvl w:ilvl="0" w:tentative="0">
       <w:start w:val="1"/>
       <w:numFmt w:val="bullet"/>
       <w:lvlText w:val="●"/>
@@ -2089,7 +3594,7 @@
         <w:u w:val="none"/>
       </w:rPr>
     </w:lvl>
-    <w:lvl w:ilvl="1">
+    <w:lvl w:ilvl="1" w:tentative="0">
       <w:start w:val="1"/>
       <w:numFmt w:val="bullet"/>
       <w:lvlText w:val="○"/>
@@ -2101,7 +3606,7 @@
         <w:u w:val="none"/>
       </w:rPr>
     </w:lvl>
-    <w:lvl w:ilvl="2">
+    <w:lvl w:ilvl="2" w:tentative="0">
       <w:start w:val="1"/>
       <w:numFmt w:val="bullet"/>
       <w:lvlText w:val="■"/>
@@ -2113,7 +3618,7 @@
         <w:u w:val="none"/>
       </w:rPr>
     </w:lvl>
-    <w:lvl w:ilvl="3">
+    <w:lvl w:ilvl="3" w:tentative="0">
       <w:start w:val="1"/>
       <w:numFmt w:val="bullet"/>
       <w:lvlText w:val="●"/>
@@ -2125,7 +3630,7 @@
         <w:u w:val="none"/>
       </w:rPr>
     </w:lvl>
-    <w:lvl w:ilvl="4">
+    <w:lvl w:ilvl="4" w:tentative="0">
       <w:start w:val="1"/>
       <w:numFmt w:val="bullet"/>
       <w:lvlText w:val="○"/>
@@ -2137,7 +3642,7 @@
         <w:u w:val="none"/>
       </w:rPr>
     </w:lvl>
-    <w:lvl w:ilvl="5">
+    <w:lvl w:ilvl="5" w:tentative="0">
       <w:start w:val="1"/>
       <w:numFmt w:val="bullet"/>
       <w:lvlText w:val="■"/>
@@ -2149,7 +3654,7 @@
         <w:u w:val="none"/>
       </w:rPr>
     </w:lvl>
-    <w:lvl w:ilvl="6">
+    <w:lvl w:ilvl="6" w:tentative="0">
       <w:start w:val="1"/>
       <w:numFmt w:val="bullet"/>
       <w:lvlText w:val="●"/>
@@ -2161,7 +3666,7 @@
         <w:u w:val="none"/>
       </w:rPr>
     </w:lvl>
-    <w:lvl w:ilvl="7">
+    <w:lvl w:ilvl="7" w:tentative="0">
       <w:start w:val="1"/>
       <w:numFmt w:val="bullet"/>
       <w:lvlText w:val="○"/>
@@ -2173,7 +3678,7 @@
         <w:u w:val="none"/>
       </w:rPr>
     </w:lvl>
-    <w:lvl w:ilvl="8">
+    <w:lvl w:ilvl="8" w:tentative="0">
       <w:start w:val="1"/>
       <w:numFmt w:val="bullet"/>
       <w:lvlText w:val="■"/>
@@ -2187,7 +3692,10 @@
     </w:lvl>
   </w:abstractNum>
   <w:abstractNum w:abstractNumId="7">
-    <w:lvl w:ilvl="0">
+    <w:nsid w:val="DCBA6B53"/>
+    <w:multiLevelType w:val="multilevel"/>
+    <w:tmpl w:val="DCBA6B53"/>
+    <w:lvl w:ilvl="0" w:tentative="0">
       <w:start w:val="1"/>
       <w:numFmt w:val="bullet"/>
       <w:lvlText w:val="●"/>
@@ -2199,7 +3707,7 @@
         <w:u w:val="none"/>
       </w:rPr>
     </w:lvl>
-    <w:lvl w:ilvl="1">
+    <w:lvl w:ilvl="1" w:tentative="0">
       <w:start w:val="1"/>
       <w:numFmt w:val="bullet"/>
       <w:lvlText w:val="○"/>
@@ -2211,7 +3719,7 @@
         <w:u w:val="none"/>
       </w:rPr>
     </w:lvl>
-    <w:lvl w:ilvl="2">
+    <w:lvl w:ilvl="2" w:tentative="0">
       <w:start w:val="1"/>
       <w:numFmt w:val="bullet"/>
       <w:lvlText w:val="■"/>
@@ -2223,7 +3731,7 @@
         <w:u w:val="none"/>
       </w:rPr>
     </w:lvl>
-    <w:lvl w:ilvl="3">
+    <w:lvl w:ilvl="3" w:tentative="0">
       <w:start w:val="1"/>
       <w:numFmt w:val="bullet"/>
       <w:lvlText w:val="●"/>
@@ -2235,7 +3743,7 @@
         <w:u w:val="none"/>
       </w:rPr>
     </w:lvl>
-    <w:lvl w:ilvl="4">
+    <w:lvl w:ilvl="4" w:tentative="0">
       <w:start w:val="1"/>
       <w:numFmt w:val="bullet"/>
       <w:lvlText w:val="○"/>
@@ -2247,7 +3755,7 @@
         <w:u w:val="none"/>
       </w:rPr>
     </w:lvl>
-    <w:lvl w:ilvl="5">
+    <w:lvl w:ilvl="5" w:tentative="0">
       <w:start w:val="1"/>
       <w:numFmt w:val="bullet"/>
       <w:lvlText w:val="■"/>
@@ -2259,7 +3767,7 @@
         <w:u w:val="none"/>
       </w:rPr>
     </w:lvl>
-    <w:lvl w:ilvl="6">
+    <w:lvl w:ilvl="6" w:tentative="0">
       <w:start w:val="1"/>
       <w:numFmt w:val="bullet"/>
       <w:lvlText w:val="●"/>
@@ -2271,7 +3779,7 @@
         <w:u w:val="none"/>
       </w:rPr>
     </w:lvl>
-    <w:lvl w:ilvl="7">
+    <w:lvl w:ilvl="7" w:tentative="0">
       <w:start w:val="1"/>
       <w:numFmt w:val="bullet"/>
       <w:lvlText w:val="○"/>
@@ -2283,7 +3791,7 @@
         <w:u w:val="none"/>
       </w:rPr>
     </w:lvl>
-    <w:lvl w:ilvl="8">
+    <w:lvl w:ilvl="8" w:tentative="0">
       <w:start w:val="1"/>
       <w:numFmt w:val="bullet"/>
       <w:lvlText w:val="■"/>
@@ -2297,7 +3805,10 @@
     </w:lvl>
   </w:abstractNum>
   <w:abstractNum w:abstractNumId="8">
-    <w:lvl w:ilvl="0">
+    <w:nsid w:val="F4B5D9F5"/>
+    <w:multiLevelType w:val="multilevel"/>
+    <w:tmpl w:val="F4B5D9F5"/>
+    <w:lvl w:ilvl="0" w:tentative="0">
       <w:start w:val="1"/>
       <w:numFmt w:val="bullet"/>
       <w:lvlText w:val="●"/>
@@ -2309,7 +3820,7 @@
         <w:u w:val="none"/>
       </w:rPr>
     </w:lvl>
-    <w:lvl w:ilvl="1">
+    <w:lvl w:ilvl="1" w:tentative="0">
       <w:start w:val="1"/>
       <w:numFmt w:val="bullet"/>
       <w:lvlText w:val="○"/>
@@ -2321,7 +3832,7 @@
         <w:u w:val="none"/>
       </w:rPr>
     </w:lvl>
-    <w:lvl w:ilvl="2">
+    <w:lvl w:ilvl="2" w:tentative="0">
       <w:start w:val="1"/>
       <w:numFmt w:val="bullet"/>
       <w:lvlText w:val="■"/>
@@ -2333,7 +3844,7 @@
         <w:u w:val="none"/>
       </w:rPr>
     </w:lvl>
-    <w:lvl w:ilvl="3">
+    <w:lvl w:ilvl="3" w:tentative="0">
       <w:start w:val="1"/>
       <w:numFmt w:val="bullet"/>
       <w:lvlText w:val="●"/>
@@ -2345,7 +3856,7 @@
         <w:u w:val="none"/>
       </w:rPr>
     </w:lvl>
-    <w:lvl w:ilvl="4">
+    <w:lvl w:ilvl="4" w:tentative="0">
       <w:start w:val="1"/>
       <w:numFmt w:val="bullet"/>
       <w:lvlText w:val="○"/>
@@ -2357,7 +3868,7 @@
         <w:u w:val="none"/>
       </w:rPr>
     </w:lvl>
-    <w:lvl w:ilvl="5">
+    <w:lvl w:ilvl="5" w:tentative="0">
       <w:start w:val="1"/>
       <w:numFmt w:val="bullet"/>
       <w:lvlText w:val="■"/>
@@ -2369,7 +3880,7 @@
         <w:u w:val="none"/>
       </w:rPr>
     </w:lvl>
-    <w:lvl w:ilvl="6">
+    <w:lvl w:ilvl="6" w:tentative="0">
       <w:start w:val="1"/>
       <w:numFmt w:val="bullet"/>
       <w:lvlText w:val="●"/>
@@ -2381,7 +3892,7 @@
         <w:u w:val="none"/>
       </w:rPr>
     </w:lvl>
-    <w:lvl w:ilvl="7">
+    <w:lvl w:ilvl="7" w:tentative="0">
       <w:start w:val="1"/>
       <w:numFmt w:val="bullet"/>
       <w:lvlText w:val="○"/>
@@ -2393,7 +3904,7 @@
         <w:u w:val="none"/>
       </w:rPr>
     </w:lvl>
-    <w:lvl w:ilvl="8">
+    <w:lvl w:ilvl="8" w:tentative="0">
       <w:start w:val="1"/>
       <w:numFmt w:val="bullet"/>
       <w:lvlText w:val="■"/>
@@ -2407,7 +3918,10 @@
     </w:lvl>
   </w:abstractNum>
   <w:abstractNum w:abstractNumId="9">
-    <w:lvl w:ilvl="0">
+    <w:nsid w:val="0053208E"/>
+    <w:multiLevelType w:val="multilevel"/>
+    <w:tmpl w:val="0053208E"/>
+    <w:lvl w:ilvl="0" w:tentative="0">
       <w:start w:val="1"/>
       <w:numFmt w:val="bullet"/>
       <w:lvlText w:val="●"/>
@@ -2419,7 +3933,7 @@
         <w:u w:val="none"/>
       </w:rPr>
     </w:lvl>
-    <w:lvl w:ilvl="1">
+    <w:lvl w:ilvl="1" w:tentative="0">
       <w:start w:val="1"/>
       <w:numFmt w:val="bullet"/>
       <w:lvlText w:val="○"/>
@@ -2431,7 +3945,7 @@
         <w:u w:val="none"/>
       </w:rPr>
     </w:lvl>
-    <w:lvl w:ilvl="2">
+    <w:lvl w:ilvl="2" w:tentative="0">
       <w:start w:val="1"/>
       <w:numFmt w:val="bullet"/>
       <w:lvlText w:val="■"/>
@@ -2443,7 +3957,7 @@
         <w:u w:val="none"/>
       </w:rPr>
     </w:lvl>
-    <w:lvl w:ilvl="3">
+    <w:lvl w:ilvl="3" w:tentative="0">
       <w:start w:val="1"/>
       <w:numFmt w:val="bullet"/>
       <w:lvlText w:val="●"/>
@@ -2455,7 +3969,7 @@
         <w:u w:val="none"/>
       </w:rPr>
     </w:lvl>
-    <w:lvl w:ilvl="4">
+    <w:lvl w:ilvl="4" w:tentative="0">
       <w:start w:val="1"/>
       <w:numFmt w:val="bullet"/>
       <w:lvlText w:val="○"/>
@@ -2467,7 +3981,7 @@
         <w:u w:val="none"/>
       </w:rPr>
     </w:lvl>
-    <w:lvl w:ilvl="5">
+    <w:lvl w:ilvl="5" w:tentative="0">
       <w:start w:val="1"/>
       <w:numFmt w:val="bullet"/>
       <w:lvlText w:val="■"/>
@@ -2479,7 +3993,7 @@
         <w:u w:val="none"/>
       </w:rPr>
     </w:lvl>
-    <w:lvl w:ilvl="6">
+    <w:lvl w:ilvl="6" w:tentative="0">
       <w:start w:val="1"/>
       <w:numFmt w:val="bullet"/>
       <w:lvlText w:val="●"/>
@@ -2491,7 +4005,7 @@
         <w:u w:val="none"/>
       </w:rPr>
     </w:lvl>
-    <w:lvl w:ilvl="7">
+    <w:lvl w:ilvl="7" w:tentative="0">
       <w:start w:val="1"/>
       <w:numFmt w:val="bullet"/>
       <w:lvlText w:val="○"/>
@@ -2503,7 +4017,7 @@
         <w:u w:val="none"/>
       </w:rPr>
     </w:lvl>
-    <w:lvl w:ilvl="8">
+    <w:lvl w:ilvl="8" w:tentative="0">
       <w:start w:val="1"/>
       <w:numFmt w:val="bullet"/>
       <w:lvlText w:val="■"/>
@@ -2517,7 +4031,10 @@
     </w:lvl>
   </w:abstractNum>
   <w:abstractNum w:abstractNumId="10">
-    <w:lvl w:ilvl="0">
+    <w:nsid w:val="0248C179"/>
+    <w:multiLevelType w:val="multilevel"/>
+    <w:tmpl w:val="0248C179"/>
+    <w:lvl w:ilvl="0" w:tentative="0">
       <w:start w:val="1"/>
       <w:numFmt w:val="bullet"/>
       <w:lvlText w:val="●"/>
@@ -2529,7 +4046,7 @@
         <w:u w:val="none"/>
       </w:rPr>
     </w:lvl>
-    <w:lvl w:ilvl="1">
+    <w:lvl w:ilvl="1" w:tentative="0">
       <w:start w:val="1"/>
       <w:numFmt w:val="bullet"/>
       <w:lvlText w:val="○"/>
@@ -2541,7 +4058,7 @@
         <w:u w:val="none"/>
       </w:rPr>
     </w:lvl>
-    <w:lvl w:ilvl="2">
+    <w:lvl w:ilvl="2" w:tentative="0">
       <w:start w:val="1"/>
       <w:numFmt w:val="bullet"/>
       <w:lvlText w:val="■"/>
@@ -2553,7 +4070,7 @@
         <w:u w:val="none"/>
       </w:rPr>
     </w:lvl>
-    <w:lvl w:ilvl="3">
+    <w:lvl w:ilvl="3" w:tentative="0">
       <w:start w:val="1"/>
       <w:numFmt w:val="bullet"/>
       <w:lvlText w:val="●"/>
@@ -2565,7 +4082,7 @@
         <w:u w:val="none"/>
       </w:rPr>
     </w:lvl>
-    <w:lvl w:ilvl="4">
+    <w:lvl w:ilvl="4" w:tentative="0">
       <w:start w:val="1"/>
       <w:numFmt w:val="bullet"/>
       <w:lvlText w:val="○"/>
@@ -2577,7 +4094,7 @@
         <w:u w:val="none"/>
       </w:rPr>
     </w:lvl>
-    <w:lvl w:ilvl="5">
+    <w:lvl w:ilvl="5" w:tentative="0">
       <w:start w:val="1"/>
       <w:numFmt w:val="bullet"/>
       <w:lvlText w:val="■"/>
@@ -2589,7 +4106,7 @@
         <w:u w:val="none"/>
       </w:rPr>
     </w:lvl>
-    <w:lvl w:ilvl="6">
+    <w:lvl w:ilvl="6" w:tentative="0">
       <w:start w:val="1"/>
       <w:numFmt w:val="bullet"/>
       <w:lvlText w:val="●"/>
@@ -2601,7 +4118,7 @@
         <w:u w:val="none"/>
       </w:rPr>
     </w:lvl>
-    <w:lvl w:ilvl="7">
+    <w:lvl w:ilvl="7" w:tentative="0">
       <w:start w:val="1"/>
       <w:numFmt w:val="bullet"/>
       <w:lvlText w:val="○"/>
@@ -2613,7 +4130,7 @@
         <w:u w:val="none"/>
       </w:rPr>
     </w:lvl>
-    <w:lvl w:ilvl="8">
+    <w:lvl w:ilvl="8" w:tentative="0">
       <w:start w:val="1"/>
       <w:numFmt w:val="bullet"/>
       <w:lvlText w:val="■"/>
@@ -2627,7 +4144,10 @@
     </w:lvl>
   </w:abstractNum>
   <w:abstractNum w:abstractNumId="11">
-    <w:lvl w:ilvl="0">
+    <w:nsid w:val="03D62ECE"/>
+    <w:multiLevelType w:val="multilevel"/>
+    <w:tmpl w:val="03D62ECE"/>
+    <w:lvl w:ilvl="0" w:tentative="0">
       <w:start w:val="1"/>
       <w:numFmt w:val="bullet"/>
       <w:lvlText w:val="●"/>
@@ -2639,7 +4159,7 @@
         <w:u w:val="none"/>
       </w:rPr>
     </w:lvl>
-    <w:lvl w:ilvl="1">
+    <w:lvl w:ilvl="1" w:tentative="0">
       <w:start w:val="1"/>
       <w:numFmt w:val="bullet"/>
       <w:lvlText w:val="○"/>
@@ -2651,7 +4171,7 @@
         <w:u w:val="none"/>
       </w:rPr>
     </w:lvl>
-    <w:lvl w:ilvl="2">
+    <w:lvl w:ilvl="2" w:tentative="0">
       <w:start w:val="1"/>
       <w:numFmt w:val="bullet"/>
       <w:lvlText w:val="■"/>
@@ -2663,7 +4183,7 @@
         <w:u w:val="none"/>
       </w:rPr>
     </w:lvl>
-    <w:lvl w:ilvl="3">
+    <w:lvl w:ilvl="3" w:tentative="0">
       <w:start w:val="1"/>
       <w:numFmt w:val="bullet"/>
       <w:lvlText w:val="●"/>
@@ -2675,7 +4195,7 @@
         <w:u w:val="none"/>
       </w:rPr>
     </w:lvl>
-    <w:lvl w:ilvl="4">
+    <w:lvl w:ilvl="4" w:tentative="0">
       <w:start w:val="1"/>
       <w:numFmt w:val="bullet"/>
       <w:lvlText w:val="○"/>
@@ -2687,7 +4207,7 @@
         <w:u w:val="none"/>
       </w:rPr>
     </w:lvl>
-    <w:lvl w:ilvl="5">
+    <w:lvl w:ilvl="5" w:tentative="0">
       <w:start w:val="1"/>
       <w:numFmt w:val="bullet"/>
       <w:lvlText w:val="■"/>
@@ -2699,7 +4219,7 @@
         <w:u w:val="none"/>
       </w:rPr>
     </w:lvl>
-    <w:lvl w:ilvl="6">
+    <w:lvl w:ilvl="6" w:tentative="0">
       <w:start w:val="1"/>
       <w:numFmt w:val="bullet"/>
       <w:lvlText w:val="●"/>
@@ -2711,7 +4231,7 @@
         <w:u w:val="none"/>
       </w:rPr>
     </w:lvl>
-    <w:lvl w:ilvl="7">
+    <w:lvl w:ilvl="7" w:tentative="0">
       <w:start w:val="1"/>
       <w:numFmt w:val="bullet"/>
       <w:lvlText w:val="○"/>
@@ -2723,7 +4243,7 @@
         <w:u w:val="none"/>
       </w:rPr>
     </w:lvl>
-    <w:lvl w:ilvl="8">
+    <w:lvl w:ilvl="8" w:tentative="0">
       <w:start w:val="1"/>
       <w:numFmt w:val="bullet"/>
       <w:lvlText w:val="■"/>
@@ -2737,7 +4257,10 @@
     </w:lvl>
   </w:abstractNum>
   <w:abstractNum w:abstractNumId="12">
-    <w:lvl w:ilvl="0">
+    <w:nsid w:val="0E640482"/>
+    <w:multiLevelType w:val="multilevel"/>
+    <w:tmpl w:val="0E640482"/>
+    <w:lvl w:ilvl="0" w:tentative="0">
       <w:start w:val="1"/>
       <w:numFmt w:val="bullet"/>
       <w:lvlText w:val="●"/>
@@ -2749,7 +4272,7 @@
         <w:u w:val="none"/>
       </w:rPr>
     </w:lvl>
-    <w:lvl w:ilvl="1">
+    <w:lvl w:ilvl="1" w:tentative="0">
       <w:start w:val="1"/>
       <w:numFmt w:val="bullet"/>
       <w:lvlText w:val="○"/>
@@ -2761,7 +4284,7 @@
         <w:u w:val="none"/>
       </w:rPr>
     </w:lvl>
-    <w:lvl w:ilvl="2">
+    <w:lvl w:ilvl="2" w:tentative="0">
       <w:start w:val="1"/>
       <w:numFmt w:val="bullet"/>
       <w:lvlText w:val="■"/>
@@ -2773,7 +4296,7 @@
         <w:u w:val="none"/>
       </w:rPr>
     </w:lvl>
-    <w:lvl w:ilvl="3">
+    <w:lvl w:ilvl="3" w:tentative="0">
       <w:start w:val="1"/>
       <w:numFmt w:val="bullet"/>
       <w:lvlText w:val="●"/>
@@ -2785,7 +4308,7 @@
         <w:u w:val="none"/>
       </w:rPr>
     </w:lvl>
-    <w:lvl w:ilvl="4">
+    <w:lvl w:ilvl="4" w:tentative="0">
       <w:start w:val="1"/>
       <w:numFmt w:val="bullet"/>
       <w:lvlText w:val="○"/>
@@ -2797,7 +4320,7 @@
         <w:u w:val="none"/>
       </w:rPr>
     </w:lvl>
-    <w:lvl w:ilvl="5">
+    <w:lvl w:ilvl="5" w:tentative="0">
       <w:start w:val="1"/>
       <w:numFmt w:val="bullet"/>
       <w:lvlText w:val="■"/>
@@ -2809,7 +4332,7 @@
         <w:u w:val="none"/>
       </w:rPr>
     </w:lvl>
-    <w:lvl w:ilvl="6">
+    <w:lvl w:ilvl="6" w:tentative="0">
       <w:start w:val="1"/>
       <w:numFmt w:val="bullet"/>
       <w:lvlText w:val="●"/>
@@ -2821,7 +4344,7 @@
         <w:u w:val="none"/>
       </w:rPr>
     </w:lvl>
-    <w:lvl w:ilvl="7">
+    <w:lvl w:ilvl="7" w:tentative="0">
       <w:start w:val="1"/>
       <w:numFmt w:val="bullet"/>
       <w:lvlText w:val="○"/>
@@ -2833,7 +4356,7 @@
         <w:u w:val="none"/>
       </w:rPr>
     </w:lvl>
-    <w:lvl w:ilvl="8">
+    <w:lvl w:ilvl="8" w:tentative="0">
       <w:start w:val="1"/>
       <w:numFmt w:val="bullet"/>
       <w:lvlText w:val="■"/>
@@ -2847,7 +4370,10 @@
     </w:lvl>
   </w:abstractNum>
   <w:abstractNum w:abstractNumId="13">
-    <w:lvl w:ilvl="0">
+    <w:nsid w:val="2470EC97"/>
+    <w:multiLevelType w:val="multilevel"/>
+    <w:tmpl w:val="2470EC97"/>
+    <w:lvl w:ilvl="0" w:tentative="0">
       <w:start w:val="1"/>
       <w:numFmt w:val="bullet"/>
       <w:lvlText w:val="●"/>
@@ -2859,7 +4385,7 @@
         <w:u w:val="none"/>
       </w:rPr>
     </w:lvl>
-    <w:lvl w:ilvl="1">
+    <w:lvl w:ilvl="1" w:tentative="0">
       <w:start w:val="1"/>
       <w:numFmt w:val="bullet"/>
       <w:lvlText w:val="○"/>
@@ -2871,7 +4397,7 @@
         <w:u w:val="none"/>
       </w:rPr>
     </w:lvl>
-    <w:lvl w:ilvl="2">
+    <w:lvl w:ilvl="2" w:tentative="0">
       <w:start w:val="1"/>
       <w:numFmt w:val="bullet"/>
       <w:lvlText w:val="■"/>
@@ -2883,7 +4409,7 @@
         <w:u w:val="none"/>
       </w:rPr>
     </w:lvl>
-    <w:lvl w:ilvl="3">
+    <w:lvl w:ilvl="3" w:tentative="0">
       <w:start w:val="1"/>
       <w:numFmt w:val="bullet"/>
       <w:lvlText w:val="●"/>
@@ -2895,7 +4421,7 @@
         <w:u w:val="none"/>
       </w:rPr>
     </w:lvl>
-    <w:lvl w:ilvl="4">
+    <w:lvl w:ilvl="4" w:tentative="0">
       <w:start w:val="1"/>
       <w:numFmt w:val="bullet"/>
       <w:lvlText w:val="○"/>
@@ -2907,7 +4433,7 @@
         <w:u w:val="none"/>
       </w:rPr>
     </w:lvl>
-    <w:lvl w:ilvl="5">
+    <w:lvl w:ilvl="5" w:tentative="0">
       <w:start w:val="1"/>
       <w:numFmt w:val="bullet"/>
       <w:lvlText w:val="■"/>
@@ -2919,7 +4445,7 @@
         <w:u w:val="none"/>
       </w:rPr>
     </w:lvl>
-    <w:lvl w:ilvl="6">
+    <w:lvl w:ilvl="6" w:tentative="0">
       <w:start w:val="1"/>
       <w:numFmt w:val="bullet"/>
       <w:lvlText w:val="●"/>
@@ -2931,7 +4457,7 @@
         <w:u w:val="none"/>
       </w:rPr>
     </w:lvl>
-    <w:lvl w:ilvl="7">
+    <w:lvl w:ilvl="7" w:tentative="0">
       <w:start w:val="1"/>
       <w:numFmt w:val="bullet"/>
       <w:lvlText w:val="○"/>
@@ -2943,7 +4469,7 @@
         <w:u w:val="none"/>
       </w:rPr>
     </w:lvl>
-    <w:lvl w:ilvl="8">
+    <w:lvl w:ilvl="8" w:tentative="0">
       <w:start w:val="1"/>
       <w:numFmt w:val="bullet"/>
       <w:lvlText w:val="■"/>
@@ -2957,7 +4483,10 @@
     </w:lvl>
   </w:abstractNum>
   <w:abstractNum w:abstractNumId="14">
-    <w:lvl w:ilvl="0">
+    <w:nsid w:val="25B654F3"/>
+    <w:multiLevelType w:val="multilevel"/>
+    <w:tmpl w:val="25B654F3"/>
+    <w:lvl w:ilvl="0" w:tentative="0">
       <w:start w:val="1"/>
       <w:numFmt w:val="bullet"/>
       <w:lvlText w:val="●"/>
@@ -2969,7 +4498,7 @@
         <w:u w:val="none"/>
       </w:rPr>
     </w:lvl>
-    <w:lvl w:ilvl="1">
+    <w:lvl w:ilvl="1" w:tentative="0">
       <w:start w:val="1"/>
       <w:numFmt w:val="bullet"/>
       <w:lvlText w:val="○"/>
@@ -2981,7 +4510,7 @@
         <w:u w:val="none"/>
       </w:rPr>
     </w:lvl>
-    <w:lvl w:ilvl="2">
+    <w:lvl w:ilvl="2" w:tentative="0">
       <w:start w:val="1"/>
       <w:numFmt w:val="bullet"/>
       <w:lvlText w:val="■"/>
@@ -2993,7 +4522,7 @@
         <w:u w:val="none"/>
       </w:rPr>
     </w:lvl>
-    <w:lvl w:ilvl="3">
+    <w:lvl w:ilvl="3" w:tentative="0">
       <w:start w:val="1"/>
       <w:numFmt w:val="bullet"/>
       <w:lvlText w:val="●"/>
@@ -3005,7 +4534,7 @@
         <w:u w:val="none"/>
       </w:rPr>
     </w:lvl>
-    <w:lvl w:ilvl="4">
+    <w:lvl w:ilvl="4" w:tentative="0">
       <w:start w:val="1"/>
       <w:numFmt w:val="bullet"/>
       <w:lvlText w:val="○"/>
@@ -3017,7 +4546,7 @@
         <w:u w:val="none"/>
       </w:rPr>
     </w:lvl>
-    <w:lvl w:ilvl="5">
+    <w:lvl w:ilvl="5" w:tentative="0">
       <w:start w:val="1"/>
       <w:numFmt w:val="bullet"/>
       <w:lvlText w:val="■"/>
@@ -3029,7 +4558,7 @@
         <w:u w:val="none"/>
       </w:rPr>
     </w:lvl>
-    <w:lvl w:ilvl="6">
+    <w:lvl w:ilvl="6" w:tentative="0">
       <w:start w:val="1"/>
       <w:numFmt w:val="bullet"/>
       <w:lvlText w:val="●"/>
@@ -3041,7 +4570,7 @@
         <w:u w:val="none"/>
       </w:rPr>
     </w:lvl>
-    <w:lvl w:ilvl="7">
+    <w:lvl w:ilvl="7" w:tentative="0">
       <w:start w:val="1"/>
       <w:numFmt w:val="bullet"/>
       <w:lvlText w:val="○"/>
@@ -3053,7 +4582,7 @@
         <w:u w:val="none"/>
       </w:rPr>
     </w:lvl>
-    <w:lvl w:ilvl="8">
+    <w:lvl w:ilvl="8" w:tentative="0">
       <w:start w:val="1"/>
       <w:numFmt w:val="bullet"/>
       <w:lvlText w:val="■"/>
@@ -3067,7 +4596,10 @@
     </w:lvl>
   </w:abstractNum>
   <w:abstractNum w:abstractNumId="15">
-    <w:lvl w:ilvl="0">
+    <w:nsid w:val="2A8F537B"/>
+    <w:multiLevelType w:val="multilevel"/>
+    <w:tmpl w:val="2A8F537B"/>
+    <w:lvl w:ilvl="0" w:tentative="0">
       <w:start w:val="1"/>
       <w:numFmt w:val="bullet"/>
       <w:lvlText w:val="●"/>
@@ -3079,7 +4611,7 @@
         <w:u w:val="none"/>
       </w:rPr>
     </w:lvl>
-    <w:lvl w:ilvl="1">
+    <w:lvl w:ilvl="1" w:tentative="0">
       <w:start w:val="1"/>
       <w:numFmt w:val="bullet"/>
       <w:lvlText w:val="○"/>
@@ -3091,7 +4623,7 @@
         <w:u w:val="none"/>
       </w:rPr>
     </w:lvl>
-    <w:lvl w:ilvl="2">
+    <w:lvl w:ilvl="2" w:tentative="0">
       <w:start w:val="1"/>
       <w:numFmt w:val="bullet"/>
       <w:lvlText w:val="■"/>
@@ -3103,7 +4635,7 @@
         <w:u w:val="none"/>
       </w:rPr>
     </w:lvl>
-    <w:lvl w:ilvl="3">
+    <w:lvl w:ilvl="3" w:tentative="0">
       <w:start w:val="1"/>
       <w:numFmt w:val="bullet"/>
       <w:lvlText w:val="●"/>
@@ -3115,7 +4647,7 @@
         <w:u w:val="none"/>
       </w:rPr>
     </w:lvl>
-    <w:lvl w:ilvl="4">
+    <w:lvl w:ilvl="4" w:tentative="0">
       <w:start w:val="1"/>
       <w:numFmt w:val="bullet"/>
       <w:lvlText w:val="○"/>
@@ -3127,7 +4659,7 @@
         <w:u w:val="none"/>
       </w:rPr>
     </w:lvl>
-    <w:lvl w:ilvl="5">
+    <w:lvl w:ilvl="5" w:tentative="0">
       <w:start w:val="1"/>
       <w:numFmt w:val="bullet"/>
       <w:lvlText w:val="■"/>
@@ -3139,7 +4671,7 @@
         <w:u w:val="none"/>
       </w:rPr>
     </w:lvl>
-    <w:lvl w:ilvl="6">
+    <w:lvl w:ilvl="6" w:tentative="0">
       <w:start w:val="1"/>
       <w:numFmt w:val="bullet"/>
       <w:lvlText w:val="●"/>
@@ -3151,7 +4683,7 @@
         <w:u w:val="none"/>
       </w:rPr>
     </w:lvl>
-    <w:lvl w:ilvl="7">
+    <w:lvl w:ilvl="7" w:tentative="0">
       <w:start w:val="1"/>
       <w:numFmt w:val="bullet"/>
       <w:lvlText w:val="○"/>
@@ -3163,7 +4695,7 @@
         <w:u w:val="none"/>
       </w:rPr>
     </w:lvl>
-    <w:lvl w:ilvl="8">
+    <w:lvl w:ilvl="8" w:tentative="0">
       <w:start w:val="1"/>
       <w:numFmt w:val="bullet"/>
       <w:lvlText w:val="■"/>
@@ -3177,7 +4709,10 @@
     </w:lvl>
   </w:abstractNum>
   <w:abstractNum w:abstractNumId="16">
-    <w:lvl w:ilvl="0">
+    <w:nsid w:val="46A08BB8"/>
+    <w:multiLevelType w:val="multilevel"/>
+    <w:tmpl w:val="46A08BB8"/>
+    <w:lvl w:ilvl="0" w:tentative="0">
       <w:start w:val="1"/>
       <w:numFmt w:val="bullet"/>
       <w:lvlText w:val="●"/>
@@ -3189,7 +4724,7 @@
         <w:u w:val="none"/>
       </w:rPr>
     </w:lvl>
-    <w:lvl w:ilvl="1">
+    <w:lvl w:ilvl="1" w:tentative="0">
       <w:start w:val="1"/>
       <w:numFmt w:val="bullet"/>
       <w:lvlText w:val="○"/>
@@ -3201,7 +4736,7 @@
         <w:u w:val="none"/>
       </w:rPr>
     </w:lvl>
-    <w:lvl w:ilvl="2">
+    <w:lvl w:ilvl="2" w:tentative="0">
       <w:start w:val="1"/>
       <w:numFmt w:val="bullet"/>
       <w:lvlText w:val="■"/>
@@ -3213,7 +4748,7 @@
         <w:u w:val="none"/>
       </w:rPr>
     </w:lvl>
-    <w:lvl w:ilvl="3">
+    <w:lvl w:ilvl="3" w:tentative="0">
       <w:start w:val="1"/>
       <w:numFmt w:val="bullet"/>
       <w:lvlText w:val="●"/>
@@ -3225,7 +4760,7 @@
         <w:u w:val="none"/>
       </w:rPr>
     </w:lvl>
-    <w:lvl w:ilvl="4">
+    <w:lvl w:ilvl="4" w:tentative="0">
       <w:start w:val="1"/>
       <w:numFmt w:val="bullet"/>
       <w:lvlText w:val="○"/>
@@ -3237,7 +4772,7 @@
         <w:u w:val="none"/>
       </w:rPr>
     </w:lvl>
-    <w:lvl w:ilvl="5">
+    <w:lvl w:ilvl="5" w:tentative="0">
       <w:start w:val="1"/>
       <w:numFmt w:val="bullet"/>
       <w:lvlText w:val="■"/>
@@ -3249,7 +4784,7 @@
         <w:u w:val="none"/>
       </w:rPr>
     </w:lvl>
-    <w:lvl w:ilvl="6">
+    <w:lvl w:ilvl="6" w:tentative="0">
       <w:start w:val="1"/>
       <w:numFmt w:val="bullet"/>
       <w:lvlText w:val="●"/>
@@ -3261,7 +4796,7 @@
         <w:u w:val="none"/>
       </w:rPr>
     </w:lvl>
-    <w:lvl w:ilvl="7">
+    <w:lvl w:ilvl="7" w:tentative="0">
       <w:start w:val="1"/>
       <w:numFmt w:val="bullet"/>
       <w:lvlText w:val="○"/>
@@ -3273,7 +4808,7 @@
         <w:u w:val="none"/>
       </w:rPr>
     </w:lvl>
-    <w:lvl w:ilvl="8">
+    <w:lvl w:ilvl="8" w:tentative="0">
       <w:start w:val="1"/>
       <w:numFmt w:val="bullet"/>
       <w:lvlText w:val="■"/>
@@ -3287,7 +4822,10 @@
     </w:lvl>
   </w:abstractNum>
   <w:abstractNum w:abstractNumId="17">
-    <w:lvl w:ilvl="0">
+    <w:nsid w:val="4C1BAE26"/>
+    <w:multiLevelType w:val="multilevel"/>
+    <w:tmpl w:val="4C1BAE26"/>
+    <w:lvl w:ilvl="0" w:tentative="0">
       <w:start w:val="1"/>
       <w:numFmt w:val="bullet"/>
       <w:lvlText w:val="●"/>
@@ -3299,7 +4837,7 @@
         <w:u w:val="none"/>
       </w:rPr>
     </w:lvl>
-    <w:lvl w:ilvl="1">
+    <w:lvl w:ilvl="1" w:tentative="0">
       <w:start w:val="1"/>
       <w:numFmt w:val="bullet"/>
       <w:lvlText w:val="○"/>
@@ -3311,7 +4849,7 @@
         <w:u w:val="none"/>
       </w:rPr>
     </w:lvl>
-    <w:lvl w:ilvl="2">
+    <w:lvl w:ilvl="2" w:tentative="0">
       <w:start w:val="1"/>
       <w:numFmt w:val="bullet"/>
       <w:lvlText w:val="■"/>
@@ -3323,7 +4861,7 @@
         <w:u w:val="none"/>
       </w:rPr>
     </w:lvl>
-    <w:lvl w:ilvl="3">
+    <w:lvl w:ilvl="3" w:tentative="0">
       <w:start w:val="1"/>
       <w:numFmt w:val="bullet"/>
       <w:lvlText w:val="●"/>
@@ -3335,7 +4873,7 @@
         <w:u w:val="none"/>
       </w:rPr>
     </w:lvl>
-    <w:lvl w:ilvl="4">
+    <w:lvl w:ilvl="4" w:tentative="0">
       <w:start w:val="1"/>
       <w:numFmt w:val="bullet"/>
       <w:lvlText w:val="○"/>
@@ -3347,7 +4885,7 @@
         <w:u w:val="none"/>
       </w:rPr>
     </w:lvl>
-    <w:lvl w:ilvl="5">
+    <w:lvl w:ilvl="5" w:tentative="0">
       <w:start w:val="1"/>
       <w:numFmt w:val="bullet"/>
       <w:lvlText w:val="■"/>
@@ -3359,7 +4897,7 @@
         <w:u w:val="none"/>
       </w:rPr>
     </w:lvl>
-    <w:lvl w:ilvl="6">
+    <w:lvl w:ilvl="6" w:tentative="0">
       <w:start w:val="1"/>
       <w:numFmt w:val="bullet"/>
       <w:lvlText w:val="●"/>
@@ -3371,7 +4909,7 @@
         <w:u w:val="none"/>
       </w:rPr>
     </w:lvl>
-    <w:lvl w:ilvl="7">
+    <w:lvl w:ilvl="7" w:tentative="0">
       <w:start w:val="1"/>
       <w:numFmt w:val="bullet"/>
       <w:lvlText w:val="○"/>
@@ -3383,7 +4921,7 @@
         <w:u w:val="none"/>
       </w:rPr>
     </w:lvl>
-    <w:lvl w:ilvl="8">
+    <w:lvl w:ilvl="8" w:tentative="0">
       <w:start w:val="1"/>
       <w:numFmt w:val="bullet"/>
       <w:lvlText w:val="■"/>
@@ -3397,7 +4935,10 @@
     </w:lvl>
   </w:abstractNum>
   <w:abstractNum w:abstractNumId="18">
-    <w:lvl w:ilvl="0">
+    <w:nsid w:val="4D4DC07F"/>
+    <w:multiLevelType w:val="multilevel"/>
+    <w:tmpl w:val="4D4DC07F"/>
+    <w:lvl w:ilvl="0" w:tentative="0">
       <w:start w:val="1"/>
       <w:numFmt w:val="bullet"/>
       <w:lvlText w:val="●"/>
@@ -3409,7 +4950,7 @@
         <w:u w:val="none"/>
       </w:rPr>
     </w:lvl>
-    <w:lvl w:ilvl="1">
+    <w:lvl w:ilvl="1" w:tentative="0">
       <w:start w:val="1"/>
       <w:numFmt w:val="bullet"/>
       <w:lvlText w:val="○"/>
@@ -3421,7 +4962,7 @@
         <w:u w:val="none"/>
       </w:rPr>
     </w:lvl>
-    <w:lvl w:ilvl="2">
+    <w:lvl w:ilvl="2" w:tentative="0">
       <w:start w:val="1"/>
       <w:numFmt w:val="bullet"/>
       <w:lvlText w:val="■"/>
@@ -3433,7 +4974,7 @@
         <w:u w:val="none"/>
       </w:rPr>
     </w:lvl>
-    <w:lvl w:ilvl="3">
+    <w:lvl w:ilvl="3" w:tentative="0">
       <w:start w:val="1"/>
       <w:numFmt w:val="bullet"/>
       <w:lvlText w:val="●"/>
@@ -3445,7 +4986,7 @@
         <w:u w:val="none"/>
       </w:rPr>
     </w:lvl>
-    <w:lvl w:ilvl="4">
+    <w:lvl w:ilvl="4" w:tentative="0">
       <w:start w:val="1"/>
       <w:numFmt w:val="bullet"/>
       <w:lvlText w:val="○"/>
@@ -3457,7 +4998,7 @@
         <w:u w:val="none"/>
       </w:rPr>
     </w:lvl>
-    <w:lvl w:ilvl="5">
+    <w:lvl w:ilvl="5" w:tentative="0">
       <w:start w:val="1"/>
       <w:numFmt w:val="bullet"/>
       <w:lvlText w:val="■"/>
@@ -3469,7 +5010,7 @@
         <w:u w:val="none"/>
       </w:rPr>
     </w:lvl>
-    <w:lvl w:ilvl="6">
+    <w:lvl w:ilvl="6" w:tentative="0">
       <w:start w:val="1"/>
       <w:numFmt w:val="bullet"/>
       <w:lvlText w:val="●"/>
@@ -3481,7 +5022,7 @@
         <w:u w:val="none"/>
       </w:rPr>
     </w:lvl>
-    <w:lvl w:ilvl="7">
+    <w:lvl w:ilvl="7" w:tentative="0">
       <w:start w:val="1"/>
       <w:numFmt w:val="bullet"/>
       <w:lvlText w:val="○"/>
@@ -3493,7 +5034,7 @@
         <w:u w:val="none"/>
       </w:rPr>
     </w:lvl>
-    <w:lvl w:ilvl="8">
+    <w:lvl w:ilvl="8" w:tentative="0">
       <w:start w:val="1"/>
       <w:numFmt w:val="bullet"/>
       <w:lvlText w:val="■"/>
@@ -3507,7 +5048,10 @@
     </w:lvl>
   </w:abstractNum>
   <w:abstractNum w:abstractNumId="19">
-    <w:lvl w:ilvl="0">
+    <w:nsid w:val="59ADCABA"/>
+    <w:multiLevelType w:val="multilevel"/>
+    <w:tmpl w:val="59ADCABA"/>
+    <w:lvl w:ilvl="0" w:tentative="0">
       <w:start w:val="1"/>
       <w:numFmt w:val="bullet"/>
       <w:lvlText w:val="●"/>
@@ -3519,7 +5063,7 @@
         <w:u w:val="none"/>
       </w:rPr>
     </w:lvl>
-    <w:lvl w:ilvl="1">
+    <w:lvl w:ilvl="1" w:tentative="0">
       <w:start w:val="1"/>
       <w:numFmt w:val="bullet"/>
       <w:lvlText w:val="○"/>
@@ -3531,7 +5075,7 @@
         <w:u w:val="none"/>
       </w:rPr>
     </w:lvl>
-    <w:lvl w:ilvl="2">
+    <w:lvl w:ilvl="2" w:tentative="0">
       <w:start w:val="1"/>
       <w:numFmt w:val="bullet"/>
       <w:lvlText w:val="■"/>
@@ -3543,7 +5087,7 @@
         <w:u w:val="none"/>
       </w:rPr>
     </w:lvl>
-    <w:lvl w:ilvl="3">
+    <w:lvl w:ilvl="3" w:tentative="0">
       <w:start w:val="1"/>
       <w:numFmt w:val="bullet"/>
       <w:lvlText w:val="●"/>
@@ -3555,7 +5099,7 @@
         <w:u w:val="none"/>
       </w:rPr>
     </w:lvl>
-    <w:lvl w:ilvl="4">
+    <w:lvl w:ilvl="4" w:tentative="0">
       <w:start w:val="1"/>
       <w:numFmt w:val="bullet"/>
       <w:lvlText w:val="○"/>
@@ -3567,7 +5111,7 @@
         <w:u w:val="none"/>
       </w:rPr>
     </w:lvl>
-    <w:lvl w:ilvl="5">
+    <w:lvl w:ilvl="5" w:tentative="0">
       <w:start w:val="1"/>
       <w:numFmt w:val="bullet"/>
       <w:lvlText w:val="■"/>
@@ -3579,7 +5123,7 @@
         <w:u w:val="none"/>
       </w:rPr>
     </w:lvl>
-    <w:lvl w:ilvl="6">
+    <w:lvl w:ilvl="6" w:tentative="0">
       <w:start w:val="1"/>
       <w:numFmt w:val="bullet"/>
       <w:lvlText w:val="●"/>
@@ -3591,7 +5135,7 @@
         <w:u w:val="none"/>
       </w:rPr>
     </w:lvl>
-    <w:lvl w:ilvl="7">
+    <w:lvl w:ilvl="7" w:tentative="0">
       <w:start w:val="1"/>
       <w:numFmt w:val="bullet"/>
       <w:lvlText w:val="○"/>
@@ -3603,7 +5147,7 @@
         <w:u w:val="none"/>
       </w:rPr>
     </w:lvl>
-    <w:lvl w:ilvl="8">
+    <w:lvl w:ilvl="8" w:tentative="0">
       <w:start w:val="1"/>
       <w:numFmt w:val="bullet"/>
       <w:lvlText w:val="■"/>
@@ -3617,7 +5161,10 @@
     </w:lvl>
   </w:abstractNum>
   <w:abstractNum w:abstractNumId="20">
-    <w:lvl w:ilvl="0">
+    <w:nsid w:val="5A241D34"/>
+    <w:multiLevelType w:val="multilevel"/>
+    <w:tmpl w:val="5A241D34"/>
+    <w:lvl w:ilvl="0" w:tentative="0">
       <w:start w:val="1"/>
       <w:numFmt w:val="bullet"/>
       <w:lvlText w:val="●"/>
@@ -3629,7 +5176,7 @@
         <w:u w:val="none"/>
       </w:rPr>
     </w:lvl>
-    <w:lvl w:ilvl="1">
+    <w:lvl w:ilvl="1" w:tentative="0">
       <w:start w:val="1"/>
       <w:numFmt w:val="bullet"/>
       <w:lvlText w:val="○"/>
@@ -3641,7 +5188,7 @@
         <w:u w:val="none"/>
       </w:rPr>
     </w:lvl>
-    <w:lvl w:ilvl="2">
+    <w:lvl w:ilvl="2" w:tentative="0">
       <w:start w:val="1"/>
       <w:numFmt w:val="bullet"/>
       <w:lvlText w:val="■"/>
@@ -3653,7 +5200,7 @@
         <w:u w:val="none"/>
       </w:rPr>
     </w:lvl>
-    <w:lvl w:ilvl="3">
+    <w:lvl w:ilvl="3" w:tentative="0">
       <w:start w:val="1"/>
       <w:numFmt w:val="bullet"/>
       <w:lvlText w:val="●"/>
@@ -3665,7 +5212,7 @@
         <w:u w:val="none"/>
       </w:rPr>
     </w:lvl>
-    <w:lvl w:ilvl="4">
+    <w:lvl w:ilvl="4" w:tentative="0">
       <w:start w:val="1"/>
       <w:numFmt w:val="bullet"/>
       <w:lvlText w:val="○"/>
@@ -3677,7 +5224,7 @@
         <w:u w:val="none"/>
       </w:rPr>
     </w:lvl>
-    <w:lvl w:ilvl="5">
+    <w:lvl w:ilvl="5" w:tentative="0">
       <w:start w:val="1"/>
       <w:numFmt w:val="bullet"/>
       <w:lvlText w:val="■"/>
@@ -3689,7 +5236,7 @@
         <w:u w:val="none"/>
       </w:rPr>
     </w:lvl>
-    <w:lvl w:ilvl="6">
+    <w:lvl w:ilvl="6" w:tentative="0">
       <w:start w:val="1"/>
       <w:numFmt w:val="bullet"/>
       <w:lvlText w:val="●"/>
@@ -3701,7 +5248,7 @@
         <w:u w:val="none"/>
       </w:rPr>
     </w:lvl>
-    <w:lvl w:ilvl="7">
+    <w:lvl w:ilvl="7" w:tentative="0">
       <w:start w:val="1"/>
       <w:numFmt w:val="bullet"/>
       <w:lvlText w:val="○"/>
@@ -3713,7 +5260,7 @@
         <w:u w:val="none"/>
       </w:rPr>
     </w:lvl>
-    <w:lvl w:ilvl="8">
+    <w:lvl w:ilvl="8" w:tentative="0">
       <w:start w:val="1"/>
       <w:numFmt w:val="bullet"/>
       <w:lvlText w:val="■"/>
@@ -3727,7 +5274,10 @@
     </w:lvl>
   </w:abstractNum>
   <w:abstractNum w:abstractNumId="21">
-    <w:lvl w:ilvl="0">
+    <w:nsid w:val="60382F6E"/>
+    <w:multiLevelType w:val="multilevel"/>
+    <w:tmpl w:val="60382F6E"/>
+    <w:lvl w:ilvl="0" w:tentative="0">
       <w:start w:val="1"/>
       <w:numFmt w:val="bullet"/>
       <w:lvlText w:val="●"/>
@@ -3739,7 +5289,7 @@
         <w:u w:val="none"/>
       </w:rPr>
     </w:lvl>
-    <w:lvl w:ilvl="1">
+    <w:lvl w:ilvl="1" w:tentative="0">
       <w:start w:val="1"/>
       <w:numFmt w:val="bullet"/>
       <w:lvlText w:val="○"/>
@@ -3751,7 +5301,7 @@
         <w:u w:val="none"/>
       </w:rPr>
     </w:lvl>
-    <w:lvl w:ilvl="2">
+    <w:lvl w:ilvl="2" w:tentative="0">
       <w:start w:val="1"/>
       <w:numFmt w:val="bullet"/>
       <w:lvlText w:val="■"/>
@@ -3763,7 +5313,7 @@
         <w:u w:val="none"/>
       </w:rPr>
     </w:lvl>
-    <w:lvl w:ilvl="3">
+    <w:lvl w:ilvl="3" w:tentative="0">
       <w:start w:val="1"/>
       <w:numFmt w:val="bullet"/>
       <w:lvlText w:val="●"/>
@@ -3775,7 +5325,7 @@
         <w:u w:val="none"/>
       </w:rPr>
     </w:lvl>
-    <w:lvl w:ilvl="4">
+    <w:lvl w:ilvl="4" w:tentative="0">
       <w:start w:val="1"/>
       <w:numFmt w:val="bullet"/>
       <w:lvlText w:val="○"/>
@@ -3787,7 +5337,7 @@
         <w:u w:val="none"/>
       </w:rPr>
     </w:lvl>
-    <w:lvl w:ilvl="5">
+    <w:lvl w:ilvl="5" w:tentative="0">
       <w:start w:val="1"/>
       <w:numFmt w:val="bullet"/>
       <w:lvlText w:val="■"/>
@@ -3799,7 +5349,7 @@
         <w:u w:val="none"/>
       </w:rPr>
     </w:lvl>
-    <w:lvl w:ilvl="6">
+    <w:lvl w:ilvl="6" w:tentative="0">
       <w:start w:val="1"/>
       <w:numFmt w:val="bullet"/>
       <w:lvlText w:val="●"/>
@@ -3811,7 +5361,7 @@
         <w:u w:val="none"/>
       </w:rPr>
     </w:lvl>
-    <w:lvl w:ilvl="7">
+    <w:lvl w:ilvl="7" w:tentative="0">
       <w:start w:val="1"/>
       <w:numFmt w:val="bullet"/>
       <w:lvlText w:val="○"/>
@@ -3823,7 +5373,7 @@
         <w:u w:val="none"/>
       </w:rPr>
     </w:lvl>
-    <w:lvl w:ilvl="8">
+    <w:lvl w:ilvl="8" w:tentative="0">
       <w:start w:val="1"/>
       <w:numFmt w:val="bullet"/>
       <w:lvlText w:val="■"/>
@@ -3837,7 +5387,10 @@
     </w:lvl>
   </w:abstractNum>
   <w:abstractNum w:abstractNumId="22">
-    <w:lvl w:ilvl="0">
+    <w:nsid w:val="72183CF9"/>
+    <w:multiLevelType w:val="multilevel"/>
+    <w:tmpl w:val="72183CF9"/>
+    <w:lvl w:ilvl="0" w:tentative="0">
       <w:start w:val="1"/>
       <w:numFmt w:val="bullet"/>
       <w:lvlText w:val="●"/>
@@ -3849,7 +5402,7 @@
         <w:u w:val="none"/>
       </w:rPr>
     </w:lvl>
-    <w:lvl w:ilvl="1">
+    <w:lvl w:ilvl="1" w:tentative="0">
       <w:start w:val="1"/>
       <w:numFmt w:val="bullet"/>
       <w:lvlText w:val="○"/>
@@ -3861,7 +5414,7 @@
         <w:u w:val="none"/>
       </w:rPr>
     </w:lvl>
-    <w:lvl w:ilvl="2">
+    <w:lvl w:ilvl="2" w:tentative="0">
       <w:start w:val="1"/>
       <w:numFmt w:val="bullet"/>
       <w:lvlText w:val="■"/>
@@ -3873,7 +5426,7 @@
         <w:u w:val="none"/>
       </w:rPr>
     </w:lvl>
-    <w:lvl w:ilvl="3">
+    <w:lvl w:ilvl="3" w:tentative="0">
       <w:start w:val="1"/>
       <w:numFmt w:val="bullet"/>
       <w:lvlText w:val="●"/>
@@ -3885,7 +5438,7 @@
         <w:u w:val="none"/>
       </w:rPr>
     </w:lvl>
-    <w:lvl w:ilvl="4">
+    <w:lvl w:ilvl="4" w:tentative="0">
       <w:start w:val="1"/>
       <w:numFmt w:val="bullet"/>
       <w:lvlText w:val="○"/>
@@ -3897,7 +5450,7 @@
         <w:u w:val="none"/>
       </w:rPr>
     </w:lvl>
-    <w:lvl w:ilvl="5">
+    <w:lvl w:ilvl="5" w:tentative="0">
       <w:start w:val="1"/>
       <w:numFmt w:val="bullet"/>
       <w:lvlText w:val="■"/>
@@ -3909,7 +5462,7 @@
         <w:u w:val="none"/>
       </w:rPr>
     </w:lvl>
-    <w:lvl w:ilvl="6">
+    <w:lvl w:ilvl="6" w:tentative="0">
       <w:start w:val="1"/>
       <w:numFmt w:val="bullet"/>
       <w:lvlText w:val="●"/>
@@ -3921,7 +5474,7 @@
         <w:u w:val="none"/>
       </w:rPr>
     </w:lvl>
-    <w:lvl w:ilvl="7">
+    <w:lvl w:ilvl="7" w:tentative="0">
       <w:start w:val="1"/>
       <w:numFmt w:val="bullet"/>
       <w:lvlText w:val="○"/>
@@ -3933,117 +5486,7 @@
         <w:u w:val="none"/>
       </w:rPr>
     </w:lvl>
-    <w:lvl w:ilvl="8">
-      <w:start w:val="1"/>
-      <w:numFmt w:val="bullet"/>
-      <w:lvlText w:val="■"/>
-      <w:lvlJc w:val="left"/>
-      <w:pPr>
-        <w:ind w:left="6480" w:hanging="360"/>
-      </w:pPr>
-      <w:rPr>
-        <w:u w:val="none"/>
-      </w:rPr>
-    </w:lvl>
-  </w:abstractNum>
-  <w:abstractNum w:abstractNumId="23">
-    <w:lvl w:ilvl="0">
-      <w:start w:val="1"/>
-      <w:numFmt w:val="bullet"/>
-      <w:lvlText w:val="●"/>
-      <w:lvlJc w:val="left"/>
-      <w:pPr>
-        <w:ind w:left="720" w:hanging="360"/>
-      </w:pPr>
-      <w:rPr>
-        <w:u w:val="none"/>
-      </w:rPr>
-    </w:lvl>
-    <w:lvl w:ilvl="1">
-      <w:start w:val="1"/>
-      <w:numFmt w:val="bullet"/>
-      <w:lvlText w:val="○"/>
-      <w:lvlJc w:val="left"/>
-      <w:pPr>
-        <w:ind w:left="1440" w:hanging="360"/>
-      </w:pPr>
-      <w:rPr>
-        <w:u w:val="none"/>
-      </w:rPr>
-    </w:lvl>
-    <w:lvl w:ilvl="2">
-      <w:start w:val="1"/>
-      <w:numFmt w:val="bullet"/>
-      <w:lvlText w:val="■"/>
-      <w:lvlJc w:val="left"/>
-      <w:pPr>
-        <w:ind w:left="2160" w:hanging="360"/>
-      </w:pPr>
-      <w:rPr>
-        <w:u w:val="none"/>
-      </w:rPr>
-    </w:lvl>
-    <w:lvl w:ilvl="3">
-      <w:start w:val="1"/>
-      <w:numFmt w:val="bullet"/>
-      <w:lvlText w:val="●"/>
-      <w:lvlJc w:val="left"/>
-      <w:pPr>
-        <w:ind w:left="2880" w:hanging="360"/>
-      </w:pPr>
-      <w:rPr>
-        <w:u w:val="none"/>
-      </w:rPr>
-    </w:lvl>
-    <w:lvl w:ilvl="4">
-      <w:start w:val="1"/>
-      <w:numFmt w:val="bullet"/>
-      <w:lvlText w:val="○"/>
-      <w:lvlJc w:val="left"/>
-      <w:pPr>
-        <w:ind w:left="3600" w:hanging="360"/>
-      </w:pPr>
-      <w:rPr>
-        <w:u w:val="none"/>
-      </w:rPr>
-    </w:lvl>
-    <w:lvl w:ilvl="5">
-      <w:start w:val="1"/>
-      <w:numFmt w:val="bullet"/>
-      <w:lvlText w:val="■"/>
-      <w:lvlJc w:val="left"/>
-      <w:pPr>
-        <w:ind w:left="4320" w:hanging="360"/>
-      </w:pPr>
-      <w:rPr>
-        <w:u w:val="none"/>
-      </w:rPr>
-    </w:lvl>
-    <w:lvl w:ilvl="6">
-      <w:start w:val="1"/>
-      <w:numFmt w:val="bullet"/>
-      <w:lvlText w:val="●"/>
-      <w:lvlJc w:val="left"/>
-      <w:pPr>
-        <w:ind w:left="5040" w:hanging="360"/>
-      </w:pPr>
-      <w:rPr>
-        <w:u w:val="none"/>
-      </w:rPr>
-    </w:lvl>
-    <w:lvl w:ilvl="7">
-      <w:start w:val="1"/>
-      <w:numFmt w:val="bullet"/>
-      <w:lvlText w:val="○"/>
-      <w:lvlJc w:val="left"/>
-      <w:pPr>
-        <w:ind w:left="5760" w:hanging="360"/>
-      </w:pPr>
-      <w:rPr>
-        <w:u w:val="none"/>
-      </w:rPr>
-    </w:lvl>
-    <w:lvl w:ilvl="8">
+    <w:lvl w:ilvl="8" w:tentative="0">
       <w:start w:val="1"/>
       <w:numFmt w:val="bullet"/>
       <w:lvlText w:val="■"/>
@@ -4057,167 +5500,414 @@
     </w:lvl>
   </w:abstractNum>
   <w:num w:numId="1">
+    <w:abstractNumId w:val="9"/>
+  </w:num>
+  <w:num w:numId="2">
+    <w:abstractNumId w:val="5"/>
+  </w:num>
+  <w:num w:numId="3">
+    <w:abstractNumId w:val="19"/>
+  </w:num>
+  <w:num w:numId="4">
+    <w:abstractNumId w:val="3"/>
+  </w:num>
+  <w:num w:numId="5">
+    <w:abstractNumId w:val="2"/>
+  </w:num>
+  <w:num w:numId="6">
+    <w:abstractNumId w:val="11"/>
+  </w:num>
+  <w:num w:numId="7">
+    <w:abstractNumId w:val="14"/>
+  </w:num>
+  <w:num w:numId="8">
+    <w:abstractNumId w:val="22"/>
+  </w:num>
+  <w:num w:numId="9">
+    <w:abstractNumId w:val="10"/>
+  </w:num>
+  <w:num w:numId="10">
+    <w:abstractNumId w:val="0"/>
+  </w:num>
+  <w:num w:numId="11">
+    <w:abstractNumId w:val="15"/>
+  </w:num>
+  <w:num w:numId="12">
+    <w:abstractNumId w:val="20"/>
+  </w:num>
+  <w:num w:numId="13">
+    <w:abstractNumId w:val="4"/>
+  </w:num>
+  <w:num w:numId="14">
+    <w:abstractNumId w:val="18"/>
+  </w:num>
+  <w:num w:numId="15">
+    <w:abstractNumId w:val="8"/>
+  </w:num>
+  <w:num w:numId="16">
+    <w:abstractNumId w:val="13"/>
+  </w:num>
+  <w:num w:numId="17">
+    <w:abstractNumId w:val="7"/>
+  </w:num>
+  <w:num w:numId="18">
+    <w:abstractNumId w:val="6"/>
+  </w:num>
+  <w:num w:numId="19">
     <w:abstractNumId w:val="1"/>
   </w:num>
-  <w:num w:numId="2">
-    <w:abstractNumId w:val="2"/>
-  </w:num>
-  <w:num w:numId="3">
-    <w:abstractNumId w:val="3"/>
-  </w:num>
-  <w:num w:numId="4">
-    <w:abstractNumId w:val="4"/>
-  </w:num>
-  <w:num w:numId="5">
-    <w:abstractNumId w:val="5"/>
-  </w:num>
-  <w:num w:numId="6">
-    <w:abstractNumId w:val="6"/>
-  </w:num>
-  <w:num w:numId="7">
-    <w:abstractNumId w:val="7"/>
-  </w:num>
-  <w:num w:numId="8">
-    <w:abstractNumId w:val="8"/>
-  </w:num>
-  <w:num w:numId="9">
-    <w:abstractNumId w:val="9"/>
-  </w:num>
-  <w:num w:numId="10">
-    <w:abstractNumId w:val="10"/>
-  </w:num>
-  <w:num w:numId="11">
-    <w:abstractNumId w:val="11"/>
-  </w:num>
-  <w:num w:numId="12">
-    <w:abstractNumId w:val="12"/>
-  </w:num>
-  <w:num w:numId="13">
-    <w:abstractNumId w:val="13"/>
-  </w:num>
-  <w:num w:numId="14">
-    <w:abstractNumId w:val="14"/>
-  </w:num>
-  <w:num w:numId="15">
-    <w:abstractNumId w:val="15"/>
-  </w:num>
-  <w:num w:numId="16">
-    <w:abstractNumId w:val="16"/>
-  </w:num>
-  <w:num w:numId="17">
+  <w:num w:numId="20">
     <w:abstractNumId w:val="17"/>
-  </w:num>
-  <w:num w:numId="18">
-    <w:abstractNumId w:val="18"/>
-  </w:num>
-  <w:num w:numId="19">
-    <w:abstractNumId w:val="19"/>
-  </w:num>
-  <w:num w:numId="20">
-    <w:abstractNumId w:val="20"/>
   </w:num>
   <w:num w:numId="21">
     <w:abstractNumId w:val="21"/>
   </w:num>
   <w:num w:numId="22">
-    <w:abstractNumId w:val="22"/>
+    <w:abstractNumId w:val="12"/>
   </w:num>
   <w:num w:numId="23">
-    <w:abstractNumId w:val="23"/>
+    <w:abstractNumId w:val="16"/>
   </w:num>
 </w:numbering>
 </file>
 
 <file path=word/styles.xml><?xml version="1.0" encoding="utf-8"?>
-<w:styles xmlns:mc="http://schemas.openxmlformats.org/markup-compatibility/2006" xmlns:o="urn:schemas-microsoft-com:office:office" xmlns:r="http://schemas.openxmlformats.org/officeDocument/2006/relationships" xmlns:m="http://schemas.openxmlformats.org/officeDocument/2006/math" xmlns:v="urn:schemas-microsoft-com:vml" xmlns:wp="http://schemas.openxmlformats.org/drawingml/2006/wordprocessingDrawing" xmlns:w10="urn:schemas-microsoft-com:office:word" xmlns:w="http://schemas.openxmlformats.org/wordprocessingml/2006/main" xmlns:wne="http://schemas.microsoft.com/office/word/2006/wordml" xmlns:sl="http://schemas.openxmlformats.org/schemaLibrary/2006/main" xmlns:a="http://schemas.openxmlformats.org/drawingml/2006/main" xmlns:pic="http://schemas.openxmlformats.org/drawingml/2006/picture" xmlns:c="http://schemas.openxmlformats.org/drawingml/2006/chart" xmlns:lc="http://schemas.openxmlformats.org/drawingml/2006/lockedCanvas" xmlns:dgm="http://schemas.openxmlformats.org/drawingml/2006/diagram" xmlns:wps="http://schemas.microsoft.com/office/word/2010/wordprocessingShape" xmlns:wpg="http://schemas.microsoft.com/office/word/2010/wordprocessingGroup" xmlns:w14="http://schemas.microsoft.com/office/word/2010/wordml" xmlns:w15="http://schemas.microsoft.com/office/word/2012/wordml" xmlns:w16="http://schemas.microsoft.com/office/word/2018/wordml" xmlns:w16cex="http://schemas.microsoft.com/office/word/2018/wordml/cex" xmlns:w16cid="http://schemas.microsoft.com/office/word/2016/wordml/cid" xmlns="http://schemas.microsoft.com/office/tasks/2019/documenttasks" xmlns:cr="http://schemas.microsoft.com/office/comments/2020/reactions">
+<w:styles xmlns:mc="http://schemas.openxmlformats.org/markup-compatibility/2006" xmlns:o="urn:schemas-microsoft-com:office:office" xmlns:r="http://schemas.openxmlformats.org/officeDocument/2006/relationships" xmlns:m="http://schemas.openxmlformats.org/officeDocument/2006/math" xmlns:v="urn:schemas-microsoft-com:vml" xmlns:w="http://schemas.openxmlformats.org/wordprocessingml/2006/main" xmlns:w14="http://schemas.microsoft.com/office/word/2010/wordml" xmlns:w10="urn:schemas-microsoft-com:office:word" xmlns:sl="http://schemas.openxmlformats.org/schemaLibrary/2006/main" xmlns:wpsCustomData="http://www.wps.cn/officeDocument/2013/wpsCustomData" mc:Ignorable="w14">
   <w:docDefaults>
     <w:rPrDefault>
       <w:rPr>
-        <w:rFonts w:ascii="Arial" w:cs="Arial" w:eastAsia="Arial" w:hAnsi="Arial"/>
-        <w:sz w:val="22"/>
-        <w:szCs w:val="22"/>
-        <w:lang w:val="en"/>
+        <w:rFonts w:ascii="Arial" w:hAnsi="Arial" w:eastAsia="Arial" w:cs="Arial"/>
       </w:rPr>
     </w:rPrDefault>
-    <w:pPrDefault>
-      <w:pPr>
-        <w:spacing w:line="276" w:lineRule="auto"/>
-      </w:pPr>
-    </w:pPrDefault>
+    <w:pPrDefault/>
   </w:docDefaults>
-  <w:style w:type="table" w:styleId="TableNormal" w:default="1">
-    <w:name w:val="TableNormal"/>
-    <w:tblPr>
-      <w:tblCellMar>
-        <w:top w:w="100.0" w:type="dxa"/>
-        <w:left w:w="100.0" w:type="dxa"/>
-        <w:bottom w:w="100.0" w:type="dxa"/>
-        <w:right w:w="100.0" w:type="dxa"/>
-      </w:tblCellMar>
-    </w:tblPr>
+  <w:latentStyles w:count="260" w:defQFormat="0" w:defUnhideWhenUsed="1" w:defSemiHidden="1" w:defUIPriority="99" w:defLockedState="0">
+    <w:lsdException w:qFormat="1" w:unhideWhenUsed="0" w:uiPriority="0" w:semiHidden="0" w:name="Normal"/>
+    <w:lsdException w:qFormat="1" w:unhideWhenUsed="0" w:uiPriority="0" w:semiHidden="0" w:name="heading 1"/>
+    <w:lsdException w:qFormat="1" w:unhideWhenUsed="0" w:uiPriority="0" w:semiHidden="0" w:name="heading 2"/>
+    <w:lsdException w:qFormat="1" w:unhideWhenUsed="0" w:uiPriority="0" w:semiHidden="0" w:name="heading 3"/>
+    <w:lsdException w:qFormat="1" w:unhideWhenUsed="0" w:uiPriority="0" w:semiHidden="0" w:name="heading 4"/>
+    <w:lsdException w:qFormat="1" w:unhideWhenUsed="0" w:uiPriority="0" w:semiHidden="0" w:name="heading 5"/>
+    <w:lsdException w:qFormat="1" w:unhideWhenUsed="0" w:uiPriority="0" w:semiHidden="0" w:name="heading 6"/>
+    <w:lsdException w:qFormat="1" w:uiPriority="0" w:name="heading 7"/>
+    <w:lsdException w:qFormat="1" w:uiPriority="0" w:name="heading 8"/>
+    <w:lsdException w:qFormat="1" w:uiPriority="0" w:name="heading 9"/>
+    <w:lsdException w:unhideWhenUsed="0" w:uiPriority="0" w:semiHidden="0" w:name="index 1"/>
+    <w:lsdException w:unhideWhenUsed="0" w:uiPriority="0" w:semiHidden="0" w:name="index 2"/>
+    <w:lsdException w:unhideWhenUsed="0" w:uiPriority="0" w:semiHidden="0" w:name="index 3"/>
+    <w:lsdException w:unhideWhenUsed="0" w:uiPriority="0" w:semiHidden="0" w:name="index 4"/>
+    <w:lsdException w:unhideWhenUsed="0" w:uiPriority="0" w:semiHidden="0" w:name="index 5"/>
+    <w:lsdException w:unhideWhenUsed="0" w:uiPriority="0" w:semiHidden="0" w:name="index 6"/>
+    <w:lsdException w:unhideWhenUsed="0" w:uiPriority="0" w:semiHidden="0" w:name="index 7"/>
+    <w:lsdException w:unhideWhenUsed="0" w:uiPriority="0" w:semiHidden="0" w:name="index 8"/>
+    <w:lsdException w:unhideWhenUsed="0" w:uiPriority="0" w:semiHidden="0" w:name="index 9"/>
+    <w:lsdException w:unhideWhenUsed="0" w:uiPriority="0" w:semiHidden="0" w:name="toc 1"/>
+    <w:lsdException w:unhideWhenUsed="0" w:uiPriority="0" w:semiHidden="0" w:name="toc 2"/>
+    <w:lsdException w:unhideWhenUsed="0" w:uiPriority="0" w:semiHidden="0" w:name="toc 3"/>
+    <w:lsdException w:unhideWhenUsed="0" w:uiPriority="0" w:semiHidden="0" w:name="toc 4"/>
+    <w:lsdException w:unhideWhenUsed="0" w:uiPriority="0" w:semiHidden="0" w:name="toc 5"/>
+    <w:lsdException w:unhideWhenUsed="0" w:uiPriority="0" w:semiHidden="0" w:name="toc 6"/>
+    <w:lsdException w:unhideWhenUsed="0" w:uiPriority="0" w:semiHidden="0" w:name="toc 7"/>
+    <w:lsdException w:unhideWhenUsed="0" w:uiPriority="0" w:semiHidden="0" w:name="toc 8"/>
+    <w:lsdException w:unhideWhenUsed="0" w:uiPriority="0" w:semiHidden="0" w:name="toc 9"/>
+    <w:lsdException w:unhideWhenUsed="0" w:uiPriority="0" w:semiHidden="0" w:name="Normal Indent"/>
+    <w:lsdException w:unhideWhenUsed="0" w:uiPriority="0" w:semiHidden="0" w:name="footnote text"/>
+    <w:lsdException w:unhideWhenUsed="0" w:uiPriority="0" w:semiHidden="0" w:name="annotation text"/>
+    <w:lsdException w:unhideWhenUsed="0" w:uiPriority="0" w:semiHidden="0" w:name="header"/>
+    <w:lsdException w:unhideWhenUsed="0" w:uiPriority="0" w:semiHidden="0" w:name="footer"/>
+    <w:lsdException w:unhideWhenUsed="0" w:uiPriority="0" w:semiHidden="0" w:name="index heading"/>
+    <w:lsdException w:qFormat="1" w:uiPriority="0" w:name="caption"/>
+    <w:lsdException w:unhideWhenUsed="0" w:uiPriority="0" w:semiHidden="0" w:name="table of figures"/>
+    <w:lsdException w:unhideWhenUsed="0" w:uiPriority="0" w:semiHidden="0" w:name="envelope address"/>
+    <w:lsdException w:unhideWhenUsed="0" w:uiPriority="0" w:semiHidden="0" w:name="envelope return"/>
+    <w:lsdException w:unhideWhenUsed="0" w:uiPriority="0" w:semiHidden="0" w:name="footnote reference"/>
+    <w:lsdException w:unhideWhenUsed="0" w:uiPriority="0" w:semiHidden="0" w:name="annotation reference"/>
+    <w:lsdException w:unhideWhenUsed="0" w:uiPriority="0" w:semiHidden="0" w:name="line number"/>
+    <w:lsdException w:unhideWhenUsed="0" w:uiPriority="0" w:semiHidden="0" w:name="page number"/>
+    <w:lsdException w:unhideWhenUsed="0" w:uiPriority="0" w:semiHidden="0" w:name="endnote reference"/>
+    <w:lsdException w:unhideWhenUsed="0" w:uiPriority="0" w:semiHidden="0" w:name="endnote text"/>
+    <w:lsdException w:unhideWhenUsed="0" w:uiPriority="0" w:semiHidden="0" w:name="table of authorities"/>
+    <w:lsdException w:unhideWhenUsed="0" w:uiPriority="0" w:semiHidden="0" w:name="macro"/>
+    <w:lsdException w:unhideWhenUsed="0" w:uiPriority="0" w:semiHidden="0" w:name="toa heading"/>
+    <w:lsdException w:unhideWhenUsed="0" w:uiPriority="0" w:semiHidden="0" w:name="List"/>
+    <w:lsdException w:unhideWhenUsed="0" w:uiPriority="0" w:semiHidden="0" w:name="List Bullet"/>
+    <w:lsdException w:unhideWhenUsed="0" w:uiPriority="0" w:semiHidden="0" w:name="List Number"/>
+    <w:lsdException w:unhideWhenUsed="0" w:uiPriority="0" w:semiHidden="0" w:name="List 2"/>
+    <w:lsdException w:unhideWhenUsed="0" w:uiPriority="0" w:semiHidden="0" w:name="List 3"/>
+    <w:lsdException w:unhideWhenUsed="0" w:uiPriority="0" w:semiHidden="0" w:name="List 4"/>
+    <w:lsdException w:unhideWhenUsed="0" w:uiPriority="0" w:semiHidden="0" w:name="List 5"/>
+    <w:lsdException w:unhideWhenUsed="0" w:uiPriority="0" w:semiHidden="0" w:name="List Bullet 2"/>
+    <w:lsdException w:unhideWhenUsed="0" w:uiPriority="0" w:semiHidden="0" w:name="List Bullet 3"/>
+    <w:lsdException w:unhideWhenUsed="0" w:uiPriority="0" w:semiHidden="0" w:name="List Bullet 4"/>
+    <w:lsdException w:unhideWhenUsed="0" w:uiPriority="0" w:semiHidden="0" w:name="List Bullet 5"/>
+    <w:lsdException w:unhideWhenUsed="0" w:uiPriority="0" w:semiHidden="0" w:name="List Number 2"/>
+    <w:lsdException w:unhideWhenUsed="0" w:uiPriority="0" w:semiHidden="0" w:name="List Number 3"/>
+    <w:lsdException w:unhideWhenUsed="0" w:uiPriority="0" w:semiHidden="0" w:name="List Number 4"/>
+    <w:lsdException w:unhideWhenUsed="0" w:uiPriority="0" w:semiHidden="0" w:name="List Number 5"/>
+    <w:lsdException w:qFormat="1" w:unhideWhenUsed="0" w:uiPriority="0" w:semiHidden="0" w:name="Title"/>
+    <w:lsdException w:unhideWhenUsed="0" w:uiPriority="0" w:semiHidden="0" w:name="Closing"/>
+    <w:lsdException w:unhideWhenUsed="0" w:uiPriority="0" w:semiHidden="0" w:name="Signature"/>
+    <w:lsdException w:qFormat="1" w:unhideWhenUsed="0" w:uiPriority="0" w:name="Default Paragraph Font"/>
+    <w:lsdException w:unhideWhenUsed="0" w:uiPriority="0" w:semiHidden="0" w:name="Body Text"/>
+    <w:lsdException w:unhideWhenUsed="0" w:uiPriority="0" w:semiHidden="0" w:name="Body Text Indent"/>
+    <w:lsdException w:unhideWhenUsed="0" w:uiPriority="0" w:semiHidden="0" w:name="List Continue"/>
+    <w:lsdException w:unhideWhenUsed="0" w:uiPriority="0" w:semiHidden="0" w:name="List Continue 2"/>
+    <w:lsdException w:unhideWhenUsed="0" w:uiPriority="0" w:semiHidden="0" w:name="List Continue 3"/>
+    <w:lsdException w:unhideWhenUsed="0" w:uiPriority="0" w:semiHidden="0" w:name="List Continue 4"/>
+    <w:lsdException w:unhideWhenUsed="0" w:uiPriority="0" w:semiHidden="0" w:name="List Continue 5"/>
+    <w:lsdException w:unhideWhenUsed="0" w:uiPriority="0" w:semiHidden="0" w:name="Message Header"/>
+    <w:lsdException w:qFormat="1" w:unhideWhenUsed="0" w:uiPriority="0" w:semiHidden="0" w:name="Subtitle"/>
+    <w:lsdException w:unhideWhenUsed="0" w:uiPriority="0" w:semiHidden="0" w:name="Salutation"/>
+    <w:lsdException w:unhideWhenUsed="0" w:uiPriority="0" w:semiHidden="0" w:name="Date"/>
+    <w:lsdException w:unhideWhenUsed="0" w:uiPriority="0" w:semiHidden="0" w:name="Body Text First Indent"/>
+    <w:lsdException w:unhideWhenUsed="0" w:uiPriority="0" w:semiHidden="0" w:name="Body Text First Indent 2"/>
+    <w:lsdException w:unhideWhenUsed="0" w:uiPriority="0" w:semiHidden="0" w:name="Note Heading"/>
+    <w:lsdException w:unhideWhenUsed="0" w:uiPriority="0" w:semiHidden="0" w:name="Body Text 2"/>
+    <w:lsdException w:unhideWhenUsed="0" w:uiPriority="0" w:semiHidden="0" w:name="Body Text 3"/>
+    <w:lsdException w:unhideWhenUsed="0" w:uiPriority="0" w:semiHidden="0" w:name="Body Text Indent 2"/>
+    <w:lsdException w:unhideWhenUsed="0" w:uiPriority="0" w:semiHidden="0" w:name="Body Text Indent 3"/>
+    <w:lsdException w:unhideWhenUsed="0" w:uiPriority="0" w:semiHidden="0" w:name="Block Text"/>
+    <w:lsdException w:unhideWhenUsed="0" w:uiPriority="0" w:semiHidden="0" w:name="Hyperlink"/>
+    <w:lsdException w:unhideWhenUsed="0" w:uiPriority="0" w:semiHidden="0" w:name="FollowedHyperlink"/>
+    <w:lsdException w:qFormat="1" w:unhideWhenUsed="0" w:uiPriority="0" w:semiHidden="0" w:name="Strong"/>
+    <w:lsdException w:qFormat="1" w:unhideWhenUsed="0" w:uiPriority="0" w:semiHidden="0" w:name="Emphasis"/>
+    <w:lsdException w:unhideWhenUsed="0" w:uiPriority="0" w:semiHidden="0" w:name="Document Map"/>
+    <w:lsdException w:unhideWhenUsed="0" w:uiPriority="0" w:semiHidden="0" w:name="Plain Text"/>
+    <w:lsdException w:unhideWhenUsed="0" w:uiPriority="0" w:semiHidden="0" w:name="E-mail Signature"/>
+    <w:lsdException w:unhideWhenUsed="0" w:uiPriority="0" w:semiHidden="0" w:name="Normal (Web)"/>
+    <w:lsdException w:unhideWhenUsed="0" w:uiPriority="0" w:semiHidden="0" w:name="HTML Acronym"/>
+    <w:lsdException w:unhideWhenUsed="0" w:uiPriority="0" w:semiHidden="0" w:name="HTML Address"/>
+    <w:lsdException w:unhideWhenUsed="0" w:uiPriority="0" w:semiHidden="0" w:name="HTML Cite"/>
+    <w:lsdException w:unhideWhenUsed="0" w:uiPriority="0" w:semiHidden="0" w:name="HTML Code"/>
+    <w:lsdException w:unhideWhenUsed="0" w:uiPriority="0" w:semiHidden="0" w:name="HTML Definition"/>
+    <w:lsdException w:unhideWhenUsed="0" w:uiPriority="0" w:semiHidden="0" w:name="HTML Keyboard"/>
+    <w:lsdException w:unhideWhenUsed="0" w:uiPriority="0" w:semiHidden="0" w:name="HTML Preformatted"/>
+    <w:lsdException w:unhideWhenUsed="0" w:uiPriority="0" w:semiHidden="0" w:name="HTML Sample"/>
+    <w:lsdException w:unhideWhenUsed="0" w:uiPriority="0" w:semiHidden="0" w:name="HTML Typewriter"/>
+    <w:lsdException w:unhideWhenUsed="0" w:uiPriority="0" w:semiHidden="0" w:name="HTML Variable"/>
+    <w:lsdException w:qFormat="1" w:unhideWhenUsed="0" w:uiPriority="0" w:name="Normal Table"/>
+    <w:lsdException w:unhideWhenUsed="0" w:uiPriority="0" w:semiHidden="0" w:name="annotation subject"/>
+    <w:lsdException w:unhideWhenUsed="0" w:uiPriority="0" w:semiHidden="0" w:name="Table Simple 1"/>
+    <w:lsdException w:unhideWhenUsed="0" w:uiPriority="0" w:semiHidden="0" w:name="Table Simple 2"/>
+    <w:lsdException w:unhideWhenUsed="0" w:uiPriority="0" w:semiHidden="0" w:name="Table Simple 3"/>
+    <w:lsdException w:unhideWhenUsed="0" w:uiPriority="0" w:semiHidden="0" w:name="Table Classic 1"/>
+    <w:lsdException w:unhideWhenUsed="0" w:uiPriority="0" w:semiHidden="0" w:name="Table Classic 2"/>
+    <w:lsdException w:unhideWhenUsed="0" w:uiPriority="0" w:semiHidden="0" w:name="Table Classic 3"/>
+    <w:lsdException w:unhideWhenUsed="0" w:uiPriority="0" w:semiHidden="0" w:name="Table Classic 4"/>
+    <w:lsdException w:unhideWhenUsed="0" w:uiPriority="0" w:semiHidden="0" w:name="Table Colorful 1"/>
+    <w:lsdException w:unhideWhenUsed="0" w:uiPriority="0" w:semiHidden="0" w:name="Table Colorful 2"/>
+    <w:lsdException w:unhideWhenUsed="0" w:uiPriority="0" w:semiHidden="0" w:name="Table Colorful 3"/>
+    <w:lsdException w:unhideWhenUsed="0" w:uiPriority="0" w:semiHidden="0" w:name="Table Columns 1"/>
+    <w:lsdException w:unhideWhenUsed="0" w:uiPriority="0" w:semiHidden="0" w:name="Table Columns 2"/>
+    <w:lsdException w:unhideWhenUsed="0" w:uiPriority="0" w:semiHidden="0" w:name="Table Columns 3"/>
+    <w:lsdException w:unhideWhenUsed="0" w:uiPriority="0" w:semiHidden="0" w:name="Table Columns 4"/>
+    <w:lsdException w:unhideWhenUsed="0" w:uiPriority="0" w:semiHidden="0" w:name="Table Columns 5"/>
+    <w:lsdException w:unhideWhenUsed="0" w:uiPriority="0" w:semiHidden="0" w:name="Table Grid 1"/>
+    <w:lsdException w:unhideWhenUsed="0" w:uiPriority="0" w:semiHidden="0" w:name="Table Grid 2"/>
+    <w:lsdException w:unhideWhenUsed="0" w:uiPriority="0" w:semiHidden="0" w:name="Table Grid 3"/>
+    <w:lsdException w:unhideWhenUsed="0" w:uiPriority="0" w:semiHidden="0" w:name="Table Grid 4"/>
+    <w:lsdException w:unhideWhenUsed="0" w:uiPriority="0" w:semiHidden="0" w:name="Table Grid 5"/>
+    <w:lsdException w:unhideWhenUsed="0" w:uiPriority="0" w:semiHidden="0" w:name="Table Grid 6"/>
+    <w:lsdException w:unhideWhenUsed="0" w:uiPriority="0" w:semiHidden="0" w:name="Table Grid 7"/>
+    <w:lsdException w:unhideWhenUsed="0" w:uiPriority="0" w:semiHidden="0" w:name="Table Grid 8"/>
+    <w:lsdException w:unhideWhenUsed="0" w:uiPriority="0" w:semiHidden="0" w:name="Table List 1"/>
+    <w:lsdException w:unhideWhenUsed="0" w:uiPriority="0" w:semiHidden="0" w:name="Table List 2"/>
+    <w:lsdException w:unhideWhenUsed="0" w:uiPriority="0" w:semiHidden="0" w:name="Table List 3"/>
+    <w:lsdException w:unhideWhenUsed="0" w:uiPriority="0" w:semiHidden="0" w:name="Table List 4"/>
+    <w:lsdException w:unhideWhenUsed="0" w:uiPriority="0" w:semiHidden="0" w:name="Table List 5"/>
+    <w:lsdException w:unhideWhenUsed="0" w:uiPriority="0" w:semiHidden="0" w:name="Table List 6"/>
+    <w:lsdException w:unhideWhenUsed="0" w:uiPriority="0" w:semiHidden="0" w:name="Table List 7"/>
+    <w:lsdException w:unhideWhenUsed="0" w:uiPriority="0" w:semiHidden="0" w:name="Table List 8"/>
+    <w:lsdException w:unhideWhenUsed="0" w:uiPriority="0" w:semiHidden="0" w:name="Table 3D effects 1"/>
+    <w:lsdException w:unhideWhenUsed="0" w:uiPriority="0" w:semiHidden="0" w:name="Table 3D effects 2"/>
+    <w:lsdException w:unhideWhenUsed="0" w:uiPriority="0" w:semiHidden="0" w:name="Table 3D effects 3"/>
+    <w:lsdException w:unhideWhenUsed="0" w:uiPriority="0" w:semiHidden="0" w:name="Table Contemporary"/>
+    <w:lsdException w:unhideWhenUsed="0" w:uiPriority="0" w:semiHidden="0" w:name="Table Elegant"/>
+    <w:lsdException w:unhideWhenUsed="0" w:uiPriority="0" w:semiHidden="0" w:name="Table Professional"/>
+    <w:lsdException w:unhideWhenUsed="0" w:uiPriority="0" w:semiHidden="0" w:name="Table Subtle 1"/>
+    <w:lsdException w:unhideWhenUsed="0" w:uiPriority="0" w:semiHidden="0" w:name="Table Subtle 2"/>
+    <w:lsdException w:unhideWhenUsed="0" w:uiPriority="0" w:semiHidden="0" w:name="Table Web 1"/>
+    <w:lsdException w:unhideWhenUsed="0" w:uiPriority="0" w:semiHidden="0" w:name="Table Web 2"/>
+    <w:lsdException w:unhideWhenUsed="0" w:uiPriority="0" w:semiHidden="0" w:name="Table Web 3"/>
+    <w:lsdException w:unhideWhenUsed="0" w:uiPriority="0" w:semiHidden="0" w:name="Balloon Text"/>
+    <w:lsdException w:unhideWhenUsed="0" w:uiPriority="0" w:semiHidden="0" w:name="Table Grid"/>
+    <w:lsdException w:unhideWhenUsed="0" w:uiPriority="0" w:semiHidden="0" w:name="Table Theme"/>
+    <w:lsdException w:unhideWhenUsed="0" w:uiPriority="60" w:semiHidden="0" w:name="Light Shading"/>
+    <w:lsdException w:unhideWhenUsed="0" w:uiPriority="61" w:semiHidden="0" w:name="Light List"/>
+    <w:lsdException w:unhideWhenUsed="0" w:uiPriority="62" w:semiHidden="0" w:name="Light Grid"/>
+    <w:lsdException w:unhideWhenUsed="0" w:uiPriority="63" w:semiHidden="0" w:name="Medium Shading 1"/>
+    <w:lsdException w:unhideWhenUsed="0" w:uiPriority="64" w:semiHidden="0" w:name="Medium Shading 2"/>
+    <w:lsdException w:unhideWhenUsed="0" w:uiPriority="65" w:semiHidden="0" w:name="Medium List 1"/>
+    <w:lsdException w:unhideWhenUsed="0" w:uiPriority="66" w:semiHidden="0" w:name="Medium List 2"/>
+    <w:lsdException w:unhideWhenUsed="0" w:uiPriority="67" w:semiHidden="0" w:name="Medium Grid 1"/>
+    <w:lsdException w:unhideWhenUsed="0" w:uiPriority="68" w:semiHidden="0" w:name="Medium Grid 2"/>
+    <w:lsdException w:unhideWhenUsed="0" w:uiPriority="69" w:semiHidden="0" w:name="Medium Grid 3"/>
+    <w:lsdException w:unhideWhenUsed="0" w:uiPriority="70" w:semiHidden="0" w:name="Dark List"/>
+    <w:lsdException w:unhideWhenUsed="0" w:uiPriority="71" w:semiHidden="0" w:name="Colorful Shading"/>
+    <w:lsdException w:unhideWhenUsed="0" w:uiPriority="72" w:semiHidden="0" w:name="Colorful List"/>
+    <w:lsdException w:unhideWhenUsed="0" w:uiPriority="73" w:semiHidden="0" w:name="Colorful Grid"/>
+    <w:lsdException w:unhideWhenUsed="0" w:uiPriority="60" w:semiHidden="0" w:name="Light Shading Accent 1"/>
+    <w:lsdException w:unhideWhenUsed="0" w:uiPriority="61" w:semiHidden="0" w:name="Light List Accent 1"/>
+    <w:lsdException w:unhideWhenUsed="0" w:uiPriority="62" w:semiHidden="0" w:name="Light Grid Accent 1"/>
+    <w:lsdException w:unhideWhenUsed="0" w:uiPriority="63" w:semiHidden="0" w:name="Medium Shading 1 Accent 1"/>
+    <w:lsdException w:unhideWhenUsed="0" w:uiPriority="64" w:semiHidden="0" w:name="Medium Shading 2 Accent 1"/>
+    <w:lsdException w:unhideWhenUsed="0" w:uiPriority="65" w:semiHidden="0" w:name="Medium List 1 Accent 1"/>
+    <w:lsdException w:unhideWhenUsed="0" w:uiPriority="66" w:semiHidden="0" w:name="Medium List 2 Accent 1"/>
+    <w:lsdException w:unhideWhenUsed="0" w:uiPriority="67" w:semiHidden="0" w:name="Medium Grid 1 Accent 1"/>
+    <w:lsdException w:unhideWhenUsed="0" w:uiPriority="68" w:semiHidden="0" w:name="Medium Grid 2 Accent 1"/>
+    <w:lsdException w:unhideWhenUsed="0" w:uiPriority="69" w:semiHidden="0" w:name="Medium Grid 3 Accent 1"/>
+    <w:lsdException w:unhideWhenUsed="0" w:uiPriority="70" w:semiHidden="0" w:name="Dark List Accent 1"/>
+    <w:lsdException w:unhideWhenUsed="0" w:uiPriority="71" w:semiHidden="0" w:name="Colorful Shading Accent 1"/>
+    <w:lsdException w:unhideWhenUsed="0" w:uiPriority="72" w:semiHidden="0" w:name="Colorful List Accent 1"/>
+    <w:lsdException w:unhideWhenUsed="0" w:uiPriority="73" w:semiHidden="0" w:name="Colorful Grid Accent 1"/>
+    <w:lsdException w:unhideWhenUsed="0" w:uiPriority="60" w:semiHidden="0" w:name="Light Shading Accent 2"/>
+    <w:lsdException w:unhideWhenUsed="0" w:uiPriority="61" w:semiHidden="0" w:name="Light List Accent 2"/>
+    <w:lsdException w:unhideWhenUsed="0" w:uiPriority="62" w:semiHidden="0" w:name="Light Grid Accent 2"/>
+    <w:lsdException w:unhideWhenUsed="0" w:uiPriority="63" w:semiHidden="0" w:name="Medium Shading 1 Accent 2"/>
+    <w:lsdException w:unhideWhenUsed="0" w:uiPriority="64" w:semiHidden="0" w:name="Medium Shading 2 Accent 2"/>
+    <w:lsdException w:unhideWhenUsed="0" w:uiPriority="65" w:semiHidden="0" w:name="Medium List 1 Accent 2"/>
+    <w:lsdException w:unhideWhenUsed="0" w:uiPriority="66" w:semiHidden="0" w:name="Medium List 2 Accent 2"/>
+    <w:lsdException w:unhideWhenUsed="0" w:uiPriority="67" w:semiHidden="0" w:name="Medium Grid 1 Accent 2"/>
+    <w:lsdException w:unhideWhenUsed="0" w:uiPriority="68" w:semiHidden="0" w:name="Medium Grid 2 Accent 2"/>
+    <w:lsdException w:unhideWhenUsed="0" w:uiPriority="69" w:semiHidden="0" w:name="Medium Grid 3 Accent 2"/>
+    <w:lsdException w:unhideWhenUsed="0" w:uiPriority="70" w:semiHidden="0" w:name="Dark List Accent 2"/>
+    <w:lsdException w:unhideWhenUsed="0" w:uiPriority="71" w:semiHidden="0" w:name="Colorful Shading Accent 2"/>
+    <w:lsdException w:unhideWhenUsed="0" w:uiPriority="72" w:semiHidden="0" w:name="Colorful List Accent 2"/>
+    <w:lsdException w:unhideWhenUsed="0" w:uiPriority="73" w:semiHidden="0" w:name="Colorful Grid Accent 2"/>
+    <w:lsdException w:unhideWhenUsed="0" w:uiPriority="60" w:semiHidden="0" w:name="Light Shading Accent 3"/>
+    <w:lsdException w:unhideWhenUsed="0" w:uiPriority="61" w:semiHidden="0" w:name="Light List Accent 3"/>
+    <w:lsdException w:unhideWhenUsed="0" w:uiPriority="62" w:semiHidden="0" w:name="Light Grid Accent 3"/>
+    <w:lsdException w:unhideWhenUsed="0" w:uiPriority="63" w:semiHidden="0" w:name="Medium Shading 1 Accent 3"/>
+    <w:lsdException w:unhideWhenUsed="0" w:uiPriority="64" w:semiHidden="0" w:name="Medium Shading 2 Accent 3"/>
+    <w:lsdException w:unhideWhenUsed="0" w:uiPriority="65" w:semiHidden="0" w:name="Medium List 1 Accent 3"/>
+    <w:lsdException w:unhideWhenUsed="0" w:uiPriority="66" w:semiHidden="0" w:name="Medium List 2 Accent 3"/>
+    <w:lsdException w:unhideWhenUsed="0" w:uiPriority="67" w:semiHidden="0" w:name="Medium Grid 1 Accent 3"/>
+    <w:lsdException w:unhideWhenUsed="0" w:uiPriority="68" w:semiHidden="0" w:name="Medium Grid 2 Accent 3"/>
+    <w:lsdException w:unhideWhenUsed="0" w:uiPriority="69" w:semiHidden="0" w:name="Medium Grid 3 Accent 3"/>
+    <w:lsdException w:unhideWhenUsed="0" w:uiPriority="70" w:semiHidden="0" w:name="Dark List Accent 3"/>
+    <w:lsdException w:unhideWhenUsed="0" w:uiPriority="71" w:semiHidden="0" w:name="Colorful Shading Accent 3"/>
+    <w:lsdException w:unhideWhenUsed="0" w:uiPriority="72" w:semiHidden="0" w:name="Colorful List Accent 3"/>
+    <w:lsdException w:unhideWhenUsed="0" w:uiPriority="73" w:semiHidden="0" w:name="Colorful Grid Accent 3"/>
+    <w:lsdException w:unhideWhenUsed="0" w:uiPriority="60" w:semiHidden="0" w:name="Light Shading Accent 4"/>
+    <w:lsdException w:unhideWhenUsed="0" w:uiPriority="61" w:semiHidden="0" w:name="Light List Accent 4"/>
+    <w:lsdException w:unhideWhenUsed="0" w:uiPriority="62" w:semiHidden="0" w:name="Light Grid Accent 4"/>
+    <w:lsdException w:unhideWhenUsed="0" w:uiPriority="63" w:semiHidden="0" w:name="Medium Shading 1 Accent 4"/>
+    <w:lsdException w:unhideWhenUsed="0" w:uiPriority="64" w:semiHidden="0" w:name="Medium Shading 2 Accent 4"/>
+    <w:lsdException w:unhideWhenUsed="0" w:uiPriority="65" w:semiHidden="0" w:name="Medium List 1 Accent 4"/>
+    <w:lsdException w:unhideWhenUsed="0" w:uiPriority="66" w:semiHidden="0" w:name="Medium List 2 Accent 4"/>
+    <w:lsdException w:unhideWhenUsed="0" w:uiPriority="67" w:semiHidden="0" w:name="Medium Grid 1 Accent 4"/>
+    <w:lsdException w:unhideWhenUsed="0" w:uiPriority="68" w:semiHidden="0" w:name="Medium Grid 2 Accent 4"/>
+    <w:lsdException w:unhideWhenUsed="0" w:uiPriority="69" w:semiHidden="0" w:name="Medium Grid 3 Accent 4"/>
+    <w:lsdException w:unhideWhenUsed="0" w:uiPriority="70" w:semiHidden="0" w:name="Dark List Accent 4"/>
+    <w:lsdException w:unhideWhenUsed="0" w:uiPriority="71" w:semiHidden="0" w:name="Colorful Shading Accent 4"/>
+    <w:lsdException w:unhideWhenUsed="0" w:uiPriority="72" w:semiHidden="0" w:name="Colorful List Accent 4"/>
+    <w:lsdException w:unhideWhenUsed="0" w:uiPriority="73" w:semiHidden="0" w:name="Colorful Grid Accent 4"/>
+    <w:lsdException w:unhideWhenUsed="0" w:uiPriority="60" w:semiHidden="0" w:name="Light Shading Accent 5"/>
+    <w:lsdException w:unhideWhenUsed="0" w:uiPriority="61" w:semiHidden="0" w:name="Light List Accent 5"/>
+    <w:lsdException w:unhideWhenUsed="0" w:uiPriority="62" w:semiHidden="0" w:name="Light Grid Accent 5"/>
+    <w:lsdException w:unhideWhenUsed="0" w:uiPriority="63" w:semiHidden="0" w:name="Medium Shading 1 Accent 5"/>
+    <w:lsdException w:unhideWhenUsed="0" w:uiPriority="64" w:semiHidden="0" w:name="Medium Shading 2 Accent 5"/>
+    <w:lsdException w:unhideWhenUsed="0" w:uiPriority="65" w:semiHidden="0" w:name="Medium List 1 Accent 5"/>
+    <w:lsdException w:unhideWhenUsed="0" w:uiPriority="66" w:semiHidden="0" w:name="Medium List 2 Accent 5"/>
+    <w:lsdException w:unhideWhenUsed="0" w:uiPriority="67" w:semiHidden="0" w:name="Medium Grid 1 Accent 5"/>
+    <w:lsdException w:unhideWhenUsed="0" w:uiPriority="68" w:semiHidden="0" w:name="Medium Grid 2 Accent 5"/>
+    <w:lsdException w:unhideWhenUsed="0" w:uiPriority="69" w:semiHidden="0" w:name="Medium Grid 3 Accent 5"/>
+    <w:lsdException w:unhideWhenUsed="0" w:uiPriority="70" w:semiHidden="0" w:name="Dark List Accent 5"/>
+    <w:lsdException w:unhideWhenUsed="0" w:uiPriority="71" w:semiHidden="0" w:name="Colorful Shading Accent 5"/>
+    <w:lsdException w:unhideWhenUsed="0" w:uiPriority="72" w:semiHidden="0" w:name="Colorful List Accent 5"/>
+    <w:lsdException w:unhideWhenUsed="0" w:uiPriority="73" w:semiHidden="0" w:name="Colorful Grid Accent 5"/>
+    <w:lsdException w:unhideWhenUsed="0" w:uiPriority="60" w:semiHidden="0" w:name="Light Shading Accent 6"/>
+    <w:lsdException w:unhideWhenUsed="0" w:uiPriority="61" w:semiHidden="0" w:name="Light List Accent 6"/>
+    <w:lsdException w:unhideWhenUsed="0" w:uiPriority="62" w:semiHidden="0" w:name="Light Grid Accent 6"/>
+    <w:lsdException w:unhideWhenUsed="0" w:uiPriority="63" w:semiHidden="0" w:name="Medium Shading 1 Accent 6"/>
+    <w:lsdException w:unhideWhenUsed="0" w:uiPriority="64" w:semiHidden="0" w:name="Medium Shading 2 Accent 6"/>
+    <w:lsdException w:unhideWhenUsed="0" w:uiPriority="65" w:semiHidden="0" w:name="Medium List 1 Accent 6"/>
+    <w:lsdException w:unhideWhenUsed="0" w:uiPriority="66" w:semiHidden="0" w:name="Medium List 2 Accent 6"/>
+    <w:lsdException w:unhideWhenUsed="0" w:uiPriority="67" w:semiHidden="0" w:name="Medium Grid 1 Accent 6"/>
+    <w:lsdException w:unhideWhenUsed="0" w:uiPriority="68" w:semiHidden="0" w:name="Medium Grid 2 Accent 6"/>
+    <w:lsdException w:unhideWhenUsed="0" w:uiPriority="69" w:semiHidden="0" w:name="Medium Grid 3 Accent 6"/>
+    <w:lsdException w:unhideWhenUsed="0" w:uiPriority="70" w:semiHidden="0" w:name="Dark List Accent 6"/>
+    <w:lsdException w:unhideWhenUsed="0" w:uiPriority="71" w:semiHidden="0" w:name="Colorful Shading Accent 6"/>
+    <w:lsdException w:unhideWhenUsed="0" w:uiPriority="72" w:semiHidden="0" w:name="Colorful List Accent 6"/>
+    <w:lsdException w:unhideWhenUsed="0" w:uiPriority="73" w:semiHidden="0" w:name="Colorful Grid Accent 6"/>
+  </w:latentStyles>
+  <w:style w:type="paragraph" w:default="1" w:styleId="1">
+    <w:name w:val="Normal"/>
+    <w:qFormat/>
+    <w:uiPriority w:val="0"/>
+    <w:pPr>
+      <w:spacing w:line="276" w:lineRule="auto"/>
+    </w:pPr>
+    <w:rPr>
+      <w:rFonts w:ascii="Arial" w:hAnsi="Arial" w:eastAsia="Arial" w:cs="Arial"/>
+      <w:sz w:val="22"/>
+      <w:szCs w:val="22"/>
+      <w:lang w:val="en"/>
+    </w:rPr>
   </w:style>
-  <w:style w:type="paragraph" w:styleId="Normal" w:default="1">
-    <w:name w:val="normal"/>
-  </w:style>
-  <w:style w:type="paragraph" w:styleId="Heading1">
+  <w:style w:type="paragraph" w:styleId="2">
     <w:name w:val="heading 1"/>
-    <w:basedOn w:val="Normal"/>
-    <w:next w:val="Normal"/>
+    <w:basedOn w:val="1"/>
+    <w:next w:val="1"/>
+    <w:qFormat/>
+    <w:uiPriority w:val="0"/>
     <w:pPr>
-      <w:keepNext w:val="1"/>
-      <w:keepLines w:val="1"/>
+      <w:keepNext/>
+      <w:keepLines/>
       <w:pageBreakBefore w:val="0"/>
-      <w:spacing w:after="120" w:before="400" w:lineRule="auto"/>
+      <w:spacing w:before="400" w:after="120"/>
     </w:pPr>
     <w:rPr>
       <w:sz w:val="40"/>
       <w:szCs w:val="40"/>
     </w:rPr>
   </w:style>
-  <w:style w:type="paragraph" w:styleId="Heading2">
+  <w:style w:type="paragraph" w:styleId="3">
     <w:name w:val="heading 2"/>
-    <w:basedOn w:val="Normal"/>
-    <w:next w:val="Normal"/>
+    <w:basedOn w:val="1"/>
+    <w:next w:val="1"/>
+    <w:qFormat/>
+    <w:uiPriority w:val="0"/>
     <w:pPr>
-      <w:keepNext w:val="1"/>
-      <w:keepLines w:val="1"/>
+      <w:keepNext/>
+      <w:keepLines/>
       <w:pageBreakBefore w:val="0"/>
-      <w:spacing w:after="120" w:before="360" w:lineRule="auto"/>
+      <w:spacing w:before="360" w:after="120"/>
     </w:pPr>
     <w:rPr>
-      <w:b w:val="0"/>
-      <w:bCs w:val="0"/>
       <w:sz w:val="32"/>
       <w:szCs w:val="32"/>
     </w:rPr>
   </w:style>
-  <w:style w:type="paragraph" w:styleId="Heading3">
+  <w:style w:type="paragraph" w:styleId="4">
     <w:name w:val="heading 3"/>
-    <w:basedOn w:val="Normal"/>
-    <w:next w:val="Normal"/>
+    <w:basedOn w:val="1"/>
+    <w:next w:val="1"/>
+    <w:qFormat/>
+    <w:uiPriority w:val="0"/>
     <w:pPr>
-      <w:keepNext w:val="1"/>
-      <w:keepLines w:val="1"/>
+      <w:keepNext/>
+      <w:keepLines/>
       <w:pageBreakBefore w:val="0"/>
-      <w:spacing w:after="80" w:before="320" w:lineRule="auto"/>
+      <w:spacing w:before="320" w:after="80"/>
     </w:pPr>
     <w:rPr>
-      <w:b w:val="0"/>
-      <w:bCs w:val="0"/>
       <w:color w:val="434343"/>
       <w:sz w:val="28"/>
       <w:szCs w:val="28"/>
     </w:rPr>
   </w:style>
-  <w:style w:type="paragraph" w:styleId="Heading4">
+  <w:style w:type="paragraph" w:styleId="5">
     <w:name w:val="heading 4"/>
-    <w:basedOn w:val="Normal"/>
-    <w:next w:val="Normal"/>
+    <w:basedOn w:val="1"/>
+    <w:next w:val="1"/>
+    <w:qFormat/>
+    <w:uiPriority w:val="0"/>
     <w:pPr>
-      <w:keepNext w:val="1"/>
-      <w:keepLines w:val="1"/>
+      <w:keepNext/>
+      <w:keepLines/>
       <w:pageBreakBefore w:val="0"/>
-      <w:spacing w:after="80" w:before="280" w:lineRule="auto"/>
+      <w:spacing w:before="280" w:after="80"/>
     </w:pPr>
     <w:rPr>
       <w:color w:val="666666"/>
@@ -4225,15 +5915,17 @@
       <w:szCs w:val="24"/>
     </w:rPr>
   </w:style>
-  <w:style w:type="paragraph" w:styleId="Heading5">
+  <w:style w:type="paragraph" w:styleId="6">
     <w:name w:val="heading 5"/>
-    <w:basedOn w:val="Normal"/>
-    <w:next w:val="Normal"/>
+    <w:basedOn w:val="1"/>
+    <w:next w:val="1"/>
+    <w:qFormat/>
+    <w:uiPriority w:val="0"/>
     <w:pPr>
-      <w:keepNext w:val="1"/>
-      <w:keepLines w:val="1"/>
+      <w:keepNext/>
+      <w:keepLines/>
       <w:pageBreakBefore w:val="0"/>
-      <w:spacing w:after="80" w:before="240" w:lineRule="auto"/>
+      <w:spacing w:before="240" w:after="80"/>
     </w:pPr>
     <w:rPr>
       <w:color w:val="666666"/>
@@ -4241,57 +5933,94 @@
       <w:szCs w:val="22"/>
     </w:rPr>
   </w:style>
-  <w:style w:type="paragraph" w:styleId="Heading6">
+  <w:style w:type="paragraph" w:styleId="7">
     <w:name w:val="heading 6"/>
-    <w:basedOn w:val="Normal"/>
-    <w:next w:val="Normal"/>
+    <w:basedOn w:val="1"/>
+    <w:next w:val="1"/>
+    <w:qFormat/>
+    <w:uiPriority w:val="0"/>
     <w:pPr>
-      <w:keepNext w:val="1"/>
-      <w:keepLines w:val="1"/>
+      <w:keepNext/>
+      <w:keepLines/>
       <w:pageBreakBefore w:val="0"/>
-      <w:spacing w:after="80" w:before="240" w:lineRule="auto"/>
+      <w:spacing w:before="240" w:after="80"/>
     </w:pPr>
     <w:rPr>
-      <w:i w:val="1"/>
-      <w:iCs w:val="1"/>
+      <w:i/>
+      <w:iCs/>
       <w:color w:val="666666"/>
       <w:sz w:val="22"/>
       <w:szCs w:val="22"/>
     </w:rPr>
   </w:style>
-  <w:style w:type="paragraph" w:styleId="Title">
+  <w:style w:type="character" w:default="1" w:styleId="8">
+    <w:name w:val="Default Paragraph Font"/>
+    <w:semiHidden/>
+    <w:qFormat/>
+    <w:uiPriority w:val="0"/>
+  </w:style>
+  <w:style w:type="table" w:default="1" w:styleId="9">
+    <w:name w:val="Normal Table"/>
+    <w:semiHidden/>
+    <w:qFormat/>
+    <w:uiPriority w:val="0"/>
+    <w:tblPr>
+      <w:tblCellMar>
+        <w:top w:w="0" w:type="dxa"/>
+        <w:left w:w="108" w:type="dxa"/>
+        <w:bottom w:w="0" w:type="dxa"/>
+        <w:right w:w="108" w:type="dxa"/>
+      </w:tblCellMar>
+    </w:tblPr>
+  </w:style>
+  <w:style w:type="paragraph" w:styleId="10">
+    <w:name w:val="Subtitle"/>
+    <w:basedOn w:val="1"/>
+    <w:next w:val="1"/>
+    <w:qFormat/>
+    <w:uiPriority w:val="0"/>
+    <w:pPr>
+      <w:keepNext/>
+      <w:keepLines/>
+      <w:pageBreakBefore w:val="0"/>
+      <w:spacing w:before="0" w:after="320"/>
+    </w:pPr>
+    <w:rPr>
+      <w:rFonts w:ascii="Arial" w:hAnsi="Arial" w:eastAsia="Arial" w:cs="Arial"/>
+      <w:color w:val="666666"/>
+      <w:sz w:val="30"/>
+      <w:szCs w:val="30"/>
+    </w:rPr>
+  </w:style>
+  <w:style w:type="paragraph" w:styleId="11">
     <w:name w:val="Title"/>
-    <w:basedOn w:val="Normal"/>
-    <w:next w:val="Normal"/>
+    <w:basedOn w:val="1"/>
+    <w:next w:val="1"/>
+    <w:qFormat/>
+    <w:uiPriority w:val="0"/>
     <w:pPr>
-      <w:keepNext w:val="1"/>
-      <w:keepLines w:val="1"/>
+      <w:keepNext/>
+      <w:keepLines/>
       <w:pageBreakBefore w:val="0"/>
-      <w:spacing w:after="60" w:before="0" w:lineRule="auto"/>
+      <w:spacing w:before="0" w:after="60"/>
     </w:pPr>
     <w:rPr>
       <w:sz w:val="52"/>
       <w:szCs w:val="52"/>
     </w:rPr>
   </w:style>
-  <w:style w:type="paragraph" w:styleId="Subtitle">
-    <w:name w:val="Subtitle"/>
-    <w:basedOn w:val="Normal"/>
-    <w:next w:val="Normal"/>
-    <w:pPr>
-      <w:keepNext w:val="1"/>
-      <w:keepLines w:val="1"/>
-      <w:pageBreakBefore w:val="0"/>
-      <w:spacing w:after="320" w:before="0" w:lineRule="auto"/>
-    </w:pPr>
-    <w:rPr>
-      <w:rFonts w:ascii="Arial" w:cs="Arial" w:eastAsia="Arial" w:hAnsi="Arial"/>
-      <w:i w:val="0"/>
-      <w:iCs w:val="0"/>
-      <w:color w:val="666666"/>
-      <w:sz w:val="30"/>
-      <w:szCs w:val="30"/>
-    </w:rPr>
+  <w:style w:type="table" w:customStyle="1" w:styleId="12">
+    <w:name w:val="TableNormal"/>
+    <w:qFormat/>
+    <w:uiPriority w:val="0"/>
+    <w:tblPr>
+      <w:tblCellMar>
+        <w:top w:w="100" w:type="dxa"/>
+        <w:left w:w="100" w:type="dxa"/>
+        <w:bottom w:w="100" w:type="dxa"/>
+        <w:right w:w="100" w:type="dxa"/>
+      </w:tblCellMar>
+    </w:tblPr>
   </w:style>
 </w:styles>
 </file>
@@ -4612,6 +6341,5 @@
       </a:style>
     </a:lnDef>
   </a:objectDefaults>
-  <a:extraClrSchemeLst/>
 </a:theme>
 </file>
--- a/flask_projects/Git and github.docx
+++ b/flask_projects/Git and github.docx
@@ -1761,6 +1761,7 @@
     <w:p>
       <w:pPr>
         <w:numPr>
+          <w:ilvl w:val="0"/>
           <w:numId w:val="0"/>
         </w:numPr>
         <w:spacing w:before="0" w:beforeAutospacing="0" w:after="240" w:line="276" w:lineRule="auto"/>
@@ -1820,6 +1821,7 @@
     <w:p>
       <w:pPr>
         <w:numPr>
+          <w:ilvl w:val="0"/>
           <w:numId w:val="0"/>
         </w:numPr>
         <w:spacing w:before="0" w:beforeAutospacing="0" w:after="240" w:line="276" w:lineRule="auto"/>
@@ -2007,6 +2009,7 @@
     <w:p>
       <w:pPr>
         <w:numPr>
+          <w:ilvl w:val="0"/>
           <w:numId w:val="0"/>
         </w:numPr>
         <w:spacing w:before="0" w:beforeAutospacing="0" w:after="240" w:line="276" w:lineRule="auto"/>
@@ -2101,8 +2104,6 @@
           </wp:inline>
         </w:drawing>
       </w:r>
-      <w:bookmarkStart w:id="0" w:name="_GoBack"/>
-      <w:bookmarkEnd w:id="0"/>
     </w:p>
     <w:p>
       <w:pPr>
@@ -2810,6 +2811,552 @@
         <w:t xml:space="preserve"> branch.</w:t>
       </w:r>
     </w:p>
+    <w:p>
+      <w:pPr>
+        <w:rPr>
+          <w:rFonts w:hint="default"/>
+          <w:b/>
+          <w:bCs/>
+          <w:lang w:val="en-US"/>
+        </w:rPr>
+      </w:pPr>
+      <w:r>
+        <w:rPr>
+          <w:rFonts w:hint="default"/>
+          <w:b/>
+          <w:bCs/>
+          <w:lang w:val="en-US"/>
+        </w:rPr>
+        <w:t xml:space="preserve">Solution: </w:t>
+      </w:r>
+    </w:p>
+    <w:p>
+      <w:r>
+        <w:drawing>
+          <wp:inline distT="0" distB="0" distL="114300" distR="114300">
+            <wp:extent cx="5942330" cy="3575050"/>
+            <wp:effectExtent l="0" t="0" r="1270" b="6350"/>
+            <wp:docPr id="26" name="Picture 3"/>
+            <wp:cNvGraphicFramePr>
+              <a:graphicFrameLocks xmlns:a="http://schemas.openxmlformats.org/drawingml/2006/main" noChangeAspect="1"/>
+            </wp:cNvGraphicFramePr>
+            <a:graphic xmlns:a="http://schemas.openxmlformats.org/drawingml/2006/main">
+              <a:graphicData uri="http://schemas.openxmlformats.org/drawingml/2006/picture">
+                <pic:pic xmlns:pic="http://schemas.openxmlformats.org/drawingml/2006/picture">
+                  <pic:nvPicPr>
+                    <pic:cNvPr id="26" name="Picture 3"/>
+                    <pic:cNvPicPr>
+                      <a:picLocks noChangeAspect="1"/>
+                    </pic:cNvPicPr>
+                  </pic:nvPicPr>
+                  <pic:blipFill>
+                    <a:blip r:embed="rId29"/>
+                    <a:stretch>
+                      <a:fillRect/>
+                    </a:stretch>
+                  </pic:blipFill>
+                  <pic:spPr>
+                    <a:xfrm>
+                      <a:off x="0" y="0"/>
+                      <a:ext cx="5942330" cy="3575050"/>
+                    </a:xfrm>
+                    <a:prstGeom prst="rect">
+                      <a:avLst/>
+                    </a:prstGeom>
+                    <a:noFill/>
+                    <a:ln>
+                      <a:noFill/>
+                    </a:ln>
+                  </pic:spPr>
+                </pic:pic>
+              </a:graphicData>
+            </a:graphic>
+          </wp:inline>
+        </w:drawing>
+      </w:r>
+    </w:p>
+    <w:p>
+      <w:pPr>
+        <w:rPr>
+          <w:rFonts w:hint="default"/>
+          <w:lang w:val="en-US"/>
+        </w:rPr>
+      </w:pPr>
+      <w:r>
+        <w:rPr>
+          <w:rFonts w:hint="default"/>
+          <w:lang w:val="en-US"/>
+        </w:rPr>
+        <w:t>After adding item uuid in todo.html performed git operations as per ask</w:t>
+      </w:r>
+    </w:p>
+    <w:p>
+      <w:r>
+        <w:drawing>
+          <wp:inline distT="0" distB="0" distL="114300" distR="114300">
+            <wp:extent cx="3962400" cy="638175"/>
+            <wp:effectExtent l="0" t="0" r="0" b="9525"/>
+            <wp:docPr id="28" name="Picture 5"/>
+            <wp:cNvGraphicFramePr>
+              <a:graphicFrameLocks xmlns:a="http://schemas.openxmlformats.org/drawingml/2006/main" noChangeAspect="1"/>
+            </wp:cNvGraphicFramePr>
+            <a:graphic xmlns:a="http://schemas.openxmlformats.org/drawingml/2006/main">
+              <a:graphicData uri="http://schemas.openxmlformats.org/drawingml/2006/picture">
+                <pic:pic xmlns:pic="http://schemas.openxmlformats.org/drawingml/2006/picture">
+                  <pic:nvPicPr>
+                    <pic:cNvPr id="28" name="Picture 5"/>
+                    <pic:cNvPicPr>
+                      <a:picLocks noChangeAspect="1"/>
+                    </pic:cNvPicPr>
+                  </pic:nvPicPr>
+                  <pic:blipFill>
+                    <a:blip r:embed="rId30"/>
+                    <a:stretch>
+                      <a:fillRect/>
+                    </a:stretch>
+                  </pic:blipFill>
+                  <pic:spPr>
+                    <a:xfrm>
+                      <a:off x="0" y="0"/>
+                      <a:ext cx="3962400" cy="638175"/>
+                    </a:xfrm>
+                    <a:prstGeom prst="rect">
+                      <a:avLst/>
+                    </a:prstGeom>
+                    <a:noFill/>
+                    <a:ln>
+                      <a:noFill/>
+                    </a:ln>
+                  </pic:spPr>
+                </pic:pic>
+              </a:graphicData>
+            </a:graphic>
+          </wp:inline>
+        </w:drawing>
+      </w:r>
+      <w:r>
+        <w:drawing>
+          <wp:inline distT="0" distB="0" distL="114300" distR="114300">
+            <wp:extent cx="5941060" cy="3021330"/>
+            <wp:effectExtent l="0" t="0" r="2540" b="7620"/>
+            <wp:docPr id="27" name="Picture 4"/>
+            <wp:cNvGraphicFramePr>
+              <a:graphicFrameLocks xmlns:a="http://schemas.openxmlformats.org/drawingml/2006/main" noChangeAspect="1"/>
+            </wp:cNvGraphicFramePr>
+            <a:graphic xmlns:a="http://schemas.openxmlformats.org/drawingml/2006/main">
+              <a:graphicData uri="http://schemas.openxmlformats.org/drawingml/2006/picture">
+                <pic:pic xmlns:pic="http://schemas.openxmlformats.org/drawingml/2006/picture">
+                  <pic:nvPicPr>
+                    <pic:cNvPr id="27" name="Picture 4"/>
+                    <pic:cNvPicPr>
+                      <a:picLocks noChangeAspect="1"/>
+                    </pic:cNvPicPr>
+                  </pic:nvPicPr>
+                  <pic:blipFill>
+                    <a:blip r:embed="rId31"/>
+                    <a:stretch>
+                      <a:fillRect/>
+                    </a:stretch>
+                  </pic:blipFill>
+                  <pic:spPr>
+                    <a:xfrm>
+                      <a:off x="0" y="0"/>
+                      <a:ext cx="5941060" cy="3021330"/>
+                    </a:xfrm>
+                    <a:prstGeom prst="rect">
+                      <a:avLst/>
+                    </a:prstGeom>
+                    <a:noFill/>
+                    <a:ln>
+                      <a:noFill/>
+                    </a:ln>
+                  </pic:spPr>
+                </pic:pic>
+              </a:graphicData>
+            </a:graphic>
+          </wp:inline>
+        </w:drawing>
+      </w:r>
+    </w:p>
+    <w:p>
+      <w:pPr>
+        <w:rPr>
+          <w:rFonts w:hint="default"/>
+          <w:lang w:val="en-US"/>
+        </w:rPr>
+      </w:pPr>
+      <w:r>
+        <w:rPr>
+          <w:rFonts w:hint="default"/>
+          <w:lang w:val="en-US"/>
+        </w:rPr>
+        <w:t>After adding item hash in todo.html performed git operations as per ask</w:t>
+      </w:r>
+    </w:p>
+    <w:p>
+      <w:r>
+        <w:drawing>
+          <wp:inline distT="0" distB="0" distL="114300" distR="114300">
+            <wp:extent cx="3743325" cy="533400"/>
+            <wp:effectExtent l="0" t="0" r="9525" b="0"/>
+            <wp:docPr id="29" name="Picture 6"/>
+            <wp:cNvGraphicFramePr>
+              <a:graphicFrameLocks xmlns:a="http://schemas.openxmlformats.org/drawingml/2006/main" noChangeAspect="1"/>
+            </wp:cNvGraphicFramePr>
+            <a:graphic xmlns:a="http://schemas.openxmlformats.org/drawingml/2006/main">
+              <a:graphicData uri="http://schemas.openxmlformats.org/drawingml/2006/picture">
+                <pic:pic xmlns:pic="http://schemas.openxmlformats.org/drawingml/2006/picture">
+                  <pic:nvPicPr>
+                    <pic:cNvPr id="29" name="Picture 6"/>
+                    <pic:cNvPicPr>
+                      <a:picLocks noChangeAspect="1"/>
+                    </pic:cNvPicPr>
+                  </pic:nvPicPr>
+                  <pic:blipFill>
+                    <a:blip r:embed="rId32"/>
+                    <a:stretch>
+                      <a:fillRect/>
+                    </a:stretch>
+                  </pic:blipFill>
+                  <pic:spPr>
+                    <a:xfrm>
+                      <a:off x="0" y="0"/>
+                      <a:ext cx="3743325" cy="533400"/>
+                    </a:xfrm>
+                    <a:prstGeom prst="rect">
+                      <a:avLst/>
+                    </a:prstGeom>
+                    <a:noFill/>
+                    <a:ln>
+                      <a:noFill/>
+                    </a:ln>
+                  </pic:spPr>
+                </pic:pic>
+              </a:graphicData>
+            </a:graphic>
+          </wp:inline>
+        </w:drawing>
+      </w:r>
+    </w:p>
+    <w:p>
+      <w:r>
+        <w:drawing>
+          <wp:inline distT="0" distB="0" distL="114300" distR="114300">
+            <wp:extent cx="5937250" cy="2539365"/>
+            <wp:effectExtent l="0" t="0" r="6350" b="13335"/>
+            <wp:docPr id="30" name="Picture 7"/>
+            <wp:cNvGraphicFramePr>
+              <a:graphicFrameLocks xmlns:a="http://schemas.openxmlformats.org/drawingml/2006/main" noChangeAspect="1"/>
+            </wp:cNvGraphicFramePr>
+            <a:graphic xmlns:a="http://schemas.openxmlformats.org/drawingml/2006/main">
+              <a:graphicData uri="http://schemas.openxmlformats.org/drawingml/2006/picture">
+                <pic:pic xmlns:pic="http://schemas.openxmlformats.org/drawingml/2006/picture">
+                  <pic:nvPicPr>
+                    <pic:cNvPr id="30" name="Picture 7"/>
+                    <pic:cNvPicPr>
+                      <a:picLocks noChangeAspect="1"/>
+                    </pic:cNvPicPr>
+                  </pic:nvPicPr>
+                  <pic:blipFill>
+                    <a:blip r:embed="rId33"/>
+                    <a:stretch>
+                      <a:fillRect/>
+                    </a:stretch>
+                  </pic:blipFill>
+                  <pic:spPr>
+                    <a:xfrm>
+                      <a:off x="0" y="0"/>
+                      <a:ext cx="5937250" cy="2539365"/>
+                    </a:xfrm>
+                    <a:prstGeom prst="rect">
+                      <a:avLst/>
+                    </a:prstGeom>
+                    <a:noFill/>
+                    <a:ln>
+                      <a:noFill/>
+                    </a:ln>
+                  </pic:spPr>
+                </pic:pic>
+              </a:graphicData>
+            </a:graphic>
+          </wp:inline>
+        </w:drawing>
+      </w:r>
+    </w:p>
+    <w:p>
+      <w:pPr>
+        <w:rPr>
+          <w:rFonts w:hint="default"/>
+          <w:lang w:val="en-US"/>
+        </w:rPr>
+      </w:pPr>
+      <w:r>
+        <w:rPr>
+          <w:rFonts w:hint="default"/>
+          <w:lang w:val="en-US"/>
+        </w:rPr>
+        <w:t>merged master_1 in main</w:t>
+      </w:r>
+    </w:p>
+    <w:p>
+      <w:r>
+        <w:drawing>
+          <wp:inline distT="0" distB="0" distL="114300" distR="114300">
+            <wp:extent cx="5695315" cy="1510030"/>
+            <wp:effectExtent l="0" t="0" r="635" b="13970"/>
+            <wp:docPr id="31" name="Picture 8"/>
+            <wp:cNvGraphicFramePr>
+              <a:graphicFrameLocks xmlns:a="http://schemas.openxmlformats.org/drawingml/2006/main" noChangeAspect="1"/>
+            </wp:cNvGraphicFramePr>
+            <a:graphic xmlns:a="http://schemas.openxmlformats.org/drawingml/2006/main">
+              <a:graphicData uri="http://schemas.openxmlformats.org/drawingml/2006/picture">
+                <pic:pic xmlns:pic="http://schemas.openxmlformats.org/drawingml/2006/picture">
+                  <pic:nvPicPr>
+                    <pic:cNvPr id="31" name="Picture 8"/>
+                    <pic:cNvPicPr>
+                      <a:picLocks noChangeAspect="1"/>
+                    </pic:cNvPicPr>
+                  </pic:nvPicPr>
+                  <pic:blipFill>
+                    <a:blip r:embed="rId34"/>
+                    <a:stretch>
+                      <a:fillRect/>
+                    </a:stretch>
+                  </pic:blipFill>
+                  <pic:spPr>
+                    <a:xfrm>
+                      <a:off x="0" y="0"/>
+                      <a:ext cx="5695315" cy="1510030"/>
+                    </a:xfrm>
+                    <a:prstGeom prst="rect">
+                      <a:avLst/>
+                    </a:prstGeom>
+                    <a:noFill/>
+                    <a:ln>
+                      <a:noFill/>
+                    </a:ln>
+                  </pic:spPr>
+                </pic:pic>
+              </a:graphicData>
+            </a:graphic>
+          </wp:inline>
+        </w:drawing>
+      </w:r>
+    </w:p>
+    <w:p/>
+    <w:p>
+      <w:pPr>
+        <w:rPr>
+          <w:rFonts w:hint="default"/>
+          <w:lang w:val="en-US"/>
+        </w:rPr>
+      </w:pPr>
+      <w:r>
+        <w:rPr>
+          <w:rFonts w:hint="default"/>
+          <w:lang w:val="en-US"/>
+        </w:rPr>
+        <w:t>Git log --online</w:t>
+      </w:r>
+    </w:p>
+    <w:p>
+      <w:pPr>
+        <w:rPr>
+          <w:rFonts w:hint="default"/>
+          <w:lang w:val="en-US"/>
+        </w:rPr>
+      </w:pPr>
+      <w:r>
+        <w:drawing>
+          <wp:inline distT="0" distB="0" distL="114300" distR="114300">
+            <wp:extent cx="5941695" cy="3836035"/>
+            <wp:effectExtent l="0" t="0" r="1905" b="12065"/>
+            <wp:docPr id="32" name="Picture 9"/>
+            <wp:cNvGraphicFramePr>
+              <a:graphicFrameLocks xmlns:a="http://schemas.openxmlformats.org/drawingml/2006/main" noChangeAspect="1"/>
+            </wp:cNvGraphicFramePr>
+            <a:graphic xmlns:a="http://schemas.openxmlformats.org/drawingml/2006/main">
+              <a:graphicData uri="http://schemas.openxmlformats.org/drawingml/2006/picture">
+                <pic:pic xmlns:pic="http://schemas.openxmlformats.org/drawingml/2006/picture">
+                  <pic:nvPicPr>
+                    <pic:cNvPr id="32" name="Picture 9"/>
+                    <pic:cNvPicPr>
+                      <a:picLocks noChangeAspect="1"/>
+                    </pic:cNvPicPr>
+                  </pic:nvPicPr>
+                  <pic:blipFill>
+                    <a:blip r:embed="rId35"/>
+                    <a:stretch>
+                      <a:fillRect/>
+                    </a:stretch>
+                  </pic:blipFill>
+                  <pic:spPr>
+                    <a:xfrm>
+                      <a:off x="0" y="0"/>
+                      <a:ext cx="5941695" cy="3836035"/>
+                    </a:xfrm>
+                    <a:prstGeom prst="rect">
+                      <a:avLst/>
+                    </a:prstGeom>
+                    <a:noFill/>
+                    <a:ln>
+                      <a:noFill/>
+                    </a:ln>
+                  </pic:spPr>
+                </pic:pic>
+              </a:graphicData>
+            </a:graphic>
+          </wp:inline>
+        </w:drawing>
+      </w:r>
+    </w:p>
+    <w:p>
+      <w:pPr>
+        <w:rPr>
+          <w:rFonts w:hint="default"/>
+          <w:b w:val="0"/>
+          <w:bCs w:val="0"/>
+          <w:lang w:val="en-US"/>
+        </w:rPr>
+      </w:pPr>
+      <w:r>
+        <w:rPr>
+          <w:rFonts w:hint="default"/>
+          <w:b w:val="0"/>
+          <w:bCs w:val="0"/>
+          <w:lang w:val="en-US"/>
+        </w:rPr>
+        <w:t>Git reset as per ask</w:t>
+      </w:r>
+    </w:p>
+    <w:p>
+      <w:pPr>
+        <w:rPr>
+          <w:rFonts w:hint="default"/>
+          <w:b w:val="0"/>
+          <w:bCs w:val="0"/>
+          <w:lang w:val="en-US"/>
+        </w:rPr>
+      </w:pPr>
+      <w:r>
+        <w:drawing>
+          <wp:inline distT="0" distB="0" distL="114300" distR="114300">
+            <wp:extent cx="5935980" cy="1011555"/>
+            <wp:effectExtent l="0" t="0" r="7620" b="17145"/>
+            <wp:docPr id="33" name="Picture 10"/>
+            <wp:cNvGraphicFramePr>
+              <a:graphicFrameLocks xmlns:a="http://schemas.openxmlformats.org/drawingml/2006/main" noChangeAspect="1"/>
+            </wp:cNvGraphicFramePr>
+            <a:graphic xmlns:a="http://schemas.openxmlformats.org/drawingml/2006/main">
+              <a:graphicData uri="http://schemas.openxmlformats.org/drawingml/2006/picture">
+                <pic:pic xmlns:pic="http://schemas.openxmlformats.org/drawingml/2006/picture">
+                  <pic:nvPicPr>
+                    <pic:cNvPr id="33" name="Picture 10"/>
+                    <pic:cNvPicPr>
+                      <a:picLocks noChangeAspect="1"/>
+                    </pic:cNvPicPr>
+                  </pic:nvPicPr>
+                  <pic:blipFill>
+                    <a:blip r:embed="rId36"/>
+                    <a:stretch>
+                      <a:fillRect/>
+                    </a:stretch>
+                  </pic:blipFill>
+                  <pic:spPr>
+                    <a:xfrm>
+                      <a:off x="0" y="0"/>
+                      <a:ext cx="5935980" cy="1011555"/>
+                    </a:xfrm>
+                    <a:prstGeom prst="rect">
+                      <a:avLst/>
+                    </a:prstGeom>
+                    <a:noFill/>
+                    <a:ln>
+                      <a:noFill/>
+                    </a:ln>
+                  </pic:spPr>
+                </pic:pic>
+              </a:graphicData>
+            </a:graphic>
+          </wp:inline>
+        </w:drawing>
+      </w:r>
+    </w:p>
+    <w:p>
+      <w:pPr>
+        <w:rPr>
+          <w:rFonts w:hint="default"/>
+          <w:b w:val="0"/>
+          <w:bCs w:val="0"/>
+          <w:lang w:val="en-US"/>
+        </w:rPr>
+      </w:pPr>
+      <w:r>
+        <w:rPr>
+          <w:rFonts w:hint="default"/>
+          <w:b w:val="0"/>
+          <w:bCs w:val="0"/>
+          <w:lang w:val="en-US"/>
+        </w:rPr>
+        <w:t>Rebase master_1 with main</w:t>
+      </w:r>
+    </w:p>
+    <w:p>
+      <w:r>
+        <w:drawing>
+          <wp:inline distT="0" distB="0" distL="114300" distR="114300">
+            <wp:extent cx="5942330" cy="1358265"/>
+            <wp:effectExtent l="0" t="0" r="1270" b="13335"/>
+            <wp:docPr id="20" name="Picture 1"/>
+            <wp:cNvGraphicFramePr>
+              <a:graphicFrameLocks xmlns:a="http://schemas.openxmlformats.org/drawingml/2006/main" noChangeAspect="1"/>
+            </wp:cNvGraphicFramePr>
+            <a:graphic xmlns:a="http://schemas.openxmlformats.org/drawingml/2006/main">
+              <a:graphicData uri="http://schemas.openxmlformats.org/drawingml/2006/picture">
+                <pic:pic xmlns:pic="http://schemas.openxmlformats.org/drawingml/2006/picture">
+                  <pic:nvPicPr>
+                    <pic:cNvPr id="20" name="Picture 1"/>
+                    <pic:cNvPicPr>
+                      <a:picLocks noChangeAspect="1"/>
+                    </pic:cNvPicPr>
+                  </pic:nvPicPr>
+                  <pic:blipFill>
+                    <a:blip r:embed="rId37"/>
+                    <a:stretch>
+                      <a:fillRect/>
+                    </a:stretch>
+                  </pic:blipFill>
+                  <pic:spPr>
+                    <a:xfrm>
+                      <a:off x="0" y="0"/>
+                      <a:ext cx="5942330" cy="1358265"/>
+                    </a:xfrm>
+                    <a:prstGeom prst="rect">
+                      <a:avLst/>
+                    </a:prstGeom>
+                    <a:noFill/>
+                    <a:ln>
+                      <a:noFill/>
+                    </a:ln>
+                  </pic:spPr>
+                </pic:pic>
+              </a:graphicData>
+            </a:graphic>
+          </wp:inline>
+        </w:drawing>
+      </w:r>
+      <w:bookmarkStart w:id="0" w:name="_GoBack"/>
+      <w:bookmarkEnd w:id="0"/>
+    </w:p>
+    <w:p>
+      <w:pPr>
+        <w:rPr>
+          <w:rFonts w:hint="default"/>
+          <w:lang w:val="en-US"/>
+        </w:rPr>
+      </w:pPr>
+    </w:p>
+    <w:p/>
     <w:p/>
     <w:p>
       <w:pPr>
